--- a/coisa séria do tcc (A PASTA)/Para fAZER/APRESENTAÇÃO FINAL de Dezembro pra banca e pra nota.docx
+++ b/coisa séria do tcc (A PASTA)/Para fAZER/APRESENTAÇÃO FINAL de Dezembro pra banca e pra nota.docx
@@ -397,6 +397,45 @@
       </w:pPr>
       <w:r>
         <w:lastRenderedPageBreak/>
+        <w:t>FAQ – Perguntas Frequentes ()</w:t>
+      </w:r>
+    </w:p>
+    <w:p>
+      <w:pPr>
+        <w:pStyle w:val="Ttulo1"/>
+      </w:pPr>
+      <w:r>
+        <w:t>Como a plataforma vai ajudar a divulgar os jogos?</w:t>
+      </w:r>
+    </w:p>
+    <w:p>
+      <w:pPr>
+        <w:pStyle w:val="Ttulo1"/>
+      </w:pPr>
+      <w:r>
+        <w:t>Como os desenvolvedores conseguirão monetizar suas criações?</w:t>
+      </w:r>
+    </w:p>
+    <w:p>
+      <w:pPr>
+        <w:pStyle w:val="Ttulo1"/>
+      </w:pPr>
+      <w:r>
+        <w:t>E quanto aos jogos com restrição de idade? Como vai funcionar o sistema de classificação indicativa?</w:t>
+      </w:r>
+      <w:r>
+        <w:br w:type="page"/>
+      </w:r>
+    </w:p>
+    <w:p>
+      <w:pPr>
+        <w:pStyle w:val="Ttulo"/>
+        <w:jc w:val="center"/>
+      </w:pPr>
+      <w:bookmarkStart w:id="0" w:name="_GoBack"/>
+      <w:bookmarkEnd w:id="0"/>
+      <w:r>
+        <w:lastRenderedPageBreak/>
         <w:t>Conclusão</w:t>
       </w:r>
     </w:p>
@@ -407,16 +446,6 @@
       <w:r>
         <w:t>Detalhamento do Objetivo Geral</w:t>
       </w:r>
-    </w:p>
-    <w:p>
-      <w:pPr>
-        <w:rPr>
-          <w:rFonts w:asciiTheme="majorHAnsi" w:eastAsiaTheme="majorEastAsia" w:hAnsiTheme="majorHAnsi" w:cstheme="majorBidi"/>
-          <w:color w:val="2F5496" w:themeColor="accent1" w:themeShade="BF"/>
-          <w:sz w:val="32"/>
-          <w:szCs w:val="32"/>
-        </w:rPr>
-      </w:pPr>
       <w:r>
         <w:br w:type="page"/>
       </w:r>
@@ -525,8 +554,6 @@
       <w:r>
         <w:t>Estudo de Caso do mercado atual</w:t>
       </w:r>
-      <w:bookmarkStart w:id="0" w:name="_GoBack"/>
-      <w:bookmarkEnd w:id="0"/>
     </w:p>
     <w:sectPr>
       <w:pgSz w:w="11906" w:h="16838"/>

--- a/coisa séria do tcc (A PASTA)/Para fAZER/APRESENTAÇÃO FINAL de Dezembro pra banca e pra nota.docx
+++ b/coisa séria do tcc (A PASTA)/Para fAZER/APRESENTAÇÃO FINAL de Dezembro pra banca e pra nota.docx
@@ -16,6 +16,20 @@
         </w:rPr>
         <w:t>Bahia</w:t>
       </w:r>
+      <w:r>
+        <w:rPr>
+          <w:rStyle w:val="Forte"/>
+        </w:rPr>
+        <w:t xml:space="preserve"> – o site em si</w:t>
+      </w:r>
+      <w:r>
+        <w:rPr>
+          <w:rStyle w:val="Forte"/>
+        </w:rPr>
+        <w:t xml:space="preserve"> e a demonstração de uso dele também</w:t>
+      </w:r>
+      <w:bookmarkStart w:id="0" w:name="_GoBack"/>
+      <w:bookmarkEnd w:id="0"/>
     </w:p>
     <w:p>
       <w:pPr>
@@ -31,23 +45,36 @@
         </w:rPr>
         <w:t>Dalla</w:t>
       </w:r>
+      <w:r>
+        <w:rPr>
+          <w:rStyle w:val="Forte"/>
+        </w:rPr>
+        <w:t xml:space="preserve"> – a estrutura e as figuras montadas</w:t>
+      </w:r>
     </w:p>
     <w:p>
       <w:pPr>
         <w:pStyle w:val="Ttulo"/>
         <w:jc w:val="center"/>
         <w:rPr>
+          <w:b/>
+          <w:bCs/>
+        </w:rPr>
+      </w:pPr>
+      <w:proofErr w:type="spellStart"/>
+      <w:r>
+        <w:rPr>
           <w:rStyle w:val="Forte"/>
         </w:rPr>
-      </w:pPr>
-      <w:proofErr w:type="spellStart"/>
+        <w:t>Prota</w:t>
+      </w:r>
+      <w:proofErr w:type="spellEnd"/>
       <w:r>
         <w:rPr>
           <w:rStyle w:val="Forte"/>
         </w:rPr>
-        <w:t>Prota</w:t>
-      </w:r>
-      <w:proofErr w:type="spellEnd"/>
+        <w:t xml:space="preserve"> – talvez as ferramentas usadas</w:t>
+      </w:r>
     </w:p>
     <w:p>
       <w:pPr>
@@ -65,20 +92,33 @@
         <w:t>Brenno</w:t>
       </w:r>
       <w:proofErr w:type="spellEnd"/>
+      <w:r>
+        <w:rPr>
+          <w:rStyle w:val="Forte"/>
+        </w:rPr>
+        <w:t xml:space="preserve"> – o app em si</w:t>
+      </w:r>
     </w:p>
     <w:p>
       <w:pPr>
         <w:pStyle w:val="Ttulo"/>
         <w:jc w:val="center"/>
         <w:rPr>
+          <w:b/>
+          <w:bCs/>
+        </w:rPr>
+      </w:pPr>
+      <w:r>
+        <w:rPr>
           <w:rStyle w:val="Forte"/>
         </w:rPr>
-      </w:pPr>
+        <w:t>Miguel</w:t>
+      </w:r>
       <w:r>
         <w:rPr>
           <w:rStyle w:val="Forte"/>
         </w:rPr>
-        <w:t>Miguel</w:t>
+        <w:t xml:space="preserve"> – demonstração do app</w:t>
       </w:r>
     </w:p>
     <w:p>
@@ -133,13 +173,167 @@
     <w:p>
       <w:pPr>
         <w:pStyle w:val="Ttulo1"/>
-      </w:pPr>
-      <w:r>
+        <w:rPr>
+          <w:b/>
+        </w:rPr>
+      </w:pPr>
+      <w:r>
+        <w:rPr>
+          <w:b/>
+        </w:rPr>
+        <w:t>Problematização</w:t>
+      </w:r>
+    </w:p>
+    <w:p>
+      <w:pPr>
+        <w:pStyle w:val="Ttulo1"/>
+        <w:rPr>
+          <w:b/>
+        </w:rPr>
+      </w:pPr>
+      <w:r>
+        <w:rPr>
+          <w:b/>
+        </w:rPr>
         <w:t>O que é a Plataforma</w:t>
       </w:r>
     </w:p>
     <w:p>
       <w:pPr>
+        <w:jc w:val="both"/>
+      </w:pPr>
+      <w:r>
+        <w:t xml:space="preserve">A </w:t>
+      </w:r>
+      <w:proofErr w:type="spellStart"/>
+      <w:r>
+        <w:t>F</w:t>
+      </w:r>
+      <w:r>
+        <w:t>loat</w:t>
+      </w:r>
+      <w:proofErr w:type="spellEnd"/>
+      <w:r>
+        <w:t xml:space="preserve"> é um</w:t>
+      </w:r>
+      <w:r>
+        <w:t>a plataforma on-line de</w:t>
+      </w:r>
+      <w:r>
+        <w:t xml:space="preserve"> compra, venda e distribuição de</w:t>
+      </w:r>
+      <w:r>
+        <w:t xml:space="preserve"> jogos</w:t>
+      </w:r>
+      <w:r>
+        <w:t xml:space="preserve"> eletrônicos</w:t>
+      </w:r>
+      <w:r>
+        <w:t>.</w:t>
+      </w:r>
+      <w:r>
+        <w:t xml:space="preserve"> Ela atua como um repositório de jogos independentes (</w:t>
+      </w:r>
+      <w:r>
+        <w:rPr>
+          <w:i/>
+        </w:rPr>
+        <w:t>indie</w:t>
+      </w:r>
+      <w:r>
+        <w:t>), onde os jogadores poderão encontrar desde criações de estúdios pequenos a jogos criados por uma única pessoa – tudo isso de forma mais facilitada.</w:t>
+      </w:r>
+    </w:p>
+    <w:p>
+      <w:pPr>
+        <w:jc w:val="both"/>
+      </w:pPr>
+      <w:r>
+        <w:t xml:space="preserve">A finalidade da plataforma é divulgar, promover e apoiar a publicação das novas experiências eletrônicas que constantemente são lançadas. </w:t>
+      </w:r>
+      <w:r>
+        <w:t>Com essa</w:t>
+      </w:r>
+      <w:r>
+        <w:t xml:space="preserve"> abordagem de </w:t>
+      </w:r>
+      <w:r>
+        <w:t>popularização</w:t>
+      </w:r>
+      <w:r>
+        <w:t xml:space="preserve"> e engajamento</w:t>
+      </w:r>
+      <w:r>
+        <w:t>, pretendemos</w:t>
+      </w:r>
+      <w:r>
+        <w:t xml:space="preserve"> expandir e ampliar</w:t>
+      </w:r>
+    </w:p>
+    <w:p>
+      <w:pPr>
+        <w:jc w:val="both"/>
+        <w:rPr>
+          <w:b/>
+          <w:u w:val="single"/>
+        </w:rPr>
+      </w:pPr>
+      <w:r>
+        <w:rPr>
+          <w:b/>
+          <w:u w:val="single"/>
+        </w:rPr>
+        <w:t>{</w:t>
+      </w:r>
+      <w:r>
+        <w:rPr>
+          <w:b/>
+          <w:u w:val="single"/>
+        </w:rPr>
+        <w:t>PUBLICAR</w:t>
+      </w:r>
+    </w:p>
+    <w:p>
+      <w:pPr>
+        <w:jc w:val="both"/>
+        <w:rPr>
+          <w:b/>
+          <w:u w:val="single"/>
+        </w:rPr>
+      </w:pPr>
+      <w:r>
+        <w:rPr>
+          <w:b/>
+          <w:u w:val="single"/>
+        </w:rPr>
+        <w:t>PROMOVER</w:t>
+      </w:r>
+    </w:p>
+    <w:p>
+      <w:pPr>
+        <w:jc w:val="both"/>
+        <w:rPr>
+          <w:b/>
+          <w:u w:val="single"/>
+        </w:rPr>
+      </w:pPr>
+      <w:r>
+        <w:rPr>
+          <w:b/>
+          <w:u w:val="single"/>
+        </w:rPr>
+        <w:t>DIFUNDIR</w:t>
+      </w:r>
+      <w:r>
+        <w:rPr>
+          <w:b/>
+          <w:u w:val="single"/>
+        </w:rPr>
+        <w:t>}</w:t>
+      </w:r>
+    </w:p>
+    <w:p>
+      <w:pPr>
         <w:pStyle w:val="Ttulo2"/>
       </w:pPr>
       <w:r>
@@ -148,6 +342,85 @@
     </w:p>
     <w:p>
       <w:pPr>
+        <w:jc w:val="both"/>
+      </w:pPr>
+      <w:r>
+        <w:t>Nosso principal foco é apoiar os criadores</w:t>
+      </w:r>
+      <w:r>
+        <w:t xml:space="preserve"> e desenvolvedores</w:t>
+      </w:r>
+      <w:r>
+        <w:t xml:space="preserve"> independentes</w:t>
+      </w:r>
+      <w:r>
+        <w:t>,</w:t>
+      </w:r>
+      <w:r>
+        <w:t xml:space="preserve"> </w:t>
+      </w:r>
+      <w:r>
+        <w:rPr>
+          <w:b/>
+          <w:u w:val="single"/>
+        </w:rPr>
+        <w:t>{algoritmos de redes sociais, limitações na verba e na arquitetura das ferramentas utilizadas</w:t>
+      </w:r>
+      <w:r>
+        <w:rPr>
+          <w:b/>
+          <w:u w:val="single"/>
+        </w:rPr>
+        <w:t>, dificuldade no marketing pessoal</w:t>
+      </w:r>
+      <w:r>
+        <w:rPr>
+          <w:b/>
+          <w:u w:val="single"/>
+        </w:rPr>
+        <w:t>}</w:t>
+      </w:r>
+    </w:p>
+    <w:p>
+      <w:pPr>
+        <w:jc w:val="both"/>
+      </w:pPr>
+      <w:r>
+        <w:t>Outro objetivo</w:t>
+      </w:r>
+      <w:r>
+        <w:t xml:space="preserve"> consequente do foco principal, é</w:t>
+      </w:r>
+      <w:r>
+        <w:t xml:space="preserve"> expandir</w:t>
+      </w:r>
+      <w:r>
+        <w:t xml:space="preserve"> a visão que os próprios jogadores têm do mercado atual de jogos.</w:t>
+      </w:r>
+      <w:r>
+        <w:t xml:space="preserve"> Nós da </w:t>
+      </w:r>
+      <w:proofErr w:type="spellStart"/>
+      <w:r>
+        <w:t>Float</w:t>
+      </w:r>
+      <w:proofErr w:type="spellEnd"/>
+      <w:r>
+        <w:t xml:space="preserve"> percebemos como o merca</w:t>
+      </w:r>
+      <w:r>
+        <w:t xml:space="preserve">do </w:t>
+      </w:r>
+      <w:r>
+        <w:rPr>
+          <w:b/>
+          <w:u w:val="single"/>
+        </w:rPr>
+        <w:t>{domínio de estúdios já conhecidos}</w:t>
+      </w:r>
+    </w:p>
+    <w:p>
+      <w:pPr>
         <w:pStyle w:val="Ttulo3"/>
       </w:pPr>
       <w:r>
@@ -155,14 +428,75 @@
       </w:r>
     </w:p>
     <w:p>
+      <w:r>
+        <w:t xml:space="preserve">Para os desenvolvedores, </w:t>
+      </w:r>
+      <w:proofErr w:type="gramStart"/>
+      <w:r>
+        <w:t>desejamos</w:t>
+      </w:r>
+      <w:r>
+        <w:t xml:space="preserve"> .</w:t>
+      </w:r>
+      <w:proofErr w:type="gramEnd"/>
+      <w:r>
+        <w:t xml:space="preserve"> De uma forma geral, </w:t>
+      </w:r>
+      <w:proofErr w:type="gramStart"/>
+      <w:r>
+        <w:t>desejamos .</w:t>
+      </w:r>
+      <w:proofErr w:type="gramEnd"/>
+    </w:p>
+    <w:p>
+      <w:r>
+        <w:t xml:space="preserve">Para os consumidores, </w:t>
+      </w:r>
+      <w:proofErr w:type="gramStart"/>
+      <w:r>
+        <w:t>queremos</w:t>
+      </w:r>
+      <w:r>
+        <w:t xml:space="preserve"> .</w:t>
+      </w:r>
+      <w:proofErr w:type="gramEnd"/>
+      <w:r>
+        <w:t xml:space="preserve"> De uma forma geral, </w:t>
+      </w:r>
+      <w:proofErr w:type="gramStart"/>
+      <w:r>
+        <w:t>queremos .</w:t>
+      </w:r>
+      <w:proofErr w:type="gramEnd"/>
+    </w:p>
+    <w:p>
       <w:pPr>
         <w:pStyle w:val="Ttulo1"/>
-      </w:pPr>
-      <w:r>
+        <w:rPr>
+          <w:b/>
+        </w:rPr>
+      </w:pPr>
+      <w:r>
+        <w:rPr>
+          <w:b/>
+        </w:rPr>
         <w:t>Recursos Gerais da Plataforma</w:t>
       </w:r>
     </w:p>
     <w:p>
+      <w:r>
+        <w:t xml:space="preserve">A plataforma </w:t>
+      </w:r>
+      <w:proofErr w:type="spellStart"/>
+      <w:r>
+        <w:t>Float</w:t>
+      </w:r>
+      <w:proofErr w:type="spellEnd"/>
+      <w:r>
+        <w:t xml:space="preserve"> oferece:</w:t>
+      </w:r>
+    </w:p>
+    <w:p>
       <w:pPr>
         <w:pStyle w:val="Ttulo2"/>
       </w:pPr>
@@ -183,6 +517,9 @@
         <w:pStyle w:val="Ttulo2"/>
       </w:pPr>
       <w:r>
+        <w:t xml:space="preserve">Recursos de </w:t>
+      </w:r>
+      <w:r>
         <w:t>Divulgação</w:t>
       </w:r>
     </w:p>
@@ -200,6 +537,17 @@
       </w:pPr>
       <w:r>
         <w:t>Feedback</w:t>
+      </w:r>
+      <w:r>
+        <w:t xml:space="preserve"> facilitado</w:t>
+      </w:r>
+    </w:p>
+    <w:p>
+      <w:pPr>
+        <w:pStyle w:val="Ttulo2"/>
+      </w:pPr>
+      <w:r>
+        <w:t>Notícias do mercado</w:t>
       </w:r>
     </w:p>
     <w:p>
@@ -227,6 +575,57 @@
       <w:pPr>
         <w:pStyle w:val="Ttulo1"/>
         <w:rPr>
+          <w:b/>
+        </w:rPr>
+      </w:pPr>
+      <w:r>
+        <w:rPr>
+          <w:b/>
+        </w:rPr>
+        <w:t>Análise do Mercado</w:t>
+      </w:r>
+    </w:p>
+    <w:p>
+      <w:pPr>
+        <w:pStyle w:val="Ttulo1"/>
+        <w:rPr>
+          <w:b/>
+        </w:rPr>
+      </w:pPr>
+      <w:r>
+        <w:rPr>
+          <w:b/>
+        </w:rPr>
+        <w:t>Informações Buscadas</w:t>
+      </w:r>
+    </w:p>
+    <w:p>
+      <w:pPr>
+        <w:pStyle w:val="Ttulo2"/>
+      </w:pPr>
+      <w:r>
+        <w:t>Fichamentos</w:t>
+      </w:r>
+    </w:p>
+    <w:p>
+      <w:pPr>
+        <w:pStyle w:val="Ttulo1"/>
+        <w:rPr>
+          <w:b/>
+        </w:rPr>
+      </w:pPr>
+      <w:r>
+        <w:rPr>
+          <w:b/>
+        </w:rPr>
+        <w:t>Pesquisa de Campo</w:t>
+      </w:r>
+    </w:p>
+    <w:p>
+      <w:pPr>
+        <w:pStyle w:val="Ttulo1"/>
+        <w:rPr>
+          <w:b/>
           <w:spacing w:val="-10"/>
           <w:kern w:val="28"/>
           <w:sz w:val="56"/>
@@ -234,9 +633,15 @@
         </w:rPr>
       </w:pPr>
       <w:r>
-        <w:t>Pesquisa de Campo</w:t>
-      </w:r>
-      <w:r>
+        <w:rPr>
+          <w:b/>
+        </w:rPr>
+        <w:t>Estudo dos Concorrentes</w:t>
+      </w:r>
+      <w:r>
+        <w:rPr>
+          <w:b/>
+        </w:rPr>
         <w:br w:type="page"/>
       </w:r>
     </w:p>
@@ -247,55 +652,85 @@
       </w:pPr>
       <w:r>
         <w:lastRenderedPageBreak/>
-        <w:t>Site</w:t>
+        <w:t>Desenvolvimento do Projeto</w:t>
       </w:r>
     </w:p>
     <w:p>
       <w:pPr>
         <w:pStyle w:val="Ttulo1"/>
-      </w:pPr>
-      <w:r>
-        <w:t>Código e Programação</w:t>
-      </w:r>
-    </w:p>
-    <w:p>
-      <w:pPr>
-        <w:pStyle w:val="Ttulo2"/>
-      </w:pPr>
-      <w:r>
-        <w:t>Ferramentas usadas</w:t>
-      </w:r>
-    </w:p>
-    <w:p>
-      <w:pPr>
-        <w:pStyle w:val="Ttulo1"/>
-      </w:pPr>
-      <w:r>
-        <w:t>Demonstração de Uso</w:t>
-      </w:r>
-    </w:p>
-    <w:p>
-      <w:pPr>
-        <w:pStyle w:val="Ttulo2"/>
-      </w:pPr>
-      <w:r>
-        <w:t>Login</w:t>
-      </w:r>
-    </w:p>
-    <w:p>
-      <w:pPr>
-        <w:pStyle w:val="Ttulo2"/>
-      </w:pPr>
-      <w:r>
-        <w:t>Explorando o catálogo</w:t>
-      </w:r>
-    </w:p>
-    <w:p>
-      <w:pPr>
-        <w:pStyle w:val="Ttulo2"/>
-      </w:pPr>
-      <w:r>
-        <w:t>Postagem na comunidade</w:t>
+        <w:rPr>
+          <w:b/>
+        </w:rPr>
+      </w:pPr>
+      <w:r>
+        <w:rPr>
+          <w:b/>
+        </w:rPr>
+        <w:t>Estrutura Técnica da Plataforma</w:t>
+      </w:r>
+    </w:p>
+    <w:p>
+      <w:pPr>
+        <w:pStyle w:val="Ttulo2"/>
+      </w:pPr>
+      <w:r>
+        <w:t>Mapa do Site</w:t>
+      </w:r>
+    </w:p>
+    <w:p>
+      <w:pPr>
+        <w:pStyle w:val="Ttulo2"/>
+      </w:pPr>
+      <w:r>
+        <w:t>Mapa do App</w:t>
+      </w:r>
+    </w:p>
+    <w:p>
+      <w:pPr>
+        <w:pStyle w:val="Ttulo2"/>
+      </w:pPr>
+      <w:r>
+        <w:t>Diagrama de Caso de Uso do Site</w:t>
+      </w:r>
+    </w:p>
+    <w:p>
+      <w:pPr>
+        <w:pStyle w:val="Ttulo2"/>
+      </w:pPr>
+      <w:r>
+        <w:t>Diagrama de Caso de Uso do App</w:t>
+      </w:r>
+    </w:p>
+    <w:p>
+      <w:pPr>
+        <w:pStyle w:val="Ttulo2"/>
+      </w:pPr>
+      <w:r>
+        <w:t>Banco de Dados</w:t>
+      </w:r>
+    </w:p>
+    <w:p>
+      <w:pPr>
+        <w:pStyle w:val="Ttulo2"/>
+      </w:pPr>
+      <w:r>
+        <w:t>Dicionário de Dados</w:t>
+      </w:r>
+    </w:p>
+    <w:p>
+      <w:pPr>
+        <w:pStyle w:val="Ttulo2"/>
+      </w:pPr>
+      <w:r>
+        <w:t>Requisitos Funcionais e Não-Funcionais</w:t>
+      </w:r>
+    </w:p>
+    <w:p>
+      <w:pPr>
+        <w:pStyle w:val="Ttulo2"/>
+      </w:pPr>
+      <w:r>
+        <w:t>Detalhamento dos Requisitos Funcionais</w:t>
       </w:r>
     </w:p>
     <w:p>
@@ -309,7 +744,7 @@
         </w:rPr>
       </w:pPr>
       <w:r>
-        <w:t>Fazendo uma denúncia</w:t>
+        <w:t>Detalhamento dos Requisitos Não-Funcionais</w:t>
       </w:r>
       <w:r>
         <w:br w:type="page"/>
@@ -322,14 +757,20 @@
       </w:pPr>
       <w:r>
         <w:lastRenderedPageBreak/>
-        <w:t>App</w:t>
+        <w:t>Site</w:t>
       </w:r>
     </w:p>
     <w:p>
       <w:pPr>
         <w:pStyle w:val="Ttulo1"/>
-      </w:pPr>
-      <w:r>
+        <w:rPr>
+          <w:b/>
+        </w:rPr>
+      </w:pPr>
+      <w:r>
+        <w:rPr>
+          <w:b/>
+        </w:rPr>
         <w:t>Código e Programação</w:t>
       </w:r>
     </w:p>
@@ -338,14 +779,28 @@
         <w:pStyle w:val="Ttulo2"/>
       </w:pPr>
       <w:r>
+        <w:t>Análise do código</w:t>
+      </w:r>
+    </w:p>
+    <w:p>
+      <w:pPr>
+        <w:pStyle w:val="Ttulo2"/>
+      </w:pPr>
+      <w:r>
         <w:t>Ferramentas usadas</w:t>
       </w:r>
     </w:p>
     <w:p>
       <w:pPr>
         <w:pStyle w:val="Ttulo1"/>
-      </w:pPr>
-      <w:r>
+        <w:rPr>
+          <w:b/>
+        </w:rPr>
+      </w:pPr>
+      <w:r>
+        <w:rPr>
+          <w:b/>
+        </w:rPr>
         <w:t>Demonstração de Uso</w:t>
       </w:r>
     </w:p>
@@ -359,6 +814,22 @@
     </w:p>
     <w:p>
       <w:pPr>
+        <w:jc w:val="both"/>
+      </w:pPr>
+      <w:r>
+        <w:t>[se precisar de outra conta, crie essa: joaogames@gmail.com]</w:t>
+      </w:r>
+    </w:p>
+    <w:p>
+      <w:pPr>
+        <w:pStyle w:val="Ttulo2"/>
+      </w:pPr>
+      <w:r>
+        <w:t>Acessando a página do perfil</w:t>
+      </w:r>
+    </w:p>
+    <w:p>
+      <w:pPr>
         <w:pStyle w:val="Ttulo2"/>
       </w:pPr>
       <w:r>
@@ -370,7 +841,31 @@
         <w:pStyle w:val="Ttulo2"/>
       </w:pPr>
       <w:r>
+        <w:t>Entrando na página de um jogo</w:t>
+      </w:r>
+    </w:p>
+    <w:p>
+      <w:pPr>
+        <w:pStyle w:val="Ttulo2"/>
+      </w:pPr>
+      <w:r>
+        <w:t>Avaliando o jogo</w:t>
+      </w:r>
+    </w:p>
+    <w:p>
+      <w:pPr>
+        <w:pStyle w:val="Ttulo2"/>
+      </w:pPr>
+      <w:r>
         <w:t>Postagem na comunidade</w:t>
+      </w:r>
+    </w:p>
+    <w:p>
+      <w:pPr>
+        <w:pStyle w:val="Ttulo2"/>
+      </w:pPr>
+      <w:r>
+        <w:t>Publicando um jogo</w:t>
       </w:r>
     </w:p>
     <w:p>
@@ -397,31 +892,132 @@
       </w:pPr>
       <w:r>
         <w:lastRenderedPageBreak/>
-        <w:t>FAQ – Perguntas Frequentes ()</w:t>
+        <w:t>App</w:t>
       </w:r>
     </w:p>
     <w:p>
       <w:pPr>
         <w:pStyle w:val="Ttulo1"/>
-      </w:pPr>
-      <w:r>
-        <w:t>Como a plataforma vai ajudar a divulgar os jogos?</w:t>
+        <w:rPr>
+          <w:b/>
+        </w:rPr>
+      </w:pPr>
+      <w:r>
+        <w:rPr>
+          <w:b/>
+        </w:rPr>
+        <w:t>Código e Programação</w:t>
+      </w:r>
+    </w:p>
+    <w:p>
+      <w:pPr>
+        <w:pStyle w:val="Ttulo2"/>
+      </w:pPr>
+      <w:r>
+        <w:t>Análise do código</w:t>
+      </w:r>
+    </w:p>
+    <w:p>
+      <w:pPr>
+        <w:pStyle w:val="Ttulo2"/>
+      </w:pPr>
+      <w:r>
+        <w:t>Ferramentas usadas</w:t>
       </w:r>
     </w:p>
     <w:p>
       <w:pPr>
         <w:pStyle w:val="Ttulo1"/>
-      </w:pPr>
-      <w:r>
-        <w:t>Como os desenvolvedores conseguirão monetizar suas criações?</w:t>
-      </w:r>
-    </w:p>
-    <w:p>
-      <w:pPr>
-        <w:pStyle w:val="Ttulo1"/>
-      </w:pPr>
-      <w:r>
-        <w:t>E quanto aos jogos com restrição de idade? Como vai funcionar o sistema de classificação indicativa?</w:t>
+        <w:rPr>
+          <w:b/>
+        </w:rPr>
+      </w:pPr>
+      <w:r>
+        <w:rPr>
+          <w:b/>
+        </w:rPr>
+        <w:t>Demonstração de Uso</w:t>
+      </w:r>
+    </w:p>
+    <w:p>
+      <w:pPr>
+        <w:pStyle w:val="Ttulo2"/>
+      </w:pPr>
+      <w:r>
+        <w:t>Login</w:t>
+      </w:r>
+    </w:p>
+    <w:p>
+      <w:pPr>
+        <w:jc w:val="both"/>
+      </w:pPr>
+      <w:r>
+        <w:t>[se precisar de outra conta, crie essa: mariojogos@gmail.com]</w:t>
+      </w:r>
+    </w:p>
+    <w:p>
+      <w:pPr>
+        <w:pStyle w:val="Ttulo2"/>
+      </w:pPr>
+      <w:r>
+        <w:t xml:space="preserve">Acessando </w:t>
+      </w:r>
+      <w:r>
+        <w:t>a página do perfil</w:t>
+      </w:r>
+    </w:p>
+    <w:p>
+      <w:pPr>
+        <w:pStyle w:val="Ttulo2"/>
+      </w:pPr>
+      <w:r>
+        <w:t>Explorando o catálogo</w:t>
+      </w:r>
+    </w:p>
+    <w:p>
+      <w:pPr>
+        <w:pStyle w:val="Ttulo2"/>
+      </w:pPr>
+      <w:r>
+        <w:t>Entrando na página de um jogo</w:t>
+      </w:r>
+    </w:p>
+    <w:p>
+      <w:pPr>
+        <w:pStyle w:val="Ttulo2"/>
+      </w:pPr>
+      <w:r>
+        <w:t>Avaliando o jogo</w:t>
+      </w:r>
+    </w:p>
+    <w:p>
+      <w:pPr>
+        <w:pStyle w:val="Ttulo2"/>
+      </w:pPr>
+      <w:r>
+        <w:t>Postagem na comunidade</w:t>
+      </w:r>
+    </w:p>
+    <w:p>
+      <w:pPr>
+        <w:pStyle w:val="Ttulo2"/>
+      </w:pPr>
+      <w:r>
+        <w:t>Publicando um jogo</w:t>
+      </w:r>
+    </w:p>
+    <w:p>
+      <w:pPr>
+        <w:pStyle w:val="Ttulo2"/>
+        <w:rPr>
+          <w:spacing w:val="-10"/>
+          <w:kern w:val="28"/>
+          <w:sz w:val="56"/>
+          <w:szCs w:val="56"/>
+        </w:rPr>
+      </w:pPr>
+      <w:r>
+        <w:t>Fazendo uma denúncia</w:t>
       </w:r>
       <w:r>
         <w:br w:type="page"/>
@@ -432,8 +1028,78 @@
         <w:pStyle w:val="Ttulo"/>
         <w:jc w:val="center"/>
       </w:pPr>
-      <w:bookmarkStart w:id="0" w:name="_GoBack"/>
-      <w:bookmarkEnd w:id="0"/>
+      <w:r>
+        <w:lastRenderedPageBreak/>
+        <w:t>FAQ – Perguntas Frequentes (</w:t>
+      </w:r>
+      <w:r>
+        <w:t>para caso venham a duvidar da nossa reputação</w:t>
+      </w:r>
+      <w:r>
+        <w:t>)</w:t>
+      </w:r>
+    </w:p>
+    <w:p>
+      <w:pPr>
+        <w:pStyle w:val="Ttulo1"/>
+        <w:rPr>
+          <w:i/>
+        </w:rPr>
+      </w:pPr>
+      <w:r>
+        <w:rPr>
+          <w:i/>
+        </w:rPr>
+        <w:t>Como a plataforma vai ajudar a divulgar os jogos?</w:t>
+      </w:r>
+    </w:p>
+    <w:p>
+      <w:pPr>
+        <w:pStyle w:val="Ttulo1"/>
+        <w:rPr>
+          <w:i/>
+        </w:rPr>
+      </w:pPr>
+      <w:r>
+        <w:rPr>
+          <w:i/>
+        </w:rPr>
+        <w:t>Como os desenvolvedores conseguirão monetizar suas criações?</w:t>
+      </w:r>
+    </w:p>
+    <w:p>
+      <w:pPr>
+        <w:pStyle w:val="Ttulo1"/>
+        <w:rPr>
+          <w:i/>
+        </w:rPr>
+      </w:pPr>
+      <w:r>
+        <w:rPr>
+          <w:i/>
+        </w:rPr>
+        <w:t>Daria pra relacionar as atividades dessa plataforma com instituições de ensino, com o intuito de apoiar estudantes na área de programação de jogos?</w:t>
+      </w:r>
+    </w:p>
+    <w:p>
+      <w:pPr>
+        <w:pStyle w:val="Ttulo1"/>
+      </w:pPr>
+      <w:r>
+        <w:rPr>
+          <w:i/>
+        </w:rPr>
+        <w:t>E quanto aos jogos com restrição de idade? Como vai funcionar o sistema de classificação indicativa?</w:t>
+      </w:r>
+      <w:r>
+        <w:br w:type="page"/>
+      </w:r>
+    </w:p>
+    <w:p>
+      <w:pPr>
+        <w:pStyle w:val="Ttulo"/>
+        <w:jc w:val="center"/>
+      </w:pPr>
       <w:r>
         <w:lastRenderedPageBreak/>
         <w:t>Conclusão</w:t>
@@ -442,11 +1108,34 @@
     <w:p>
       <w:pPr>
         <w:pStyle w:val="Ttulo1"/>
-      </w:pPr>
-      <w:r>
+        <w:rPr>
+          <w:u w:val="single"/>
+        </w:rPr>
+      </w:pPr>
+      <w:r>
+        <w:rPr>
+          <w:u w:val="single"/>
+        </w:rPr>
         <w:t>Detalhamento do Objetivo Geral</w:t>
       </w:r>
-      <w:r>
+    </w:p>
+    <w:p>
+      <w:pPr>
+        <w:pStyle w:val="Ttulo1"/>
+        <w:rPr>
+          <w:u w:val="single"/>
+        </w:rPr>
+      </w:pPr>
+      <w:r>
+        <w:rPr>
+          <w:u w:val="single"/>
+        </w:rPr>
+        <w:t>Finalização</w:t>
+      </w:r>
+      <w:r>
+        <w:rPr>
+          <w:u w:val="single"/>
+        </w:rPr>
         <w:br w:type="page"/>
       </w:r>
     </w:p>
@@ -468,7 +1157,7 @@
         </w:numPr>
       </w:pPr>
       <w:r>
-        <w:t>Requisitos funcionais/não funcionais</w:t>
+        <w:t>Fichamentos</w:t>
       </w:r>
     </w:p>
     <w:p>
@@ -480,67 +1169,7 @@
         </w:numPr>
       </w:pPr>
       <w:r>
-        <w:t>Detalhamento dos requisitos</w:t>
-      </w:r>
-    </w:p>
-    <w:p>
-      <w:pPr>
-        <w:pStyle w:val="PargrafodaLista"/>
-        <w:numPr>
-          <w:ilvl w:val="0"/>
-          <w:numId w:val="2"/>
-        </w:numPr>
-      </w:pPr>
-      <w:r>
-        <w:t>Diagrama de caso de uso do site/app</w:t>
-      </w:r>
-    </w:p>
-    <w:p>
-      <w:pPr>
-        <w:pStyle w:val="PargrafodaLista"/>
-        <w:numPr>
-          <w:ilvl w:val="0"/>
-          <w:numId w:val="2"/>
-        </w:numPr>
-      </w:pPr>
-      <w:r>
-        <w:t>Mapas do site/app</w:t>
-      </w:r>
-    </w:p>
-    <w:p>
-      <w:pPr>
-        <w:pStyle w:val="PargrafodaLista"/>
-        <w:numPr>
-          <w:ilvl w:val="0"/>
-          <w:numId w:val="2"/>
-        </w:numPr>
-      </w:pPr>
-      <w:r>
-        <w:t>Fichamentos</w:t>
-      </w:r>
-    </w:p>
-    <w:p>
-      <w:pPr>
-        <w:pStyle w:val="PargrafodaLista"/>
-        <w:numPr>
-          <w:ilvl w:val="0"/>
-          <w:numId w:val="2"/>
-        </w:numPr>
-      </w:pPr>
-      <w:r>
         <w:t>Função de cada integrante do grupo</w:t>
-      </w:r>
-    </w:p>
-    <w:p>
-      <w:pPr>
-        <w:pStyle w:val="PargrafodaLista"/>
-        <w:numPr>
-          <w:ilvl w:val="0"/>
-          <w:numId w:val="2"/>
-        </w:numPr>
-      </w:pPr>
-      <w:r>
-        <w:t>Banco de Dados</w:t>
       </w:r>
     </w:p>
     <w:p>

--- a/coisa séria do tcc (A PASTA)/Para fAZER/APRESENTAÇÃO FINAL de Dezembro pra banca e pra nota.docx
+++ b/coisa séria do tcc (A PASTA)/Para fAZER/APRESENTAÇÃO FINAL de Dezembro pra banca e pra nota.docx
@@ -82,12 +82,14 @@
           <w:rStyle w:val="Forte"/>
         </w:rPr>
       </w:pPr>
+      <w:proofErr w:type="spellStart"/>
       <w:r>
         <w:rPr>
           <w:rStyle w:val="Forte"/>
         </w:rPr>
         <w:t>Brenno</w:t>
       </w:r>
+      <w:proofErr w:type="spellEnd"/>
       <w:r>
         <w:rPr>
           <w:rStyle w:val="Forte"/>
@@ -150,12 +152,14 @@
           <w:szCs w:val="22"/>
         </w:rPr>
       </w:pPr>
+      <w:proofErr w:type="spellStart"/>
       <w:r>
         <w:rPr>
           <w:rStyle w:val="Forte"/>
         </w:rPr>
         <w:t>Lipe</w:t>
       </w:r>
+      <w:proofErr w:type="spellEnd"/>
       <w:r>
         <w:br w:type="page"/>
       </w:r>
@@ -194,7 +198,25 @@
         <w:jc w:val="center"/>
       </w:pPr>
       <w:r>
-        <w:t>Olá, respeitável público, e bom dia / boa tarde / boa noite.</w:t>
+        <w:t>Olá, respeitável público, e bom dia / boa tarde / boa noite</w:t>
+      </w:r>
+      <w:r>
+        <w:t xml:space="preserve"> [</w:t>
+      </w:r>
+      <w:r>
+        <w:t xml:space="preserve">essa saudação irá </w:t>
+      </w:r>
+      <w:r>
+        <w:t>depende</w:t>
+      </w:r>
+      <w:r>
+        <w:t>r</w:t>
+      </w:r>
+      <w:r>
+        <w:t xml:space="preserve"> da hora em que iremos apresentar o nosso]</w:t>
+      </w:r>
+      <w:r>
+        <w:t>.</w:t>
       </w:r>
     </w:p>
     <w:p>
@@ -202,152 +224,317 @@
         <w:jc w:val="center"/>
       </w:pPr>
       <w:r>
-        <w:t>A proposta de hoje</w:t>
+        <w:t>Todos daqui da plateia gostam de jogar jogos eletrônicos, digitais, os famosos “videogames”, certo?</w:t>
       </w:r>
     </w:p>
     <w:p>
       <w:pPr>
-        <w:pStyle w:val="Ttulo1"/>
-        <w:rPr>
-          <w:b/>
-        </w:rPr>
-      </w:pPr>
-      <w:r>
-        <w:rPr>
-          <w:b/>
-        </w:rPr>
-        <w:t>Problematização</w:t>
-      </w:r>
-      <w:bookmarkStart w:id="0" w:name="_Hlk241308761"/>
-      <w:r>
-        <w:rPr>
-          <w:b/>
-        </w:rPr>
-        <w:t xml:space="preserve"> [FAZER]</w:t>
-      </w:r>
-      <w:bookmarkEnd w:id="0"/>
+        <w:jc w:val="center"/>
+        <w:rPr>
+          <w:bCs/>
+        </w:rPr>
+      </w:pPr>
+      <w:r>
+        <w:t>A proposta de hoje</w:t>
+      </w:r>
+      <w:r>
+        <w:t xml:space="preserve"> </w:t>
+      </w:r>
+      <w:r>
+        <w:t xml:space="preserve">decide focar </w:t>
+      </w:r>
+      <w:r>
+        <w:t>num</w:t>
+      </w:r>
+      <w:r>
+        <w:t xml:space="preserve"> tema</w:t>
+      </w:r>
+      <w:r>
+        <w:t xml:space="preserve"> </w:t>
+      </w:r>
+      <w:r>
+        <w:t>de interesse para</w:t>
+      </w:r>
+      <w:r>
+        <w:t xml:space="preserve"> a comunidade </w:t>
+      </w:r>
+      <w:r>
+        <w:rPr>
+          <w:i/>
+          <w:iCs/>
+        </w:rPr>
+        <w:t>gamer</w:t>
+      </w:r>
+      <w:r>
+        <w:t>: a</w:t>
+      </w:r>
+      <w:r>
+        <w:t xml:space="preserve"> </w:t>
+      </w:r>
+      <w:r>
+        <w:rPr>
+          <w:bCs/>
+        </w:rPr>
+        <w:t xml:space="preserve">questão dos jogos </w:t>
+      </w:r>
+      <w:r>
+        <w:rPr>
+          <w:bCs/>
+        </w:rPr>
+        <w:t>independentes</w:t>
+      </w:r>
+      <w:r>
+        <w:rPr>
+          <w:bCs/>
+        </w:rPr>
+        <w:t xml:space="preserve"> e </w:t>
+      </w:r>
+      <w:r>
+        <w:rPr>
+          <w:bCs/>
+        </w:rPr>
+        <w:t>a falta de apoio que estes sofrem</w:t>
+      </w:r>
+      <w:r>
+        <w:rPr>
+          <w:bCs/>
+        </w:rPr>
+        <w:t xml:space="preserve"> para receberem visibilidade dentro do cenário competitivo da indústria de </w:t>
+      </w:r>
+      <w:r>
+        <w:rPr>
+          <w:bCs/>
+          <w:i/>
+          <w:iCs/>
+        </w:rPr>
+        <w:t>games</w:t>
+      </w:r>
+      <w:r>
+        <w:rPr>
+          <w:bCs/>
+        </w:rPr>
+        <w:t>.</w:t>
+      </w:r>
     </w:p>
     <w:p>
       <w:pPr>
-        <w:pStyle w:val="Ttulo1"/>
-        <w:rPr>
-          <w:b/>
-        </w:rPr>
-      </w:pPr>
-      <w:r>
-        <w:rPr>
-          <w:b/>
-        </w:rPr>
-        <w:t>O que é a Plataforma</w:t>
-      </w:r>
-      <w:r>
-        <w:rPr>
-          <w:b/>
-        </w:rPr>
-        <w:t>?</w:t>
+        <w:jc w:val="center"/>
+        <w:rPr>
+          <w:bCs/>
+        </w:rPr>
+      </w:pPr>
+      <w:r>
+        <w:rPr>
+          <w:bCs/>
+        </w:rPr>
+        <w:t>O Trabalho de Conclusão de Curso que vocês assistem hoje irá tratar dess</w:t>
+      </w:r>
+      <w:r>
+        <w:rPr>
+          <w:bCs/>
+        </w:rPr>
+        <w:t>e assunto sob uma perspectiva de auxílio</w:t>
+      </w:r>
+      <w:r>
+        <w:rPr>
+          <w:bCs/>
+        </w:rPr>
+        <w:t xml:space="preserve">, de apoio a essa face da comunidade </w:t>
+      </w:r>
+      <w:r>
+        <w:rPr>
+          <w:bCs/>
+          <w:i/>
+          <w:iCs/>
+        </w:rPr>
+        <w:t xml:space="preserve">gamer </w:t>
+      </w:r>
+      <w:r>
+        <w:rPr>
+          <w:bCs/>
+        </w:rPr>
+        <w:t>em ascensão na indústria de jogos.</w:t>
       </w:r>
     </w:p>
     <w:p>
       <w:pPr>
-        <w:jc w:val="both"/>
-      </w:pPr>
-      <w:r>
-        <w:t xml:space="preserve">A </w:t>
-      </w:r>
-      <w:proofErr w:type="spellStart"/>
-      <w:r>
-        <w:t>F</w:t>
-      </w:r>
-      <w:r>
-        <w:t>loat</w:t>
-      </w:r>
-      <w:proofErr w:type="spellEnd"/>
-      <w:r>
-        <w:t xml:space="preserve"> é um</w:t>
-      </w:r>
-      <w:r>
-        <w:t>a plataforma on-line de</w:t>
-      </w:r>
-      <w:r>
-        <w:t xml:space="preserve"> distribuição</w:t>
-      </w:r>
-      <w:r>
-        <w:t xml:space="preserve"> de </w:t>
-      </w:r>
-      <w:r>
-        <w:t>jogos</w:t>
-      </w:r>
-      <w:r>
-        <w:t xml:space="preserve"> eletrônicos</w:t>
-      </w:r>
-      <w:r>
-        <w:t>.</w:t>
-      </w:r>
-      <w:r>
-        <w:t xml:space="preserve"> Ela atua como um repositório de jogos independentes (</w:t>
-      </w:r>
-      <w:r>
-        <w:rPr>
-          <w:i/>
-        </w:rPr>
-        <w:t>indie</w:t>
-      </w:r>
-      <w:r>
-        <w:t>), onde os jogadores poderão encontrar desde criações de estúdios pequenos a jogos criados por uma única pessoa – tudo isso de forma mais facilitada.</w:t>
+        <w:jc w:val="center"/>
+        <w:rPr>
+          <w:b/>
+          <w:u w:val="single"/>
+        </w:rPr>
+      </w:pPr>
+      <w:r>
+        <w:rPr>
+          <w:bCs/>
+        </w:rPr>
+        <w:t>Ouçam a nossa proposta, e tenham uma boa apresentação!</w:t>
       </w:r>
     </w:p>
     <w:p>
       <w:pPr>
+        <w:pStyle w:val="Ttulo1"/>
+        <w:rPr>
+          <w:b/>
+        </w:rPr>
+      </w:pPr>
+      <w:r>
+        <w:rPr>
+          <w:b/>
+        </w:rPr>
+        <w:t>Problematização</w:t>
+      </w:r>
+    </w:p>
+    <w:p>
+      <w:pPr>
         <w:jc w:val="both"/>
       </w:pPr>
       <w:r>
-        <w:t>O foco da nossa distribuição consistirá</w:t>
-      </w:r>
-      <w:r>
-        <w:t xml:space="preserve"> n</w:t>
-      </w:r>
-      <w:r>
-        <w:t>a publicação de demonstrações (</w:t>
+        <w:t>Deem uma olhada na indústria de jogos digitais da atualidade.</w:t>
+      </w:r>
+      <w:r>
+        <w:t xml:space="preserve"> Ela constantemente apresenta novas produções vindas de uma pequena parcela de estúdios, usualmente os mesmos estúdios já </w:t>
+      </w:r>
+      <w:r>
+        <w:t xml:space="preserve">famosos e </w:t>
+      </w:r>
+      <w:r>
+        <w:t>conhecidos</w:t>
+      </w:r>
+      <w:r>
+        <w:t xml:space="preserve"> pela grande maioria da população consumidora de </w:t>
       </w:r>
       <w:r>
         <w:rPr>
           <w:i/>
           <w:iCs/>
         </w:rPr>
-        <w:t>demos</w:t>
-      </w:r>
-      <w:r>
-        <w:t>) dos jogos independentes</w:t>
-      </w:r>
-      <w:r>
-        <w:t xml:space="preserve">, com o objetivo de instigar os jogadores a acompanharem e ajudarem no desenvolvimento do jogo com seus </w:t>
-      </w:r>
-      <w:r>
-        <w:rPr>
+        <w:t>games</w:t>
+      </w:r>
+      <w:r>
+        <w:t>.</w:t>
+      </w:r>
+    </w:p>
+    <w:p>
+      <w:pPr>
+        <w:jc w:val="both"/>
+        <w:rPr>
+          <w:bCs/>
+        </w:rPr>
+      </w:pPr>
+      <w:r>
+        <w:t xml:space="preserve">Na realidade, o problema não estaria </w:t>
+      </w:r>
+      <w:r>
+        <w:t>na consolidação das marcas e franquias já conhecidas</w:t>
+      </w:r>
+      <w:r>
+        <w:t>, mas sim na</w:t>
+      </w:r>
+      <w:r>
+        <w:t xml:space="preserve"> falta </w:t>
+      </w:r>
+      <w:r>
+        <w:t xml:space="preserve">da difusão </w:t>
+      </w:r>
+      <w:r>
+        <w:t>de inovações, ou pelo menos a deficiência em explorar</w:t>
+      </w:r>
+      <w:r>
+        <w:t xml:space="preserve"> o potencial criativo que frequentemente </w:t>
+      </w:r>
+      <w:r>
+        <w:t>surge</w:t>
+      </w:r>
+      <w:r>
+        <w:t xml:space="preserve"> de estúdios de desenvolvimento pequenos, ou mesmo</w:t>
+      </w:r>
+      <w:r>
+        <w:t xml:space="preserve"> vindos de uma única pessoa.</w:t>
+      </w:r>
+      <w:r>
+        <w:t xml:space="preserve"> Essa ocultação de potenciais talentos tem resultado no comportamento do mercado que vemos hoje, como</w:t>
+      </w:r>
+      <w:r>
+        <w:t xml:space="preserve"> </w:t>
+      </w:r>
+      <w:r>
+        <w:t xml:space="preserve">remakes e remasters </w:t>
+      </w:r>
+      <w:r>
+        <w:t>constantes, menos ideias originais sendo discutidas e apresentadas ao públic</w:t>
+      </w:r>
+      <w:r>
+        <w:t>o,</w:t>
+      </w:r>
+      <w:r>
+        <w:t xml:space="preserve"> insatisfação e desinteresse do próprio público de jogadores e fãs pelos lançamentos</w:t>
+      </w:r>
+      <w:r>
+        <w:t xml:space="preserve"> </w:t>
+      </w:r>
+      <w:r>
+        <w:t xml:space="preserve">que se seguem </w:t>
+      </w:r>
+      <w:r>
+        <w:t xml:space="preserve">– resumidamente, </w:t>
+      </w:r>
+      <w:r>
+        <w:rPr>
+          <w:bCs/>
+        </w:rPr>
+        <w:t>a questão do</w:t>
+      </w:r>
+      <w:r>
+        <w:rPr>
+          <w:bCs/>
+        </w:rPr>
+        <w:t xml:space="preserve"> </w:t>
+      </w:r>
+      <w:r>
+        <w:rPr>
+          <w:bCs/>
+        </w:rPr>
+        <w:t xml:space="preserve">domínio do </w:t>
+      </w:r>
+      <w:r>
+        <w:rPr>
+          <w:bCs/>
+        </w:rPr>
+        <w:t>chamado</w:t>
+      </w:r>
+      <w:r>
+        <w:rPr>
+          <w:bCs/>
+        </w:rPr>
+        <w:t xml:space="preserve"> </w:t>
+      </w:r>
+      <w:proofErr w:type="spellStart"/>
+      <w:r>
+        <w:rPr>
+          <w:bCs/>
           <w:i/>
           <w:iCs/>
         </w:rPr>
-        <w:t>feedbacks</w:t>
-      </w:r>
-      <w:r>
-        <w:t xml:space="preserve">, </w:t>
-      </w:r>
-      <w:r>
-        <w:t>para que</w:t>
-      </w:r>
-      <w:r>
-        <w:t xml:space="preserve"> receb</w:t>
-      </w:r>
-      <w:r>
-        <w:t>a</w:t>
-      </w:r>
-      <w:r>
-        <w:t>m a versão completa do jogo</w:t>
-      </w:r>
-      <w:r>
-        <w:t xml:space="preserve"> com satisfação</w:t>
-      </w:r>
-      <w:r>
+        <w:t>mainstream</w:t>
+      </w:r>
+      <w:proofErr w:type="spellEnd"/>
+      <w:r>
+        <w:rPr>
+          <w:bCs/>
+        </w:rPr>
+        <w:t xml:space="preserve"> e </w:t>
+      </w:r>
+      <w:r>
+        <w:rPr>
+          <w:bCs/>
+        </w:rPr>
+        <w:t>como os criadores independentes são potencialmente prejudicados</w:t>
+      </w:r>
+      <w:r>
+        <w:rPr>
+          <w:bCs/>
+        </w:rPr>
         <w:t>.</w:t>
       </w:r>
     </w:p>
@@ -356,67 +543,147 @@
         <w:jc w:val="both"/>
       </w:pPr>
       <w:r>
-        <w:t xml:space="preserve">A finalidade da plataforma é divulgar, promover e apoiar a publicação das novas experiências eletrônicas que constantemente são lançadas. </w:t>
-      </w:r>
-      <w:r>
-        <w:t>Com essa</w:t>
-      </w:r>
-      <w:r>
-        <w:t xml:space="preserve"> abordagem de </w:t>
-      </w:r>
-      <w:r>
-        <w:t>popularização e engajamento</w:t>
-      </w:r>
-      <w:r>
-        <w:t>, pretendemos</w:t>
-      </w:r>
-      <w:r>
-        <w:t xml:space="preserve"> expandir e ampliar</w:t>
-      </w:r>
-      <w:r>
-        <w:t xml:space="preserve"> a visibilidade sobre o potencial criativo que os criadores independentes carregam </w:t>
-      </w:r>
-      <w:r>
-        <w:t xml:space="preserve">para a cultura da criação de jogos </w:t>
-      </w:r>
-      <w:r>
-        <w:t xml:space="preserve">e que podem ser levados para o mercado formal de jogos digitais. Como resultado final, </w:t>
-      </w:r>
-      <w:r>
-        <w:t>pretendemos</w:t>
-      </w:r>
-      <w:r>
-        <w:t xml:space="preserve"> promover </w:t>
-      </w:r>
-      <w:r>
-        <w:t>a diversificação</w:t>
-      </w:r>
-      <w:r>
-        <w:t xml:space="preserve"> das experiências disponibilizadas para o mercado</w:t>
-      </w:r>
-      <w:r>
+        <w:rPr>
+          <w:bCs/>
+        </w:rPr>
+        <w:t>Contudo, v</w:t>
+      </w:r>
+      <w:r>
+        <w:rPr>
+          <w:bCs/>
+        </w:rPr>
+        <w:t xml:space="preserve">ale </w:t>
+      </w:r>
+      <w:r>
+        <w:rPr>
+          <w:bCs/>
+        </w:rPr>
+        <w:t xml:space="preserve">lembrar que </w:t>
+      </w:r>
+      <w:r>
+        <w:rPr>
+          <w:bCs/>
+        </w:rPr>
+        <w:t>a</w:t>
+      </w:r>
+      <w:r>
+        <w:rPr>
+          <w:bCs/>
+        </w:rPr>
+        <w:t>inda tem</w:t>
+      </w:r>
+      <w:r>
+        <w:rPr>
+          <w:bCs/>
+        </w:rPr>
+        <w:t>os</w:t>
+      </w:r>
+      <w:r>
+        <w:rPr>
+          <w:bCs/>
+        </w:rPr>
+        <w:t xml:space="preserve"> alguns jogos </w:t>
+      </w:r>
+      <w:r>
+        <w:rPr>
+          <w:bCs/>
+        </w:rPr>
+        <w:t xml:space="preserve">pelo </w:t>
+      </w:r>
+      <w:r>
+        <w:rPr>
+          <w:bCs/>
+        </w:rPr>
+        <w:t xml:space="preserve">que apresentam </w:t>
+      </w:r>
+      <w:r>
+        <w:rPr>
+          <w:bCs/>
+        </w:rPr>
+        <w:t>inovações, mas ainda</w:t>
+      </w:r>
+      <w:r>
+        <w:rPr>
+          <w:bCs/>
+        </w:rPr>
+        <w:t xml:space="preserve"> assim</w:t>
+      </w:r>
+      <w:r>
+        <w:rPr>
+          <w:bCs/>
+        </w:rPr>
+        <w:t xml:space="preserve"> são menos difundidos do que os populares</w:t>
+      </w:r>
+      <w:r>
+        <w:rPr>
+          <w:bCs/>
+        </w:rPr>
+        <w:t>.</w:t>
+      </w:r>
+      <w:r>
+        <w:rPr>
+          <w:bCs/>
+        </w:rPr>
         <w:t xml:space="preserve"> </w:t>
       </w:r>
       <w:r>
-        <w:t>e difundir</w:t>
+        <w:t>N</w:t>
+      </w:r>
+      <w:r>
+        <w:t>o entanto, devemos deixar claro que n</w:t>
+      </w:r>
+      <w:r>
+        <w:t>ão queremos competir como um “</w:t>
+      </w:r>
+      <w:proofErr w:type="spellStart"/>
+      <w:r>
+        <w:t>anti-</w:t>
+      </w:r>
+      <w:r>
+        <w:t>corporação</w:t>
+      </w:r>
+      <w:proofErr w:type="spellEnd"/>
+      <w:r>
+        <w:t>”</w:t>
+      </w:r>
+      <w:r>
+        <w:t xml:space="preserve"> contra os estúdios já </w:t>
+      </w:r>
+      <w:r>
+        <w:t>popularizados</w:t>
+      </w:r>
+      <w:r>
+        <w:t>, mas sim apenas</w:t>
       </w:r>
       <w:r>
         <w:t xml:space="preserve"> </w:t>
       </w:r>
       <w:r>
-        <w:t xml:space="preserve">nos consumidores </w:t>
-      </w:r>
-      <w:r>
-        <w:t xml:space="preserve">uma nova </w:t>
-      </w:r>
-      <w:r>
-        <w:t>perspectiva</w:t>
+        <w:t>resgatar a paixão p</w:t>
+      </w:r>
+      <w:r>
+        <w:t>or</w:t>
       </w:r>
       <w:r>
         <w:t xml:space="preserve"> </w:t>
       </w:r>
       <w:r>
-        <w:t>quanto ao catálogo atual de jogos</w:t>
+        <w:t>conhecer experiências</w:t>
+      </w:r>
+      <w:r>
+        <w:t xml:space="preserve"> </w:t>
+      </w:r>
+      <w:r>
+        <w:t xml:space="preserve">novas e </w:t>
+      </w:r>
+      <w:r>
+        <w:t xml:space="preserve">diferentes, e também a arte de </w:t>
+      </w:r>
+      <w:r>
+        <w:t>criar experiências inéditas e inovadoras</w:t>
+      </w:r>
+      <w:r>
+        <w:t>, entretanto sob uma nova perspectiva</w:t>
       </w:r>
       <w:r>
         <w:t>.</w:t>
@@ -427,110 +694,513 @@
         <w:jc w:val="both"/>
       </w:pPr>
       <w:r>
-        <w:t>Como faremos isso? É simples! Vamos prestar atenção e entendermos melhor como nossas propostas</w:t>
-      </w:r>
-      <w:r>
-        <w:t xml:space="preserve"> beneficiam os dois públicos</w:t>
-      </w:r>
-      <w:r>
-        <w:t xml:space="preserve"> de jogadores e criadores</w:t>
-      </w:r>
-      <w:r>
-        <w:t>:</w:t>
+        <w:t>E justamente para atendermos ess</w:t>
+      </w:r>
+      <w:r>
+        <w:t>a</w:t>
+      </w:r>
+      <w:r>
+        <w:t xml:space="preserve"> proposta</w:t>
+      </w:r>
+      <w:r>
+        <w:t xml:space="preserve">, apresentamos a plataforma on-line </w:t>
+      </w:r>
+      <w:proofErr w:type="spellStart"/>
+      <w:r>
+        <w:t>Float</w:t>
+      </w:r>
+      <w:proofErr w:type="spellEnd"/>
+      <w:r>
+        <w:t xml:space="preserve">, um espaço </w:t>
+      </w:r>
+      <w:r>
+        <w:t xml:space="preserve">colaborativo </w:t>
+      </w:r>
+      <w:r>
+        <w:t>voltado para o compartilhamento e divulgação de jogos independentes</w:t>
+      </w:r>
+      <w:r>
+        <w:t xml:space="preserve"> e com o propósito central de </w:t>
+      </w:r>
+      <w:r>
+        <w:t>retomar a originalidade que</w:t>
+      </w:r>
+      <w:r>
+        <w:t xml:space="preserve">, inclusive, era um pouco mais facilmente encontrada na indústria de </w:t>
+      </w:r>
+      <w:r>
+        <w:rPr>
+          <w:i/>
+          <w:iCs/>
+        </w:rPr>
+        <w:t>games</w:t>
+      </w:r>
+      <w:r>
+        <w:t>.</w:t>
       </w:r>
     </w:p>
     <w:p>
       <w:pPr>
-        <w:pStyle w:val="Ttulo2"/>
-      </w:pPr>
-      <w:r>
-        <w:t>Objetivo Geral</w:t>
-      </w:r>
-      <w:r>
+        <w:pStyle w:val="Ttulo1"/>
         <w:rPr>
           <w:b/>
         </w:rPr>
-        <w:t xml:space="preserve"> [FAZER]</w:t>
+      </w:pPr>
+      <w:r>
+        <w:rPr>
+          <w:b/>
+        </w:rPr>
+        <w:t>O que é a Plataforma</w:t>
+      </w:r>
+      <w:r>
+        <w:rPr>
+          <w:b/>
+        </w:rPr>
+        <w:t>?</w:t>
       </w:r>
     </w:p>
     <w:p>
       <w:pPr>
         <w:jc w:val="both"/>
+      </w:pPr>
+      <w:r>
+        <w:t xml:space="preserve">A </w:t>
+      </w:r>
+      <w:proofErr w:type="spellStart"/>
+      <w:r>
+        <w:t>F</w:t>
+      </w:r>
+      <w:r>
+        <w:t>loat</w:t>
+      </w:r>
+      <w:proofErr w:type="spellEnd"/>
+      <w:r>
+        <w:t xml:space="preserve"> é um</w:t>
+      </w:r>
+      <w:r>
+        <w:t>a plataforma on-line de</w:t>
+      </w:r>
+      <w:r>
+        <w:t xml:space="preserve"> distribuição</w:t>
+      </w:r>
+      <w:r>
+        <w:t xml:space="preserve"> de </w:t>
+      </w:r>
+      <w:r>
+        <w:t>jogos</w:t>
+      </w:r>
+      <w:r>
+        <w:t xml:space="preserve"> eletrônicos</w:t>
+      </w:r>
+      <w:r>
+        <w:t>.</w:t>
+      </w:r>
+      <w:r>
+        <w:t xml:space="preserve"> Ela atua como um repositório de</w:t>
+      </w:r>
+      <w:r>
+        <w:t xml:space="preserve"> </w:t>
+      </w:r>
+      <w:r>
+        <w:t>jogos</w:t>
+      </w:r>
+      <w:r>
+        <w:t xml:space="preserve"> independentes (</w:t>
+      </w:r>
+      <w:r>
+        <w:rPr>
+          <w:i/>
+        </w:rPr>
+        <w:t>indie</w:t>
+      </w:r>
+      <w:r>
+        <w:t>), onde os jogadores poderão encontrar desde criações de estúdios pequenos a jogos criados por uma única pessoa – tudo isso de forma mais facilitada.</w:t>
+      </w:r>
+    </w:p>
+    <w:p>
+      <w:pPr>
+        <w:jc w:val="both"/>
+      </w:pPr>
+      <w:r>
+        <w:t>O foco da nossa distribuição consistirá</w:t>
+      </w:r>
+      <w:r>
+        <w:t xml:space="preserve"> n</w:t>
+      </w:r>
+      <w:r>
+        <w:t>a publicação de demonstrações (</w:t>
+      </w:r>
+      <w:r>
+        <w:rPr>
+          <w:i/>
+          <w:iCs/>
+        </w:rPr>
+        <w:t>demos</w:t>
+      </w:r>
+      <w:r>
+        <w:t>) dos jogos independentes</w:t>
+      </w:r>
+      <w:r>
+        <w:t xml:space="preserve">, com o objetivo de instigar os jogadores a acompanharem e ajudarem no </w:t>
+      </w:r>
+      <w:r>
+        <w:lastRenderedPageBreak/>
+        <w:t xml:space="preserve">desenvolvimento do jogo com seus </w:t>
+      </w:r>
+      <w:r>
+        <w:rPr>
+          <w:i/>
+          <w:iCs/>
+        </w:rPr>
+        <w:t>feedbacks</w:t>
+      </w:r>
+      <w:r>
+        <w:t xml:space="preserve">, </w:t>
+      </w:r>
+      <w:r>
+        <w:t>para que</w:t>
+      </w:r>
+      <w:r>
+        <w:t xml:space="preserve"> receb</w:t>
+      </w:r>
+      <w:r>
+        <w:t>a</w:t>
+      </w:r>
+      <w:r>
+        <w:t>m a versão completa do jogo</w:t>
+      </w:r>
+      <w:r>
+        <w:t xml:space="preserve"> com satisfação</w:t>
+      </w:r>
+      <w:r>
+        <w:t>.</w:t>
+      </w:r>
+    </w:p>
+    <w:p>
+      <w:pPr>
+        <w:jc w:val="both"/>
+      </w:pPr>
+      <w:r>
+        <w:t xml:space="preserve">A finalidade da plataforma é divulgar, promover e apoiar a publicação das novas experiências eletrônicas que constantemente são lançadas. </w:t>
+      </w:r>
+      <w:r>
+        <w:t>Com essa</w:t>
+      </w:r>
+      <w:r>
+        <w:t xml:space="preserve"> abordagem de </w:t>
+      </w:r>
+      <w:r>
+        <w:t>popularização e engajamento</w:t>
+      </w:r>
+      <w:r>
+        <w:t>, pretendemos</w:t>
+      </w:r>
+      <w:r>
+        <w:t xml:space="preserve"> expandir e ampliar</w:t>
+      </w:r>
+      <w:r>
+        <w:t xml:space="preserve"> a visibilidade sobre o potencial criativo que os criadores independentes carregam </w:t>
+      </w:r>
+      <w:r>
+        <w:t xml:space="preserve">para a cultura da criação de jogos </w:t>
+      </w:r>
+      <w:r>
+        <w:t xml:space="preserve">e que podem ser levados para o mercado formal de jogos digitais. Como resultado final, </w:t>
+      </w:r>
+      <w:r>
+        <w:t>pretendemos</w:t>
+      </w:r>
+      <w:r>
+        <w:t xml:space="preserve"> promover </w:t>
+      </w:r>
+      <w:r>
+        <w:t>a diversificação</w:t>
+      </w:r>
+      <w:r>
+        <w:t xml:space="preserve"> das experiências disponibilizadas para o mercado</w:t>
+      </w:r>
+      <w:r>
+        <w:t xml:space="preserve"> </w:t>
+      </w:r>
+      <w:r>
+        <w:t>e difundir</w:t>
+      </w:r>
+      <w:r>
+        <w:t xml:space="preserve"> </w:t>
+      </w:r>
+      <w:r>
+        <w:t xml:space="preserve">nos consumidores </w:t>
+      </w:r>
+      <w:r>
+        <w:t xml:space="preserve">uma nova </w:t>
+      </w:r>
+      <w:r>
+        <w:t>perspectiva</w:t>
+      </w:r>
+      <w:r>
+        <w:t xml:space="preserve"> </w:t>
+      </w:r>
+      <w:r>
+        <w:t>quanto ao catálogo atual de jogos</w:t>
+      </w:r>
+      <w:r>
+        <w:t>.</w:t>
+      </w:r>
+    </w:p>
+    <w:p>
+      <w:pPr>
+        <w:jc w:val="both"/>
+      </w:pPr>
+      <w:r>
+        <w:t>Como faremos isso? É simples! Vamos prestar atenção e entendermos melhor como nossas propostas</w:t>
+      </w:r>
+      <w:r>
+        <w:t xml:space="preserve"> beneficiam os dois públicos</w:t>
+      </w:r>
+      <w:r>
+        <w:t xml:space="preserve"> de jogadores e criadores</w:t>
+      </w:r>
+      <w:r>
+        <w:t>:</w:t>
+      </w:r>
+    </w:p>
+    <w:p>
+      <w:pPr>
+        <w:pStyle w:val="Ttulo2"/>
+      </w:pPr>
+      <w:r>
+        <w:t>Objetivo Geral</w:t>
+      </w:r>
+      <w:r>
+        <w:rPr>
+          <w:b/>
+        </w:rPr>
+        <w:t xml:space="preserve"> [FAZER]</w:t>
+      </w:r>
+    </w:p>
+    <w:p>
+      <w:pPr>
+        <w:jc w:val="both"/>
+      </w:pPr>
+      <w:r>
+        <w:t>Nosso principal foco é apoiar os criadores</w:t>
+      </w:r>
+      <w:r>
+        <w:t xml:space="preserve"> e desenvolvedores</w:t>
+      </w:r>
+      <w:r>
+        <w:t xml:space="preserve"> independentes</w:t>
+      </w:r>
+      <w:r>
+        <w:t>,</w:t>
+      </w:r>
+      <w:r>
+        <w:t xml:space="preserve"> fornecendo materiais </w:t>
+      </w:r>
+      <w:r>
+        <w:t>relevantes para controlar a publicação de suas criações</w:t>
+      </w:r>
+      <w:r>
+        <w:t xml:space="preserve"> e métricas </w:t>
+      </w:r>
+      <w:r>
+        <w:t xml:space="preserve">convenientes </w:t>
+      </w:r>
+      <w:r>
+        <w:t>para medir o desempenho</w:t>
+      </w:r>
+      <w:r>
+        <w:t xml:space="preserve"> das mesmas</w:t>
+      </w:r>
+      <w:r>
+        <w:t>.</w:t>
+      </w:r>
+    </w:p>
+    <w:p>
+      <w:pPr>
+        <w:jc w:val="both"/>
+      </w:pPr>
+      <w:r>
+        <w:t xml:space="preserve">Preparamos </w:t>
+      </w:r>
+      <w:r>
+        <w:t xml:space="preserve">esse suporte </w:t>
+      </w:r>
+      <w:r>
+        <w:t>pensando</w:t>
+      </w:r>
+      <w:r>
+        <w:t xml:space="preserve"> nos principais obstáculos que esse público enfrenta</w:t>
+      </w:r>
+      <w:r>
+        <w:t xml:space="preserve"> para tornarem conhecidas as suas obras</w:t>
+      </w:r>
+      <w:r>
+        <w:t>:</w:t>
+      </w:r>
+    </w:p>
+    <w:p>
+      <w:pPr>
+        <w:pStyle w:val="PargrafodaLista"/>
+        <w:numPr>
+          <w:ilvl w:val="0"/>
+          <w:numId w:val="13"/>
+        </w:numPr>
+        <w:jc w:val="both"/>
         <w:rPr>
           <w:b/>
           <w:u w:val="single"/>
         </w:rPr>
       </w:pPr>
       <w:r>
-        <w:t>Nosso principal foco é apoiar os criadores</w:t>
-      </w:r>
-      <w:r>
-        <w:t xml:space="preserve"> e desenvolvedores</w:t>
-      </w:r>
-      <w:r>
-        <w:t xml:space="preserve"> independentes</w:t>
-      </w:r>
-      <w:r>
-        <w:t>,</w:t>
-      </w:r>
-      <w:r>
-        <w:t xml:space="preserve"> fornecendo materiais </w:t>
-      </w:r>
-      <w:r>
-        <w:t>relevantes para controlar a publicação de suas criações</w:t>
-      </w:r>
-      <w:r>
-        <w:t xml:space="preserve"> e métricas </w:t>
-      </w:r>
-      <w:r>
-        <w:t xml:space="preserve">convenientes </w:t>
-      </w:r>
-      <w:r>
-        <w:t>para medir o desempenho</w:t>
-      </w:r>
-      <w:r>
-        <w:t xml:space="preserve"> das mesmas</w:t>
-      </w:r>
-      <w:r>
-        <w:t>.</w:t>
-      </w:r>
-      <w:r>
-        <w:t xml:space="preserve"> </w:t>
-      </w:r>
-      <w:r>
-        <w:t xml:space="preserve">Preparamos </w:t>
-      </w:r>
-      <w:r>
-        <w:t xml:space="preserve">esse suporte </w:t>
-      </w:r>
-      <w:r>
-        <w:t xml:space="preserve">pensando </w:t>
-      </w:r>
-      <w:r>
+        <w:t>O</w:t>
+      </w:r>
+      <w:r>
+        <w:t xml:space="preserve">s </w:t>
+      </w:r>
+      <w:r>
+        <w:rPr>
+          <w:bCs/>
+        </w:rPr>
+        <w:t>algoritmos de redes sociais</w:t>
+      </w:r>
+      <w:r>
+        <w:rPr>
+          <w:bCs/>
+        </w:rPr>
+        <w:t xml:space="preserve"> e sua preferência por conteúdo que recebe mais interações (o que frequentemente não é o caso desse público, uma vez que temos o desconhecimento da obra proveniente do início do ciclo de desenvolvimento dela)</w:t>
+      </w:r>
+      <w:r>
+        <w:rPr>
+          <w:bCs/>
+        </w:rPr>
+        <w:t>;</w:t>
+      </w:r>
+    </w:p>
+    <w:p>
+      <w:pPr>
+        <w:pStyle w:val="PargrafodaLista"/>
+        <w:numPr>
+          <w:ilvl w:val="0"/>
+          <w:numId w:val="13"/>
+        </w:numPr>
+        <w:jc w:val="both"/>
         <w:rPr>
           <w:b/>
           <w:u w:val="single"/>
         </w:rPr>
-        <w:t>{algoritmos de redes sociais, limitações na verba e na arquitetura das ferramentas utilizadas</w:t>
+      </w:pPr>
+      <w:r>
+        <w:rPr>
+          <w:bCs/>
+        </w:rPr>
+        <w:t>A</w:t>
+      </w:r>
+      <w:r>
+        <w:rPr>
+          <w:bCs/>
+        </w:rPr>
+        <w:t xml:space="preserve">s dificuldades que alguns desenvolvedores, especialmente os iniciantes, possuem em </w:t>
+      </w:r>
+      <w:r>
+        <w:rPr>
+          <w:bCs/>
+        </w:rPr>
+        <w:t>compartilharem s</w:t>
+      </w:r>
+      <w:r>
+        <w:rPr>
+          <w:bCs/>
+        </w:rPr>
+        <w:t>e</w:t>
+      </w:r>
+      <w:r>
+        <w:rPr>
+          <w:bCs/>
+        </w:rPr>
+        <w:t>us</w:t>
+      </w:r>
+      <w:r>
+        <w:rPr>
+          <w:bCs/>
+        </w:rPr>
+        <w:t xml:space="preserve"> jogos</w:t>
+      </w:r>
+      <w:r>
+        <w:rPr>
+          <w:bCs/>
+        </w:rPr>
+        <w:t xml:space="preserve"> recentes </w:t>
+      </w:r>
+      <w:r>
+        <w:rPr>
+          <w:bCs/>
+        </w:rPr>
+        <w:t>às redes sociais, até mesmo para outras pessoas</w:t>
+      </w:r>
+      <w:r>
+        <w:rPr>
+          <w:bCs/>
+        </w:rPr>
+        <w:t xml:space="preserve"> – um quesito de marketing pessoal</w:t>
+      </w:r>
+      <w:r>
+        <w:rPr>
+          <w:bCs/>
+        </w:rPr>
+        <w:t xml:space="preserve"> </w:t>
       </w:r>
       <w:r>
         <w:rPr>
           <w:b/>
           <w:u w:val="single"/>
         </w:rPr>
-        <w:t>, dificuldade no marketing pessoal</w:t>
+        <w:t>(embora agora seja mais “fácil” por causa da internet, as pessoas ainda têm dificuldade em saberem como compartilhar e divulgar de forma bem expansiva</w:t>
       </w:r>
       <w:r>
         <w:rPr>
           <w:b/>
           <w:u w:val="single"/>
         </w:rPr>
-        <w:t>}</w:t>
+        <w:t>. Dar atenção para o</w:t>
+      </w:r>
+      <w:r>
+        <w:rPr>
+          <w:b/>
+          <w:u w:val="single"/>
+        </w:rPr>
+        <w:t xml:space="preserve"> feedback honesto</w:t>
+      </w:r>
+      <w:r>
+        <w:rPr>
+          <w:b/>
+          <w:u w:val="single"/>
+        </w:rPr>
+        <w:t xml:space="preserve">); </w:t>
+      </w:r>
+      <w:r>
+        <w:rPr>
+          <w:b/>
+          <w:u w:val="single"/>
+        </w:rPr>
+        <w:t>limitações na verba e na arquitetura das ferramentas utilizadas</w:t>
+      </w:r>
+      <w:r>
+        <w:rPr>
+          <w:b/>
+          <w:u w:val="single"/>
+        </w:rPr>
+        <w:t>,</w:t>
       </w:r>
     </w:p>
     <w:p>
       <w:pPr>
         <w:jc w:val="both"/>
+      </w:pPr>
+    </w:p>
+    <w:p>
+      <w:pPr>
+        <w:jc w:val="both"/>
         <w:rPr>
           <w:bCs/>
         </w:rPr>
@@ -578,7 +1248,24 @@
         <w:t>do</w:t>
       </w:r>
       <w:r>
-        <w:t xml:space="preserve"> de jogos digitais na atualidade</w:t>
+        <w:t xml:space="preserve"> de </w:t>
+      </w:r>
+      <w:r>
+        <w:t xml:space="preserve">hoje, </w:t>
+      </w:r>
+      <w:proofErr w:type="gramStart"/>
+      <w:r>
+        <w:t xml:space="preserve">dos, </w:t>
+      </w:r>
+      <w:r>
+        <w:t>jogos</w:t>
+      </w:r>
+      <w:proofErr w:type="gramEnd"/>
+      <w:r>
+        <w:t xml:space="preserve"> digitais</w:t>
+      </w:r>
+      <w:r>
+        <w:t>,</w:t>
       </w:r>
       <w:r>
         <w:t xml:space="preserve"> </w:t>
@@ -674,22 +1361,43 @@
       </w:r>
     </w:p>
     <w:p>
-      <w:r>
-        <w:t xml:space="preserve">Para os desenvolvedores, </w:t>
+      <w:pPr>
+        <w:jc w:val="both"/>
+      </w:pPr>
+      <w:r>
+        <w:t>Para os desenvolvedores, desejamos</w:t>
+      </w:r>
+      <w:r>
+        <w:t xml:space="preserve"> </w:t>
+      </w:r>
+      <w:r>
+        <w:t xml:space="preserve">oferecer uma experiência de </w:t>
       </w:r>
       <w:proofErr w:type="gramStart"/>
       <w:r>
-        <w:t>desejamos</w:t>
-      </w:r>
-      <w:r>
-        <w:t xml:space="preserve"> .</w:t>
+        <w:t>uso ,</w:t>
       </w:r>
       <w:proofErr w:type="gramEnd"/>
       <w:r>
-        <w:t xml:space="preserve"> </w:t>
-      </w:r>
-      <w:r>
-        <w:t xml:space="preserve">De forma principal, funcionará assim: o desenvolvedor posta essa </w:t>
+        <w:t xml:space="preserve"> do jeito mais informado </w:t>
+      </w:r>
+      <w:r>
+        <w:t xml:space="preserve">e cooperativo </w:t>
+      </w:r>
+      <w:r>
+        <w:t>possível</w:t>
+      </w:r>
+      <w:r>
+        <w:t xml:space="preserve">. </w:t>
+      </w:r>
+      <w:r>
+        <w:t>De forma principal</w:t>
+      </w:r>
+      <w:r>
+        <w:t xml:space="preserve"> e resumida</w:t>
+      </w:r>
+      <w:r>
+        <w:t xml:space="preserve">, funcionará assim: o desenvolvedor posta essa </w:t>
       </w:r>
       <w:r>
         <w:rPr>
@@ -699,7 +1407,24 @@
         <w:t>demo</w:t>
       </w:r>
       <w:r>
-        <w:t xml:space="preserve"> na plataforma para que tanto o seu público quanto qualquer outro usuário na plataforma possam testar a </w:t>
+        <w:t xml:space="preserve"> na plataforma para que tanto o seu público quanto qualquer outro usuário </w:t>
+      </w:r>
+      <w:r>
+        <w:t xml:space="preserve">conectado </w:t>
+      </w:r>
+      <w:r>
+        <w:t xml:space="preserve">na </w:t>
+      </w:r>
+      <w:proofErr w:type="spellStart"/>
+      <w:r>
+        <w:t>Float</w:t>
+      </w:r>
+      <w:proofErr w:type="spellEnd"/>
+      <w:r>
+        <w:t xml:space="preserve"> </w:t>
+      </w:r>
+      <w:r>
+        <w:t xml:space="preserve">possam testar a </w:t>
       </w:r>
       <w:r>
         <w:rPr>
@@ -711,9 +1436,22 @@
       <w:r>
         <w:t xml:space="preserve"> livremente.</w:t>
       </w:r>
+      <w:r>
+        <w:t xml:space="preserve"> Logo após a postagem, o desenvolvedor passará a contar com estatísticas sobre o desempenho de sua </w:t>
+      </w:r>
+      <w:r>
+        <w:rPr>
+          <w:i/>
+        </w:rPr>
+        <w:t>demo</w:t>
+      </w:r>
+      <w:r>
+        <w:t>, com o intuito de serem tomadas como base para o ciclo de desenvolvimento do jogo completo.</w:t>
+      </w:r>
     </w:p>
     <w:p>
       <w:pPr>
+        <w:jc w:val="both"/>
         <w:rPr>
           <w:b/>
           <w:u w:val="single"/>
@@ -721,13 +1459,24 @@
       </w:pPr>
       <w:r>
         <w:lastRenderedPageBreak/>
-        <w:t xml:space="preserve">De uma forma geral, </w:t>
-      </w:r>
-      <w:proofErr w:type="gramStart"/>
-      <w:r>
-        <w:t>desejamos .</w:t>
-      </w:r>
-      <w:proofErr w:type="gramEnd"/>
+        <w:t xml:space="preserve">De uma </w:t>
+      </w:r>
+      <w:r>
+        <w:t xml:space="preserve">maneira </w:t>
+      </w:r>
+      <w:r>
+        <w:t xml:space="preserve">geral, desejamos </w:t>
+      </w:r>
+      <w:r>
+        <w:rPr>
+          <w:b/>
+          <w:u w:val="single"/>
+        </w:rPr>
+        <w:t>{fazer com que eles se sintam reconhecidos}</w:t>
+      </w:r>
+      <w:r>
+        <w:t>.</w:t>
+      </w:r>
       <w:r>
         <w:t xml:space="preserve"> </w:t>
       </w:r>
@@ -755,136 +1504,190 @@
       </w:r>
     </w:p>
     <w:p>
-      <w:r>
-        <w:t>Para os consumidores</w:t>
-      </w:r>
-      <w:r>
-        <w:t xml:space="preserve"> e jogadores</w:t>
-      </w:r>
-      <w:r>
-        <w:t xml:space="preserve">, </w:t>
-      </w:r>
-      <w:proofErr w:type="gramStart"/>
-      <w:r>
-        <w:t>queremos</w:t>
-      </w:r>
-      <w:r>
-        <w:t xml:space="preserve"> .</w:t>
-      </w:r>
-      <w:proofErr w:type="gramEnd"/>
-      <w:r>
-        <w:t xml:space="preserve"> De forma principal, funcionará assim:</w:t>
-      </w:r>
+      <w:pPr>
+        <w:jc w:val="both"/>
+      </w:pPr>
     </w:p>
     <w:p>
-      <w:r>
-        <w:t xml:space="preserve">De uma forma geral, </w:t>
+      <w:pPr>
+        <w:jc w:val="both"/>
+      </w:pPr>
+      <w:r>
+        <w:t>Para os consumidores</w:t>
+      </w:r>
+      <w:r>
+        <w:t xml:space="preserve"> e jogadores</w:t>
+      </w:r>
+      <w:r>
+        <w:t>, queremos</w:t>
+      </w:r>
+      <w:r>
+        <w:t xml:space="preserve"> </w:t>
+      </w:r>
+      <w:r>
+        <w:t xml:space="preserve">que tenham uma experiência </w:t>
       </w:r>
       <w:proofErr w:type="gramStart"/>
       <w:r>
-        <w:t>queremos .</w:t>
+        <w:t xml:space="preserve">mais </w:t>
+      </w:r>
+      <w:r>
+        <w:t>.</w:t>
       </w:r>
       <w:proofErr w:type="gramEnd"/>
+      <w:r>
+        <w:t xml:space="preserve"> De forma principal</w:t>
+      </w:r>
+      <w:r>
+        <w:t xml:space="preserve"> e resumida</w:t>
+      </w:r>
+      <w:r>
+        <w:t>, funcionará assim:</w:t>
+      </w:r>
     </w:p>
     <w:p>
       <w:pPr>
-        <w:pStyle w:val="Ttulo1"/>
+        <w:jc w:val="both"/>
+      </w:pPr>
+      <w:r>
+        <w:t xml:space="preserve">De uma </w:t>
+      </w:r>
+      <w:r>
+        <w:t>maneira</w:t>
+      </w:r>
+      <w:r>
+        <w:t xml:space="preserve"> geral, queremos </w:t>
+      </w:r>
+      <w:r>
         <w:rPr>
           <w:b/>
-        </w:rPr>
-      </w:pPr>
+          <w:u w:val="single"/>
+        </w:rPr>
+        <w:t>{renovem suas expectativas em relação ao / se possível reformulem seus próprios padrões de consumo</w:t>
+      </w:r>
       <w:r>
         <w:rPr>
           <w:b/>
-        </w:rPr>
-        <w:t>Recursos Gerais da Plataforma</w:t>
+          <w:u w:val="single"/>
+        </w:rPr>
+        <w:t>?</w:t>
+      </w:r>
+      <w:r>
+        <w:rPr>
+          <w:b/>
+          <w:u w:val="single"/>
+        </w:rPr>
+        <w:t>}</w:t>
+      </w:r>
+      <w:r>
+        <w:t>.</w:t>
       </w:r>
     </w:p>
     <w:p>
-      <w:r>
-        <w:t xml:space="preserve">A plataforma </w:t>
-      </w:r>
-      <w:proofErr w:type="spellStart"/>
-      <w:r>
-        <w:t>Float</w:t>
-      </w:r>
-      <w:proofErr w:type="spellEnd"/>
-      <w:r>
-        <w:t xml:space="preserve"> oferece</w:t>
-      </w:r>
-      <w:r>
-        <w:t>, na sua interface</w:t>
-      </w:r>
-      <w:r>
-        <w:t>:</w:t>
+      <w:pPr>
+        <w:pStyle w:val="Ttulo1"/>
+        <w:rPr>
+          <w:b/>
+        </w:rPr>
+      </w:pPr>
+      <w:r>
+        <w:rPr>
+          <w:b/>
+        </w:rPr>
+        <w:t>Recursos Gerais da Plataforma</w:t>
       </w:r>
     </w:p>
     <w:p>
-      <w:pPr>
-        <w:pStyle w:val="Ttulo2"/>
-        <w:rPr>
-          <w:b/>
-        </w:rPr>
-      </w:pPr>
-      <w:r>
-        <w:t>Perfil</w:t>
+      <w:r>
+        <w:t xml:space="preserve">A plataforma </w:t>
+      </w:r>
+      <w:proofErr w:type="spellStart"/>
+      <w:r>
+        <w:t>Float</w:t>
+      </w:r>
+      <w:proofErr w:type="spellEnd"/>
+      <w:r>
+        <w:t xml:space="preserve"> oferece</w:t>
+      </w:r>
+      <w:r>
+        <w:t>, na sua interface</w:t>
+      </w:r>
+      <w:r>
+        <w:t>:</w:t>
       </w:r>
     </w:p>
     <w:p>
-      <w:r>
-        <w:t>O Perfil do Usuário</w:t>
-      </w:r>
-      <w:r>
-        <w:t xml:space="preserve"> é o principal</w:t>
-      </w:r>
-      <w:r>
-        <w:t xml:space="preserve"> lugar para </w:t>
-      </w:r>
-      <w:r>
-        <w:t>todos os dados e informações referentes à pessoa registrada e suas interações dentro da plataforma.</w:t>
+      <w:pPr>
+        <w:pStyle w:val="Ttulo2"/>
+        <w:rPr>
+          <w:b/>
+        </w:rPr>
+      </w:pPr>
+      <w:r>
+        <w:t>Perfil</w:t>
       </w:r>
     </w:p>
     <w:p>
-      <w:r>
-        <w:t>Será o meio por onde o usuário vai interagir com os recursos da plataforma e com outros usuários.</w:t>
-      </w:r>
-      <w:r>
-        <w:t xml:space="preserve"> Disponibilizada tanto para jogadores quanto para desenvolvedores, é na seção do Perfil onde eles</w:t>
-      </w:r>
-      <w:r>
-        <w:t xml:space="preserve"> acessam dados</w:t>
-      </w:r>
-      <w:r>
-        <w:t xml:space="preserve"> referentes à sua atividade na plataforma e nas páginas de jogos que são acessadas, bem como, respectivamente, sobre notificações acerca do estado dos jogos que seguirem ou sobre notificações acerca d</w:t>
-      </w:r>
-      <w:r>
-        <w:t xml:space="preserve">a performance da </w:t>
-      </w:r>
-      <w:r>
-        <w:rPr>
-          <w:i/>
-        </w:rPr>
-        <w:t>demo</w:t>
-      </w:r>
-      <w:r>
-        <w:t xml:space="preserve"> publicada.</w:t>
+      <w:pPr>
+        <w:jc w:val="both"/>
+      </w:pPr>
+      <w:r>
+        <w:t>O Perfil do Usuário é o principal</w:t>
+      </w:r>
+      <w:r>
+        <w:t xml:space="preserve"> lugar para </w:t>
+      </w:r>
+      <w:r>
+        <w:t>todos os dados e informações referentes à pessoa registrada e suas interações dentro da plataforma.</w:t>
       </w:r>
     </w:p>
     <w:p>
       <w:pPr>
-        <w:pStyle w:val="Ttulo2"/>
-        <w:rPr>
-          <w:b/>
-        </w:rPr>
-      </w:pPr>
-      <w:r>
-        <w:t>Biblioteca de jogos</w:t>
-      </w:r>
-      <w:r>
-        <w:t xml:space="preserve"> própria</w:t>
+        <w:jc w:val="both"/>
+      </w:pPr>
+      <w:r>
+        <w:t>Será o meio por onde o usuário vai interagir com os recursos da plataforma e com outros usuários.</w:t>
+      </w:r>
+      <w:r>
+        <w:t xml:space="preserve"> Disponibilizada tanto para jogadores quanto para desenvolvedores, é na seção do Perfil onde eles</w:t>
+      </w:r>
+      <w:r>
+        <w:t xml:space="preserve"> acessam dados</w:t>
+      </w:r>
+      <w:r>
+        <w:t xml:space="preserve"> referentes à sua atividade na plataforma e nas páginas de jogos que são acessadas, bem como, respectivamente, sobre notificações acerca do estado dos jogos que seguirem ou sobre notificações acerca d</w:t>
+      </w:r>
+      <w:r>
+        <w:t xml:space="preserve">a performance da </w:t>
+      </w:r>
+      <w:r>
+        <w:rPr>
+          <w:i/>
+        </w:rPr>
+        <w:t>demo</w:t>
+      </w:r>
+      <w:r>
+        <w:t xml:space="preserve"> publicada.</w:t>
       </w:r>
     </w:p>
     <w:p>
+      <w:pPr>
+        <w:pStyle w:val="Ttulo2"/>
+        <w:rPr>
+          <w:b/>
+        </w:rPr>
+      </w:pPr>
+      <w:r>
+        <w:t>Biblioteca de jogos</w:t>
+      </w:r>
+      <w:r>
+        <w:t xml:space="preserve"> própria</w:t>
+      </w:r>
+    </w:p>
+    <w:p>
+      <w:pPr>
+        <w:jc w:val="both"/>
+      </w:pPr>
       <w:r>
         <w:t>Uma página dentro do Perfil que mostra</w:t>
       </w:r>
@@ -918,6 +1721,9 @@
       </w:r>
     </w:p>
     <w:p>
+      <w:pPr>
+        <w:jc w:val="both"/>
+      </w:pPr>
       <w:r>
         <w:t>A Biblioteca de Jogos tem como objetivo concentrar todas as demonstrações de jogos em um único lugar</w:t>
       </w:r>
@@ -932,22 +1738,64 @@
       <w:r>
         <w:t>Feedback facilitado</w:t>
       </w:r>
-      <w:r>
-        <w:rPr>
-          <w:b/>
-        </w:rPr>
-        <w:t xml:space="preserve"> [FAZER]</w:t>
-      </w:r>
     </w:p>
     <w:p>
-      <w:r>
-        <w:t>Para o lado dos desenvolvedores independentes, métricas sobre o jogo serão disponibilizadas</w:t>
+      <w:pPr>
+        <w:jc w:val="both"/>
+      </w:pPr>
+      <w:r>
+        <w:t xml:space="preserve">Para o lado dos desenvolvedores independentes, métricas </w:t>
+      </w:r>
+      <w:r>
+        <w:t xml:space="preserve">de desempenho </w:t>
+      </w:r>
+      <w:r>
+        <w:t>sobre o jogo serão disponibilizadas</w:t>
       </w:r>
       <w:r>
         <w:t xml:space="preserve"> após o momento da publicação,</w:t>
       </w:r>
       <w:r>
         <w:t xml:space="preserve"> informando sobre</w:t>
+      </w:r>
+      <w:r>
+        <w:t xml:space="preserve"> propriedades como </w:t>
+      </w:r>
+      <w:r>
+        <w:t>o número de usuários</w:t>
+      </w:r>
+      <w:r>
+        <w:t xml:space="preserve"> que colocaram o jogo na lista de desejos, </w:t>
+      </w:r>
+      <w:r>
+        <w:t xml:space="preserve">as </w:t>
+      </w:r>
+      <w:r>
+        <w:t>avaliações</w:t>
+      </w:r>
+      <w:r>
+        <w:t xml:space="preserve"> e</w:t>
+      </w:r>
+      <w:r>
+        <w:t xml:space="preserve"> </w:t>
+      </w:r>
+      <w:r>
+        <w:t xml:space="preserve">os </w:t>
+      </w:r>
+      <w:r>
+        <w:t>comentários</w:t>
+      </w:r>
+      <w:r>
+        <w:t xml:space="preserve"> de jogadores que decidiram experimentar a </w:t>
+      </w:r>
+      <w:r>
+        <w:rPr>
+          <w:i/>
+        </w:rPr>
+        <w:t>demo</w:t>
+      </w:r>
+      <w:r>
+        <w:t xml:space="preserve"> – com tempo de jogo incluído.</w:t>
       </w:r>
     </w:p>
     <w:p>
@@ -963,41 +1811,64 @@
       <w:r>
         <w:t>Divulgação</w:t>
       </w:r>
-      <w:r>
-        <w:rPr>
-          <w:b/>
-        </w:rPr>
-        <w:t xml:space="preserve"> [FAZER]</w:t>
-      </w:r>
     </w:p>
     <w:p>
-      <w:r>
-        <w:t>Também serão oferecidas maneiras de</w:t>
+      <w:pPr>
+        <w:jc w:val="both"/>
+      </w:pPr>
+      <w:r>
+        <w:t xml:space="preserve">Dentro da </w:t>
+      </w:r>
+      <w:proofErr w:type="spellStart"/>
+      <w:r>
+        <w:t>Float</w:t>
+      </w:r>
+      <w:proofErr w:type="spellEnd"/>
+      <w:r>
+        <w:t>,</w:t>
+      </w:r>
+      <w:r>
+        <w:t xml:space="preserve"> </w:t>
+      </w:r>
+      <w:r>
+        <w:t>t</w:t>
+      </w:r>
+      <w:r>
+        <w:t>ambém serão oferecidas maneiras de</w:t>
       </w:r>
       <w:r>
         <w:t xml:space="preserve"> aumentar a divulgação do projeto publicado</w:t>
       </w:r>
       <w:r>
-        <w:t xml:space="preserve"> dentro da </w:t>
-      </w:r>
-      <w:proofErr w:type="spellStart"/>
-      <w:r>
-        <w:t>Float</w:t>
-      </w:r>
-      <w:proofErr w:type="spellEnd"/>
+        <w:t xml:space="preserve"> – principalmente por meio dos links externos.</w:t>
+      </w:r>
     </w:p>
     <w:p>
       <w:pPr>
-        <w:pStyle w:val="Ttulo2"/>
-        <w:rPr>
-          <w:b/>
-        </w:rPr>
-      </w:pPr>
-      <w:r>
-        <w:t>Comunidade</w:t>
+        <w:jc w:val="both"/>
+      </w:pPr>
+      <w:r>
+        <w:t>Além dos links de redes sociais, os desenvolvedores também terão a possibilidade de</w:t>
+      </w:r>
+      <w:r>
+        <w:t xml:space="preserve"> anexarem seus próprios links de contas de outras plataformas de criação de conteúdo.</w:t>
       </w:r>
     </w:p>
     <w:p>
+      <w:pPr>
+        <w:pStyle w:val="Ttulo2"/>
+        <w:rPr>
+          <w:b/>
+        </w:rPr>
+      </w:pPr>
+      <w:r>
+        <w:t>Comunidade</w:t>
+      </w:r>
+    </w:p>
+    <w:p>
+      <w:pPr>
+        <w:jc w:val="both"/>
+      </w:pPr>
       <w:r>
         <w:t xml:space="preserve">Uma seção própria </w:t>
       </w:r>
@@ -1041,7 +1912,11 @@
         <w:t xml:space="preserve"> as violem</w:t>
       </w:r>
       <w:r>
-        <w:t xml:space="preserve"> – como incitar discurso de ódio, caluniar e/ou difamar usuários em razão de suas atividades</w:t>
+        <w:t xml:space="preserve"> – </w:t>
+      </w:r>
+      <w:r>
+        <w:lastRenderedPageBreak/>
+        <w:t>como incitar discurso de ódio, caluniar e/ou difamar usuários em razão de suas atividades</w:t>
       </w:r>
       <w:r>
         <w:t>, publicar conteúdo geralmente ofensivo</w:t>
@@ -1049,8 +1924,6 @@
       <w:r>
         <w:t xml:space="preserve"> e/ou preconceituoso</w:t>
       </w:r>
-      <w:bookmarkStart w:id="1" w:name="_GoBack"/>
-      <w:bookmarkEnd w:id="1"/>
       <w:r>
         <w:t>, entre outras infrações</w:t>
       </w:r>
@@ -1073,6 +1946,9 @@
       </w:r>
     </w:p>
     <w:p>
+      <w:pPr>
+        <w:jc w:val="both"/>
+      </w:pPr>
       <w:r>
         <w:t xml:space="preserve">Como parte da nossa estratégia de divulgação, decidimos publicar algumas notícias na página inicial da plataforma. São matérias rápidas, simples e de estrutura livre, com foco na descrição dos diferentes eventos que têm acontecido na comunidade </w:t>
       </w:r>
@@ -1108,11 +1984,7 @@
         <w:t>reviews</w:t>
       </w:r>
       <w:r>
-        <w:t xml:space="preserve"> e anúncios sobre </w:t>
-      </w:r>
-      <w:r>
-        <w:lastRenderedPageBreak/>
-        <w:t xml:space="preserve">diferentes jogos do catálogo da </w:t>
+        <w:t xml:space="preserve"> e anúncios sobre diferentes jogos do catálogo da </w:t>
       </w:r>
       <w:proofErr w:type="spellStart"/>
       <w:r>
@@ -1144,8 +2016,25 @@
       </w:r>
     </w:p>
     <w:p>
+      <w:pPr>
+        <w:jc w:val="both"/>
+      </w:pPr>
       <w:r>
         <w:t>Nossa plataforma apresentará recursos que facilitem a utilização da mesma por pessoas com deficiências visuais e auditivas. Contamos com recursos de Libras (tanto no site quanto no aplicativo)</w:t>
+      </w:r>
+      <w:r>
+        <w:t xml:space="preserve"> e de </w:t>
+      </w:r>
+      <w:proofErr w:type="spellStart"/>
+      <w:r>
+        <w:t>Audiodescrição</w:t>
+      </w:r>
+      <w:proofErr w:type="spellEnd"/>
+      <w:r>
+        <w:t>, que</w:t>
+      </w:r>
+      <w:r>
+        <w:t xml:space="preserve"> narram e soletram os textos que forem clicados – de acordo com a configuração que o usuário</w:t>
       </w:r>
       <w:r>
         <w:br w:type="page"/>
@@ -1222,22 +2111,40 @@
           <w:bCs/>
           <w:u w:val="single"/>
         </w:rPr>
-        <w:t>{apenas quem estiver logado poderá baixar e testar as demos</w:t>
-      </w:r>
+        <w:t xml:space="preserve">{apenas quem estiver </w:t>
+      </w:r>
+      <w:proofErr w:type="spellStart"/>
       <w:r>
         <w:rPr>
           <w:b/>
           <w:bCs/>
           <w:u w:val="single"/>
         </w:rPr>
-        <w:t>, e comentar e dar avaliações</w:t>
-      </w:r>
+        <w:t>logado</w:t>
+      </w:r>
+      <w:proofErr w:type="spellEnd"/>
       <w:r>
         <w:rPr>
           <w:b/>
           <w:bCs/>
           <w:u w:val="single"/>
         </w:rPr>
+        <w:t xml:space="preserve"> poderá baixar e testar as demos</w:t>
+      </w:r>
+      <w:r>
+        <w:rPr>
+          <w:b/>
+          <w:bCs/>
+          <w:u w:val="single"/>
+        </w:rPr>
+        <w:t>, e comentar e dar avaliações</w:t>
+      </w:r>
+      <w:r>
+        <w:rPr>
+          <w:b/>
+          <w:bCs/>
+          <w:u w:val="single"/>
+        </w:rPr>
         <w:t>}</w:t>
       </w:r>
       <w:r>
@@ -1255,6 +2162,9 @@
       </w:r>
     </w:p>
     <w:p>
+      <w:pPr>
+        <w:jc w:val="both"/>
+      </w:pPr>
       <w:r>
         <w:t>Fizemos uma pesquisa bem intensiva</w:t>
       </w:r>
@@ -1263,6 +2173,9 @@
       </w:r>
     </w:p>
     <w:p>
+      <w:pPr>
+        <w:jc w:val="both"/>
+      </w:pPr>
       <w:r>
         <w:t>Na primeira etapa, pesquisamos de forma geral como os jogos digitais se encontravam na sociedade de hoje. Depois nos aprofundamos nas partes técnicas por trás do desenvolvimento.</w:t>
       </w:r>
@@ -4091,7 +5004,23 @@
               </w:rPr>
             </w:pPr>
             <w:r>
-              <w:t>“Do conceito ao produto: cria protótipos e documentos de design, projeta níveis e desafios, implementa som/arte, testa gameplay e itera com programadores e artistas usando Unity ou Unreal.”</w:t>
+              <w:t xml:space="preserve">“Do conceito ao produto: cria protótipos e documentos de design, projeta níveis e desafios, implementa som/arte, testa gameplay e itera com programadores e artistas usando </w:t>
+            </w:r>
+            <w:proofErr w:type="spellStart"/>
+            <w:r>
+              <w:t>Unity</w:t>
+            </w:r>
+            <w:proofErr w:type="spellEnd"/>
+            <w:r>
+              <w:t xml:space="preserve"> ou </w:t>
+            </w:r>
+            <w:proofErr w:type="spellStart"/>
+            <w:r>
+              <w:t>Unreal</w:t>
+            </w:r>
+            <w:proofErr w:type="spellEnd"/>
+            <w:r>
+              <w:t>.”</w:t>
             </w:r>
           </w:p>
         </w:tc>
@@ -4881,8 +5810,13 @@
                 <w:szCs w:val="24"/>
               </w:rPr>
             </w:pPr>
-            <w:r>
-              <w:t xml:space="preserve">EBAC Online. </w:t>
+            <w:proofErr w:type="gramStart"/>
+            <w:r>
+              <w:t>EBAC Online</w:t>
+            </w:r>
+            <w:proofErr w:type="gramEnd"/>
+            <w:r>
+              <w:t xml:space="preserve">. </w:t>
             </w:r>
             <w:r>
               <w:rPr>
@@ -8852,7 +9786,15 @@
             </w:r>
             <w:proofErr w:type="spellEnd"/>
             <w:r>
-              <w:t xml:space="preserve"> e Unreal, além de recursos gratuitos e acessíveis.</w:t>
+              <w:t xml:space="preserve"> e </w:t>
+            </w:r>
+            <w:proofErr w:type="spellStart"/>
+            <w:r>
+              <w:t>Unreal</w:t>
+            </w:r>
+            <w:proofErr w:type="spellEnd"/>
+            <w:r>
+              <w:t>, além de recursos gratuitos e acessíveis.</w:t>
             </w:r>
           </w:p>
           <w:p>
@@ -11044,7 +11986,15 @@
             </w:r>
             <w:proofErr w:type="spellEnd"/>
             <w:r>
-              <w:t>, Google Play, App Store e itch.io.</w:t>
+              <w:t xml:space="preserve">, Google Play, App </w:t>
+            </w:r>
+            <w:proofErr w:type="spellStart"/>
+            <w:r>
+              <w:t>Store</w:t>
+            </w:r>
+            <w:proofErr w:type="spellEnd"/>
+            <w:r>
+              <w:t xml:space="preserve"> e itch.io.</w:t>
             </w:r>
           </w:p>
           <w:p>
@@ -12817,8 +13767,13 @@
                 <w:szCs w:val="24"/>
               </w:rPr>
             </w:pPr>
-            <w:r>
-              <w:t xml:space="preserve">EBAC Online. </w:t>
+            <w:proofErr w:type="gramStart"/>
+            <w:r>
+              <w:t>EBAC Online</w:t>
+            </w:r>
+            <w:proofErr w:type="gramEnd"/>
+            <w:r>
+              <w:t xml:space="preserve">. </w:t>
             </w:r>
             <w:r>
               <w:rPr>
@@ -15408,7 +16363,15 @@
               </w:rPr>
             </w:pPr>
             <w:r>
-              <w:t>“As empresas têm adotado jogos para melhorar a qualificação dos seus funcionários, e tem sido uma crescente na sua utilização.”</w:t>
+              <w:t xml:space="preserve">“As empresas têm adotado jogos para melhorar a qualificação dos seus funcionários, e tem sido </w:t>
+            </w:r>
+            <w:proofErr w:type="gramStart"/>
+            <w:r>
+              <w:t>uma crescente</w:t>
+            </w:r>
+            <w:proofErr w:type="gramEnd"/>
+            <w:r>
+              <w:t xml:space="preserve"> na sua utilização.”</w:t>
             </w:r>
           </w:p>
         </w:tc>
@@ -16845,32 +17808,10 @@
         </w:tc>
       </w:tr>
     </w:tbl>
-    <w:p/>
     <w:p>
       <w:pPr>
-        <w:pStyle w:val="Ttulo1"/>
-        <w:rPr>
-          <w:b/>
-        </w:rPr>
-      </w:pPr>
-      <w:r>
-        <w:rPr>
-          <w:b/>
-        </w:rPr>
-        <w:t>Pesquisa de Campo</w:t>
-      </w:r>
-      <w:r>
-        <w:rPr>
-          <w:b/>
-        </w:rPr>
-        <w:t xml:space="preserve"> [FAZER]</w:t>
-      </w:r>
-    </w:p>
-    <w:p>
-      <w:pPr>
-        <w:pStyle w:val="Ttulo1"/>
-        <w:rPr>
-          <w:b/>
+        <w:rPr>
+          <w:rFonts w:asciiTheme="majorHAnsi" w:eastAsiaTheme="majorEastAsia" w:hAnsiTheme="majorHAnsi" w:cstheme="majorBidi"/>
           <w:spacing w:val="-10"/>
           <w:kern w:val="28"/>
           <w:sz w:val="56"/>
@@ -16878,21 +17819,6 @@
         </w:rPr>
       </w:pPr>
       <w:r>
-        <w:rPr>
-          <w:b/>
-        </w:rPr>
-        <w:t>Estudo dos Concorrentes</w:t>
-      </w:r>
-      <w:r>
-        <w:rPr>
-          <w:b/>
-        </w:rPr>
-        <w:t xml:space="preserve"> [FAZER]</w:t>
-      </w:r>
-      <w:r>
-        <w:rPr>
-          <w:b/>
-        </w:rPr>
         <w:br w:type="page"/>
       </w:r>
     </w:p>
@@ -17857,21 +18783,27 @@
         <w:rPr>
           <w:i/>
         </w:rPr>
-        <w:t>Como os desenvolvedores conseguirão monetizar suas criações?</w:t>
-      </w:r>
-      <w:r>
-        <w:rPr>
-          <w:b/>
-        </w:rPr>
-        <w:t xml:space="preserve"> [FAZER]</w:t>
+        <w:t>Como os desenvolvedores conseguirão monetizar suas criações</w:t>
+      </w:r>
+      <w:r>
+        <w:rPr>
+          <w:i/>
+        </w:rPr>
+        <w:t>?</w:t>
       </w:r>
     </w:p>
     <w:p>
+      <w:pPr>
+        <w:jc w:val="both"/>
+      </w:pPr>
       <w:r>
         <w:t>Eles terão a possibilidade de conectar links externos para as páginas oficias de seus jogos, e por lá eles poderão monetizar suas criações e, de fato, ganhar dinheiro com as vendas delas.</w:t>
       </w:r>
     </w:p>
     <w:p>
+      <w:pPr>
+        <w:jc w:val="both"/>
+      </w:pPr>
       <w:r>
         <w:t xml:space="preserve">Conforme seus jogos continuam o desenvolvimento e se aproximam de receberem uma data de lançamento, os desenvolvedores poderão retornar à página da </w:t>
       </w:r>
@@ -17893,6 +18825,38 @@
       <w:r>
         <w:t xml:space="preserve"> está publicada, e conectar os links que redirecionem para as páginas oficiais onde os jogos completos serão lançados.</w:t>
       </w:r>
+      <w:r>
+        <w:t xml:space="preserve"> Esse recurso já é habilitado desde o momento em que a </w:t>
+      </w:r>
+      <w:r>
+        <w:rPr>
+          <w:i/>
+        </w:rPr>
+        <w:t>demo</w:t>
+      </w:r>
+      <w:r>
+        <w:t xml:space="preserve"> é publicada na plataforma</w:t>
+      </w:r>
+      <w:r>
+        <w:t xml:space="preserve">, assim o desenvolvedor conseguirá tirar o máximo de proveito de toda a popularização obtida na </w:t>
+      </w:r>
+      <w:proofErr w:type="spellStart"/>
+      <w:r>
+        <w:t>Float</w:t>
+      </w:r>
+      <w:proofErr w:type="spellEnd"/>
+      <w:r>
+        <w:t xml:space="preserve"> – além disso, os outros usuários receberão notificações sobre o lançamento oficial do jogo completo</w:t>
+      </w:r>
+      <w:r>
+        <w:t xml:space="preserve">, dentro ou fora da </w:t>
+      </w:r>
+      <w:r>
+        <w:t>plataforma</w:t>
+      </w:r>
+      <w:r>
+        <w:t>.</w:t>
+      </w:r>
     </w:p>
     <w:p>
       <w:pPr>
@@ -17915,11 +18879,17 @@
       </w:r>
     </w:p>
     <w:p>
+      <w:pPr>
+        <w:jc w:val="both"/>
+      </w:pPr>
       <w:r>
         <w:t>Como mostrado no nosso Plano de Negócios,</w:t>
       </w:r>
     </w:p>
     <w:p>
+      <w:pPr>
+        <w:jc w:val="both"/>
+      </w:pPr>
       <w:r>
         <w:t xml:space="preserve">Nosso objetivo principal com a </w:t>
       </w:r>
@@ -17929,10 +18899,19 @@
       </w:r>
       <w:proofErr w:type="spellEnd"/>
       <w:r>
-        <w:t xml:space="preserve"> nunca foi “ganhar dinheiro em cima de obras criativas”, mas sim</w:t>
+        <w:t xml:space="preserve"> nunca foi “ganhar dinheiro em cima de obras criativas</w:t>
+      </w:r>
+      <w:r>
+        <w:t xml:space="preserve"> e originais</w:t>
+      </w:r>
+      <w:r>
+        <w:t>”, mas sim</w:t>
       </w:r>
     </w:p>
     <w:p>
+      <w:pPr>
+        <w:jc w:val="both"/>
+      </w:pPr>
       <w:r>
         <w:t>No entanto, devemos ressaltar que ainda precisaremos de dinheiro para cobrirmos a manutenção das operações e técnicas do site e do aplicativo.</w:t>
       </w:r>
@@ -17943,64 +18922,197 @@
         <w:rPr>
           <w:b/>
           <w:bCs/>
+        </w:rPr>
+      </w:pPr>
+      <w:r>
+        <w:rPr>
           <w:i/>
         </w:rPr>
-      </w:pPr>
-      <w:r>
-        <w:rPr>
-          <w:i/>
-        </w:rPr>
-        <w:t xml:space="preserve">É possível comparar a seção da Comunidade com uma “rede social”? </w:t>
-      </w:r>
-      <w:r>
-        <w:rPr>
-          <w:b/>
-          <w:bCs/>
-          <w:i/>
-        </w:rPr>
-        <w:t>[FAZER]</w:t>
+        <w:t>É possível comparar a seção da Comunidade com uma “rede social”?</w:t>
       </w:r>
     </w:p>
     <w:p>
+      <w:pPr>
+        <w:jc w:val="both"/>
+      </w:pPr>
       <w:r>
         <w:t>A Comunidade, de fato, possui elementos como lista de comentários e possibilidade de postar fotos e vídeos, porém</w:t>
+      </w:r>
+      <w:r>
+        <w:t xml:space="preserve"> não pretendemos transformá-la numa rede social.</w:t>
       </w:r>
     </w:p>
     <w:p>
       <w:pPr>
-        <w:pStyle w:val="Ttulo1"/>
-        <w:rPr>
-          <w:b/>
-        </w:rPr>
-      </w:pPr>
+        <w:jc w:val="both"/>
+      </w:pPr>
+      <w:r>
+        <w:t>Essa decisão surge d</w:t>
+      </w:r>
+      <w:r>
+        <w:t xml:space="preserve">a visão que temos sobre a própria missão da plataforma: queremos aumentar o reconhecimento de um jogo </w:t>
+      </w:r>
       <w:r>
         <w:rPr>
           <w:i/>
         </w:rPr>
-        <w:t>Daria pra relacionar as atividades dessa plataforma com instituições de ensino, com o intuito de apoiar estudantes na área de programação de jogos?</w:t>
-      </w:r>
-      <w:r>
-        <w:rPr>
-          <w:b/>
-        </w:rPr>
-        <w:t xml:space="preserve"> [FAZER]</w:t>
+        <w:t>indie</w:t>
+      </w:r>
+      <w:r>
+        <w:t xml:space="preserve"> por todas as outras plataformas além da </w:t>
+      </w:r>
+      <w:proofErr w:type="spellStart"/>
+      <w:r>
+        <w:t>Float</w:t>
+      </w:r>
+      <w:proofErr w:type="spellEnd"/>
+      <w:r>
+        <w:t xml:space="preserve"> – essa missão seria destruída se concentrássemos a popularidade na nossa própria plataforma, pois apenas os nossos usuários falariam internamente sobre o jogo; </w:t>
+      </w:r>
+      <w:r>
+        <w:t xml:space="preserve">e </w:t>
+      </w:r>
+      <w:r>
+        <w:t xml:space="preserve">mesmo que eles compartilhem todo esse conteúdo para outros ambientes, a maior concentração de popularidade ainda estaria somente dentro da </w:t>
+      </w:r>
+      <w:proofErr w:type="spellStart"/>
+      <w:r>
+        <w:t>Float</w:t>
+      </w:r>
+      <w:proofErr w:type="spellEnd"/>
+      <w:r>
+        <w:t xml:space="preserve"> e não </w:t>
+      </w:r>
+      <w:r>
+        <w:t xml:space="preserve">nos lugares online cruciais para a popularização de um jogo </w:t>
+      </w:r>
+      <w:r>
+        <w:rPr>
+          <w:i/>
+        </w:rPr>
+        <w:t>indie</w:t>
+      </w:r>
+      <w:r>
+        <w:t xml:space="preserve"> (como lojas digitais ou redes sociais)</w:t>
+      </w:r>
+      <w:r>
+        <w:t>: esse é o cenário</w:t>
+      </w:r>
+      <w:r>
+        <w:t xml:space="preserve"> que visamos evitar</w:t>
+      </w:r>
+      <w:r>
+        <w:t>, seguindo as nossas propostas de negócios</w:t>
+      </w:r>
+      <w:r>
+        <w:t>.</w:t>
       </w:r>
     </w:p>
     <w:p>
-      <w:r>
-        <w:t>Essa ramificação já foi considerada,</w:t>
+      <w:pPr>
+        <w:jc w:val="both"/>
+        <w:rPr>
+          <w:b/>
+          <w:u w:val="single"/>
+        </w:rPr>
+      </w:pPr>
+      <w:r>
+        <w:t>Basicamente, essa decisão está relacionada com a questão</w:t>
+      </w:r>
+      <w:r>
+        <w:t xml:space="preserve"> dos algoritmos das redes sociais e das lojas de comercialização de jogos, e o modo com estas funcionam.</w:t>
+      </w:r>
+      <w:r>
+        <w:t xml:space="preserve"> </w:t>
+      </w:r>
+      <w:r>
+        <w:t xml:space="preserve">Nós almejamos a popularidade para os desenvolvedores que </w:t>
+      </w:r>
+      <w:r>
+        <w:t>optam por registrarem-se na nossa plataforma,</w:t>
+      </w:r>
+      <w:r>
+        <w:t xml:space="preserve"> e</w:t>
+      </w:r>
+      <w:r>
+        <w:t xml:space="preserve"> </w:t>
+      </w:r>
+      <w:r>
+        <w:lastRenderedPageBreak/>
+        <w:t xml:space="preserve">conservar toda a visibilidade apenas dentro da </w:t>
+      </w:r>
+      <w:proofErr w:type="spellStart"/>
+      <w:r>
+        <w:t>Float</w:t>
+      </w:r>
+      <w:proofErr w:type="spellEnd"/>
+      <w:r>
+        <w:t xml:space="preserve"> desmantelaria as nossas propostas de negócios. Como consequências, os desenvolvedores </w:t>
+      </w:r>
+      <w:r>
+        <w:t xml:space="preserve">estagnam a expansão de suas ideias e, portanto, </w:t>
+      </w:r>
+      <w:r>
+        <w:t xml:space="preserve">nunca </w:t>
+      </w:r>
+      <w:r>
+        <w:t>alcançarão</w:t>
+      </w:r>
+      <w:r>
+        <w:t xml:space="preserve"> o renome que </w:t>
+      </w:r>
+      <w:r>
+        <w:t>almejam;</w:t>
+      </w:r>
+      <w:r>
+        <w:t xml:space="preserve"> e os jogadores se prenderão num círculo vicioso</w:t>
+      </w:r>
+      <w:r>
+        <w:t xml:space="preserve"> de consumo, sem evolução – uma “bolha” de conteúdo.</w:t>
       </w:r>
     </w:p>
     <w:p>
-      <w:r>
-        <w:t>O principal motivo da consideração desse nicho educativo</w:t>
-      </w:r>
-      <w:r>
-        <w:t xml:space="preserve"> foi o curso de Jogos Digitais da ETEC.</w:t>
+      <w:pPr>
+        <w:pStyle w:val="Ttulo1"/>
+        <w:rPr>
+          <w:b/>
+        </w:rPr>
+      </w:pPr>
+      <w:r>
+        <w:rPr>
+          <w:i/>
+        </w:rPr>
+        <w:t>Daria pra relacionar as atividades dessa plataforma com instituições de ensino, com o intuito de apoiar estudantes na área de programação de jogos?</w:t>
+      </w:r>
+      <w:r>
+        <w:rPr>
+          <w:b/>
+        </w:rPr>
+        <w:t xml:space="preserve"> [FAZER]</w:t>
       </w:r>
     </w:p>
     <w:p>
       <w:pPr>
+        <w:jc w:val="both"/>
+      </w:pPr>
+      <w:r>
+        <w:t>Essa ramificação já foi considerada,</w:t>
+      </w:r>
+    </w:p>
+    <w:p>
+      <w:pPr>
+        <w:jc w:val="both"/>
+      </w:pPr>
+      <w:r>
+        <w:t>O principal motivo da consideração desse nicho educativo</w:t>
+      </w:r>
+      <w:r>
+        <w:t xml:space="preserve"> foi o curso de Jogos Digitais da ETEC.</w:t>
+      </w:r>
+    </w:p>
+    <w:p>
+      <w:pPr>
+        <w:jc w:val="both"/>
         <w:rPr>
           <w:b/>
           <w:bCs/>
@@ -18013,7 +19125,7 @@
           <w:bCs/>
           <w:u w:val="single"/>
         </w:rPr>
-        <w:t>{está nos planos, é um plano futuro. Nós vimos sim o potencial de adaptar a nossa plataforma. Se isso der certo, poderia até servir pro curso de jogos digitais</w:t>
+        <w:t>{está nos planos, é um plano futuro. Nós vimos sim o potencial de adaptar a nossa plataforma. Se isso der certo, poderia até servir pro curso de jogos digitais – apenas para os estudantes terem uma vaga ideia de como vai ser o mercado e o feedback</w:t>
       </w:r>
       <w:r>
         <w:rPr>
@@ -18021,7 +19133,7 @@
           <w:bCs/>
           <w:u w:val="single"/>
         </w:rPr>
-        <w:t xml:space="preserve"> – apenas para os estudantes terem uma vaga ideia de como vai ser o mercado e o feedback</w:t>
+        <w:t xml:space="preserve"> – mas SEM misturar com a plataforma principal</w:t>
       </w:r>
       <w:r>
         <w:rPr>
@@ -18029,40 +19141,94 @@
           <w:bCs/>
           <w:u w:val="single"/>
         </w:rPr>
+        <w:t>. Nós também NÃO iremos ensinar os estudantes a desenvolver jogos, nós apenas iremos mediar os métodos de publicação deles</w:t>
+      </w:r>
+      <w:r>
+        <w:rPr>
+          <w:b/>
+          <w:bCs/>
+          <w:u w:val="single"/>
+        </w:rPr>
         <w:t>}</w:t>
       </w:r>
     </w:p>
     <w:p>
       <w:pPr>
-        <w:pStyle w:val="Ttulo1"/>
-        <w:rPr>
-          <w:b/>
-        </w:rPr>
-      </w:pPr>
-      <w:r>
-        <w:rPr>
-          <w:i/>
-        </w:rPr>
-        <w:lastRenderedPageBreak/>
-        <w:t>E quanto aos jogos com restrição de idade</w:t>
-      </w:r>
-      <w:r>
-        <w:rPr>
-          <w:i/>
-        </w:rPr>
-        <w:t>/conteúdo impróprio</w:t>
-      </w:r>
-      <w:r>
-        <w:rPr>
-          <w:i/>
-        </w:rPr>
-        <w:t>? Como vai funcionar o sistema de classificação indicativa?</w:t>
-      </w:r>
-      <w:r>
-        <w:rPr>
-          <w:b/>
-        </w:rPr>
-        <w:t xml:space="preserve"> [FAZER]</w:t>
+        <w:jc w:val="both"/>
+      </w:pPr>
+      <w:r>
+        <w:t xml:space="preserve">Para resumir, </w:t>
+      </w:r>
+      <w:r>
+        <w:t xml:space="preserve">acreditamos que </w:t>
+      </w:r>
+      <w:r>
+        <w:t xml:space="preserve">essa integração entre a </w:t>
+      </w:r>
+      <w:proofErr w:type="spellStart"/>
+      <w:r>
+        <w:t>Float</w:t>
+      </w:r>
+      <w:proofErr w:type="spellEnd"/>
+      <w:r>
+        <w:t xml:space="preserve"> e</w:t>
+      </w:r>
+      <w:r>
+        <w:t xml:space="preserve"> o </w:t>
+      </w:r>
+      <w:r>
+        <w:t>ensino</w:t>
+      </w:r>
+      <w:r>
+        <w:t xml:space="preserve"> tem, sim, um potencial para se concretizar efetivamente, </w:t>
+      </w:r>
+      <w:r>
+        <w:t xml:space="preserve">todavia </w:t>
+      </w:r>
+      <w:r>
+        <w:t>precisaríamos de</w:t>
+      </w:r>
+      <w:r>
+        <w:t xml:space="preserve"> </w:t>
+      </w:r>
+      <w:r>
+        <w:t>mais etapas de planejamento</w:t>
+      </w:r>
+      <w:r>
+        <w:t xml:space="preserve">, estruturação e </w:t>
+      </w:r>
+      <w:r>
+        <w:t xml:space="preserve">cautela </w:t>
+      </w:r>
+      <w:r>
+        <w:t xml:space="preserve">para que </w:t>
+      </w:r>
+      <w:r>
+        <w:t xml:space="preserve">essa integração não </w:t>
+      </w:r>
+      <w:r>
+        <w:t>cause desordem</w:t>
+      </w:r>
+      <w:r>
+        <w:t xml:space="preserve"> </w:t>
+      </w:r>
+      <w:r>
+        <w:t>n</w:t>
+      </w:r>
+      <w:r>
+        <w:t>a estrutura já estabelecida</w:t>
+      </w:r>
+      <w:r>
+        <w:t xml:space="preserve"> pela nossa empresa </w:t>
+      </w:r>
+      <w:r>
+        <w:t xml:space="preserve">e sem comprometer o foco principal que deu origem à </w:t>
+      </w:r>
+      <w:r>
+        <w:t>plataforma</w:t>
+      </w:r>
+      <w:r>
+        <w:t>.</w:t>
       </w:r>
     </w:p>
     <w:p>
@@ -18074,24 +19240,59 @@
       </w:pPr>
       <w:r>
         <w:rPr>
-          <w:bCs/>
-        </w:rPr>
-        <w:t>Como é que</w:t>
-      </w:r>
-      <w:r>
-        <w:rPr>
-          <w:bCs/>
-        </w:rPr>
-        <w:t xml:space="preserve"> vai funcionar a moderação de conteúdo? </w:t>
+          <w:i/>
+        </w:rPr>
+        <w:t>E quanto aos jogos com restrição de idade</w:t>
+      </w:r>
+      <w:r>
+        <w:rPr>
+          <w:i/>
+        </w:rPr>
+        <w:t>/conteúdo impróprio</w:t>
+      </w:r>
+      <w:r>
+        <w:rPr>
+          <w:i/>
+        </w:rPr>
+        <w:t>? Como vai funcionar o sistema de classificação indicativa?</w:t>
       </w:r>
       <w:r>
         <w:rPr>
           <w:b/>
         </w:rPr>
-        <w:t>[FAZER]</w:t>
+        <w:t xml:space="preserve"> [FAZER]</w:t>
       </w:r>
     </w:p>
     <w:p>
+      <w:pPr>
+        <w:pStyle w:val="Ttulo1"/>
+        <w:rPr>
+          <w:b/>
+        </w:rPr>
+      </w:pPr>
+      <w:r>
+        <w:rPr>
+          <w:bCs/>
+        </w:rPr>
+        <w:t>Como é que</w:t>
+      </w:r>
+      <w:r>
+        <w:rPr>
+          <w:bCs/>
+        </w:rPr>
+        <w:t xml:space="preserve"> vai funcionar a moderação de conteúdo? </w:t>
+      </w:r>
+      <w:r>
+        <w:rPr>
+          <w:b/>
+        </w:rPr>
+        <w:t>[FAZER]</w:t>
+      </w:r>
+    </w:p>
+    <w:p>
+      <w:pPr>
+        <w:jc w:val="both"/>
+      </w:pPr>
       <w:r>
         <w:t xml:space="preserve">Para as </w:t>
       </w:r>
@@ -18105,20 +19306,118 @@
       <w:r>
         <w:t xml:space="preserve"> publicadas,</w:t>
       </w:r>
+      <w:r>
+        <w:t xml:space="preserve"> </w:t>
+      </w:r>
+      <w:r>
+        <w:rPr>
+          <w:b/>
+          <w:u w:val="single"/>
+        </w:rPr>
+        <w:t>{incluindo, mas não limitado a</w:t>
+      </w:r>
+      <w:proofErr w:type="gramStart"/>
+      <w:r>
+        <w:rPr>
+          <w:b/>
+          <w:u w:val="single"/>
+        </w:rPr>
+        <w:t>: }</w:t>
+      </w:r>
+      <w:proofErr w:type="gramEnd"/>
+      <w:r>
+        <w:t>.</w:t>
+      </w:r>
+      <w:r>
+        <w:t xml:space="preserve"> </w:t>
+      </w:r>
+      <w:r>
+        <w:rPr>
+          <w:b/>
+          <w:u w:val="single"/>
+        </w:rPr>
+        <w:t>Caso o próprio arquivo do jogo</w:t>
+      </w:r>
+      <w:r>
+        <w:rPr>
+          <w:b/>
+          <w:u w:val="single"/>
+        </w:rPr>
+        <w:t xml:space="preserve"> tenha conteúdo malicioso, ele será  barrado imediatamente</w:t>
+      </w:r>
+      <w:bookmarkStart w:id="0" w:name="_GoBack"/>
+      <w:bookmarkEnd w:id="0"/>
     </w:p>
     <w:p>
+      <w:pPr>
+        <w:jc w:val="both"/>
+      </w:pPr>
       <w:r>
         <w:t>Para os usuários, seus perfis e comentários,</w:t>
       </w:r>
       <w:r>
-        <w:t xml:space="preserve"> essa moderação se traduzirá</w:t>
-      </w:r>
-      <w:r>
-        <w:br w:type="page"/>
+        <w:t xml:space="preserve"> essa moderação se </w:t>
+      </w:r>
+      <w:r>
+        <w:t>demonstrará</w:t>
+      </w:r>
+      <w:r>
+        <w:t xml:space="preserve"> na revisão do nome do perfil, sua descrição, foto de perfil, conteúdo postado na Comunidade</w:t>
+      </w:r>
+      <w:r>
+        <w:t xml:space="preserve"> </w:t>
+      </w:r>
+      <w:r>
+        <w:t>e nos comentários dentro das páginas de jogos; e quaisquer outras atividades efetuadas pelo usuário</w:t>
+      </w:r>
+      <w:r>
+        <w:t xml:space="preserve"> enquanto este permanecer conectado com seu respectivo perfil na </w:t>
+      </w:r>
+      <w:proofErr w:type="spellStart"/>
+      <w:r>
+        <w:t>Float</w:t>
+      </w:r>
+      <w:proofErr w:type="spellEnd"/>
+      <w:r>
+        <w:t>.</w:t>
       </w:r>
     </w:p>
     <w:p>
       <w:pPr>
+        <w:pStyle w:val="Ttulo1"/>
+        <w:rPr>
+          <w:b/>
+        </w:rPr>
+      </w:pPr>
+      <w:r>
+        <w:t xml:space="preserve">Mas e os criadores de conteúdo? Eles já não fazem o que nós fazemos? </w:t>
+      </w:r>
+      <w:r>
+        <w:rPr>
+          <w:b/>
+        </w:rPr>
+        <w:t>[FAZER]</w:t>
+      </w:r>
+    </w:p>
+    <w:p>
+      <w:pPr>
+        <w:pStyle w:val="Ttulo1"/>
+      </w:pPr>
+      <w:r>
+        <w:t xml:space="preserve">Mas e as páginas de reviews de jogos (como a IGN)? Que papel elas possuem? </w:t>
+      </w:r>
+      <w:r>
+        <w:rPr>
+          <w:b/>
+        </w:rPr>
+        <w:t>[FAZER]</w:t>
+      </w:r>
+      <w:r>
+        <w:br w:type="page"/>
+      </w:r>
+    </w:p>
+    <w:p>
+      <w:pPr>
         <w:pStyle w:val="Ttulo"/>
         <w:jc w:val="center"/>
       </w:pPr>
@@ -18155,9 +19454,89 @@
       <w:r>
         <w:t>Enfim, essa é a nossa plataforma.</w:t>
       </w:r>
+      <w:r>
+        <w:t xml:space="preserve"> Um</w:t>
+      </w:r>
+      <w:r>
+        <w:t xml:space="preserve"> ambiente</w:t>
+      </w:r>
+      <w:r>
+        <w:t xml:space="preserve"> de incentivo à criatividade e às inovações vindas de criadores independentes para</w:t>
+      </w:r>
+      <w:r>
+        <w:t xml:space="preserve"> </w:t>
+      </w:r>
+      <w:r>
+        <w:t xml:space="preserve">a comunidade </w:t>
+      </w:r>
+      <w:r>
+        <w:rPr>
+          <w:i/>
+          <w:iCs/>
+        </w:rPr>
+        <w:t>gamer</w:t>
+      </w:r>
+      <w:r>
+        <w:t xml:space="preserve">, e </w:t>
+      </w:r>
+      <w:r>
+        <w:t>caso os planos propiciem</w:t>
+      </w:r>
+      <w:r>
+        <w:t xml:space="preserve">, </w:t>
+      </w:r>
+      <w:r>
+        <w:t xml:space="preserve">para </w:t>
+      </w:r>
+      <w:r>
+        <w:t>o mercado formal de compra, venda e distribuição de jogos digitais.</w:t>
+      </w:r>
     </w:p>
     <w:p>
       <w:pPr>
+        <w:jc w:val="center"/>
+      </w:pPr>
+      <w:r>
+        <w:t>Mais do que apenas a “</w:t>
+      </w:r>
+      <w:r>
+        <w:t>espalhadora de</w:t>
+      </w:r>
+      <w:r>
+        <w:t xml:space="preserve"> jogos</w:t>
+      </w:r>
+      <w:r>
+        <w:t>”,</w:t>
+      </w:r>
+      <w:r>
+        <w:t xml:space="preserve"> a </w:t>
+      </w:r>
+      <w:proofErr w:type="spellStart"/>
+      <w:r>
+        <w:t>Float</w:t>
+      </w:r>
+      <w:proofErr w:type="spellEnd"/>
+      <w:r>
+        <w:t xml:space="preserve"> se propõe a</w:t>
+      </w:r>
+      <w:r>
+        <w:t xml:space="preserve"> incentivar e instigar</w:t>
+      </w:r>
+      <w:r>
+        <w:t xml:space="preserve"> o contínuo avanço </w:t>
+      </w:r>
+      <w:r>
+        <w:t>da produção de jogos independentes</w:t>
+      </w:r>
+      <w:r>
+        <w:t>, não somente, mas como reconhecimento de suas capacidades</w:t>
+      </w:r>
+      <w:r>
+        <w:t>.</w:t>
+      </w:r>
+    </w:p>
+    <w:p>
+      <w:pPr>
         <w:pStyle w:val="Ttulo1"/>
         <w:jc w:val="center"/>
         <w:rPr>
@@ -18179,12 +19558,28 @@
     <w:p>
       <w:pPr>
         <w:jc w:val="center"/>
+        <w:rPr>
+          <w:b/>
+          <w:bCs/>
+          <w:u w:val="single"/>
+        </w:rPr>
       </w:pPr>
       <w:r>
         <w:t>P</w:t>
       </w:r>
       <w:r>
         <w:t>ara concluir,</w:t>
+      </w:r>
+      <w:r>
+        <w:t xml:space="preserve"> </w:t>
+      </w:r>
+      <w:r>
+        <w:rPr>
+          <w:b/>
+          <w:bCs/>
+          <w:u w:val="single"/>
+        </w:rPr>
+        <w:t>{sem competir com os estúdios conhecidos, mas dar mais reconhecimento aos indies}</w:t>
       </w:r>
     </w:p>
     <w:p>
@@ -18210,7 +19605,53 @@
         <w:jc w:val="center"/>
       </w:pPr>
       <w:r>
-        <w:t>E para finalizar,</w:t>
+        <w:t>E para finalizar</w:t>
+      </w:r>
+      <w:proofErr w:type="gramStart"/>
+      <w:r>
+        <w:t>,</w:t>
+      </w:r>
+      <w:r>
+        <w:t xml:space="preserve"> </w:t>
+      </w:r>
+      <w:r>
+        <w:t>.</w:t>
+      </w:r>
+      <w:proofErr w:type="gramEnd"/>
+      <w:r>
+        <w:t xml:space="preserve"> Pensando na comunidade </w:t>
+      </w:r>
+      <w:r>
+        <w:rPr>
+          <w:i/>
+        </w:rPr>
+        <w:t>indie</w:t>
+      </w:r>
+      <w:r>
+        <w:t xml:space="preserve"> de desenvolvedores,</w:t>
+      </w:r>
+      <w:r>
+        <w:t xml:space="preserve"> </w:t>
+      </w:r>
+      <w:r>
+        <w:rPr>
+          <w:b/>
+          <w:bCs/>
+        </w:rPr>
+        <w:t>e</w:t>
+      </w:r>
+      <w:r>
+        <w:t xml:space="preserve"> destinado e dedicado à comunidade </w:t>
+      </w:r>
+      <w:r>
+        <w:rPr>
+          <w:i/>
+          <w:iCs/>
+        </w:rPr>
+        <w:t>gamer</w:t>
+      </w:r>
+      <w:r>
+        <w:t>.</w:t>
       </w:r>
     </w:p>
     <w:p>
@@ -18236,7 +19677,7 @@
         <w:t>indie</w:t>
       </w:r>
       <w:r>
-        <w:t>. E essa foi a nossa apresentação.</w:t>
+        <w:t>. E essa foi</w:t>
       </w:r>
     </w:p>
     <w:p>
@@ -18981,6 +20422,92 @@
     </w:lvl>
   </w:abstractNum>
   <w:abstractNum w:abstractNumId="5" w15:restartNumberingAfterBreak="0">
+    <w:nsid w:val="56C92E57"/>
+    <w:multiLevelType w:val="hybridMultilevel"/>
+    <w:tmpl w:val="0164D45A"/>
+    <w:lvl w:ilvl="0" w:tplc="04160013">
+      <w:start w:val="1"/>
+      <w:numFmt w:val="upperRoman"/>
+      <w:lvlText w:val="%1."/>
+      <w:lvlJc w:val="right"/>
+      <w:pPr>
+        <w:ind w:left="720" w:hanging="360"/>
+      </w:pPr>
+    </w:lvl>
+    <w:lvl w:ilvl="1" w:tplc="04160019" w:tentative="1">
+      <w:start w:val="1"/>
+      <w:numFmt w:val="lowerLetter"/>
+      <w:lvlText w:val="%2."/>
+      <w:lvlJc w:val="left"/>
+      <w:pPr>
+        <w:ind w:left="1440" w:hanging="360"/>
+      </w:pPr>
+    </w:lvl>
+    <w:lvl w:ilvl="2" w:tplc="0416001B" w:tentative="1">
+      <w:start w:val="1"/>
+      <w:numFmt w:val="lowerRoman"/>
+      <w:lvlText w:val="%3."/>
+      <w:lvlJc w:val="right"/>
+      <w:pPr>
+        <w:ind w:left="2160" w:hanging="180"/>
+      </w:pPr>
+    </w:lvl>
+    <w:lvl w:ilvl="3" w:tplc="0416000F" w:tentative="1">
+      <w:start w:val="1"/>
+      <w:numFmt w:val="decimal"/>
+      <w:lvlText w:val="%4."/>
+      <w:lvlJc w:val="left"/>
+      <w:pPr>
+        <w:ind w:left="2880" w:hanging="360"/>
+      </w:pPr>
+    </w:lvl>
+    <w:lvl w:ilvl="4" w:tplc="04160019" w:tentative="1">
+      <w:start w:val="1"/>
+      <w:numFmt w:val="lowerLetter"/>
+      <w:lvlText w:val="%5."/>
+      <w:lvlJc w:val="left"/>
+      <w:pPr>
+        <w:ind w:left="3600" w:hanging="360"/>
+      </w:pPr>
+    </w:lvl>
+    <w:lvl w:ilvl="5" w:tplc="0416001B" w:tentative="1">
+      <w:start w:val="1"/>
+      <w:numFmt w:val="lowerRoman"/>
+      <w:lvlText w:val="%6."/>
+      <w:lvlJc w:val="right"/>
+      <w:pPr>
+        <w:ind w:left="4320" w:hanging="180"/>
+      </w:pPr>
+    </w:lvl>
+    <w:lvl w:ilvl="6" w:tplc="0416000F" w:tentative="1">
+      <w:start w:val="1"/>
+      <w:numFmt w:val="decimal"/>
+      <w:lvlText w:val="%7."/>
+      <w:lvlJc w:val="left"/>
+      <w:pPr>
+        <w:ind w:left="5040" w:hanging="360"/>
+      </w:pPr>
+    </w:lvl>
+    <w:lvl w:ilvl="7" w:tplc="04160019" w:tentative="1">
+      <w:start w:val="1"/>
+      <w:numFmt w:val="lowerLetter"/>
+      <w:lvlText w:val="%8."/>
+      <w:lvlJc w:val="left"/>
+      <w:pPr>
+        <w:ind w:left="5760" w:hanging="360"/>
+      </w:pPr>
+    </w:lvl>
+    <w:lvl w:ilvl="8" w:tplc="0416001B" w:tentative="1">
+      <w:start w:val="1"/>
+      <w:numFmt w:val="lowerRoman"/>
+      <w:lvlText w:val="%9."/>
+      <w:lvlJc w:val="right"/>
+      <w:pPr>
+        <w:ind w:left="6480" w:hanging="180"/>
+      </w:pPr>
+    </w:lvl>
+  </w:abstractNum>
+  <w:abstractNum w:abstractNumId="6" w15:restartNumberingAfterBreak="0">
     <w:nsid w:val="5F5D3548"/>
     <w:multiLevelType w:val="hybridMultilevel"/>
     <w:tmpl w:val="A9C45D0C"/>
@@ -19093,7 +20620,7 @@
       </w:rPr>
     </w:lvl>
   </w:abstractNum>
-  <w:abstractNum w:abstractNumId="6" w15:restartNumberingAfterBreak="0">
+  <w:abstractNum w:abstractNumId="7" w15:restartNumberingAfterBreak="0">
     <w:nsid w:val="634346D2"/>
     <w:multiLevelType w:val="multilevel"/>
     <w:tmpl w:val="55540358"/>
@@ -19242,7 +20769,7 @@
       </w:rPr>
     </w:lvl>
   </w:abstractNum>
-  <w:abstractNum w:abstractNumId="7" w15:restartNumberingAfterBreak="0">
+  <w:abstractNum w:abstractNumId="8" w15:restartNumberingAfterBreak="0">
     <w:nsid w:val="674331A3"/>
     <w:multiLevelType w:val="multilevel"/>
     <w:tmpl w:val="D3481A54"/>
@@ -19391,7 +20918,7 @@
       </w:rPr>
     </w:lvl>
   </w:abstractNum>
-  <w:abstractNum w:abstractNumId="8" w15:restartNumberingAfterBreak="0">
+  <w:abstractNum w:abstractNumId="9" w15:restartNumberingAfterBreak="0">
     <w:nsid w:val="70123732"/>
     <w:multiLevelType w:val="multilevel"/>
     <w:tmpl w:val="61FC9B90"/>
@@ -19540,7 +21067,7 @@
       </w:rPr>
     </w:lvl>
   </w:abstractNum>
-  <w:abstractNum w:abstractNumId="9" w15:restartNumberingAfterBreak="0">
+  <w:abstractNum w:abstractNumId="10" w15:restartNumberingAfterBreak="0">
     <w:nsid w:val="70C62ED8"/>
     <w:multiLevelType w:val="multilevel"/>
     <w:tmpl w:val="B1405816"/>
@@ -19689,7 +21216,7 @@
       </w:rPr>
     </w:lvl>
   </w:abstractNum>
-  <w:abstractNum w:abstractNumId="10" w15:restartNumberingAfterBreak="0">
+  <w:abstractNum w:abstractNumId="11" w15:restartNumberingAfterBreak="0">
     <w:nsid w:val="761A18E3"/>
     <w:multiLevelType w:val="multilevel"/>
     <w:tmpl w:val="01988AF6"/>
@@ -19838,7 +21365,7 @@
       </w:rPr>
     </w:lvl>
   </w:abstractNum>
-  <w:abstractNum w:abstractNumId="11" w15:restartNumberingAfterBreak="0">
+  <w:abstractNum w:abstractNumId="12" w15:restartNumberingAfterBreak="0">
     <w:nsid w:val="79840569"/>
     <w:multiLevelType w:val="multilevel"/>
     <w:tmpl w:val="7AACB3AC"/>
@@ -19991,7 +21518,7 @@
     <w:abstractNumId w:val="2"/>
   </w:num>
   <w:num w:numId="2">
-    <w:abstractNumId w:val="5"/>
+    <w:abstractNumId w:val="6"/>
   </w:num>
   <w:num w:numId="3">
     <w:abstractNumId w:val="0"/>
@@ -20000,28 +21527,31 @@
     <w:abstractNumId w:val="4"/>
   </w:num>
   <w:num w:numId="5">
-    <w:abstractNumId w:val="6"/>
+    <w:abstractNumId w:val="7"/>
   </w:num>
   <w:num w:numId="6">
-    <w:abstractNumId w:val="7"/>
+    <w:abstractNumId w:val="8"/>
   </w:num>
   <w:num w:numId="7">
-    <w:abstractNumId w:val="8"/>
+    <w:abstractNumId w:val="9"/>
   </w:num>
   <w:num w:numId="8">
     <w:abstractNumId w:val="1"/>
   </w:num>
   <w:num w:numId="9">
-    <w:abstractNumId w:val="10"/>
+    <w:abstractNumId w:val="11"/>
   </w:num>
   <w:num w:numId="10">
-    <w:abstractNumId w:val="11"/>
+    <w:abstractNumId w:val="12"/>
   </w:num>
   <w:num w:numId="11">
     <w:abstractNumId w:val="3"/>
   </w:num>
   <w:num w:numId="12">
-    <w:abstractNumId w:val="9"/>
+    <w:abstractNumId w:val="10"/>
+  </w:num>
+  <w:num w:numId="13">
+    <w:abstractNumId w:val="5"/>
   </w:num>
 </w:numbering>
 </file>
@@ -20492,6 +22022,7 @@
   <w:style w:type="character" w:default="1" w:styleId="Fontepargpadro">
     <w:name w:val="Default Paragraph Font"/>
     <w:uiPriority w:val="1"/>
+    <w:semiHidden/>
     <w:unhideWhenUsed/>
   </w:style>
   <w:style w:type="table" w:default="1" w:styleId="Tabelanormal">

--- a/coisa séria do tcc (A PASTA)/Para fAZER/APRESENTAÇÃO FINAL de Dezembro pra banca e pra nota.docx
+++ b/coisa séria do tcc (A PASTA)/Para fAZER/APRESENTAÇÃO FINAL de Dezembro pra banca e pra nota.docx
@@ -944,12 +944,6 @@
       </w:pPr>
       <w:r>
         <w:t>Objetivo Geral</w:t>
-      </w:r>
-      <w:r>
-        <w:rPr>
-          <w:b/>
-        </w:rPr>
-        <w:t xml:space="preserve"> [FAZER]</w:t>
       </w:r>
     </w:p>
     <w:p>
@@ -1237,258 +1231,903 @@
       </w:r>
       <w:r>
         <w:rPr>
+          <w:bCs/>
+        </w:rPr>
+        <w:t xml:space="preserve">contudo gostaríamos de deixar ambos os lados – dos jogadores e dos desenvolvedores – satisfeitos com </w:t>
+      </w:r>
+      <w:r>
+        <w:rPr>
+          <w:bCs/>
+        </w:rPr>
+        <w:t>o andamento do progresso do jogo. Com isso,</w:t>
+      </w:r>
+      <w:r>
+        <w:rPr>
+          <w:bCs/>
+        </w:rPr>
+        <w:t xml:space="preserve"> </w:t>
+      </w:r>
+      <w:r>
+        <w:rPr>
+          <w:bCs/>
+        </w:rPr>
+        <w:t>i</w:t>
+      </w:r>
+      <w:r>
+        <w:rPr>
+          <w:bCs/>
+        </w:rPr>
+        <w:t>ncentivar</w:t>
+      </w:r>
+      <w:r>
+        <w:rPr>
+          <w:bCs/>
+        </w:rPr>
+        <w:t>emos</w:t>
+      </w:r>
+      <w:r>
+        <w:rPr>
+          <w:bCs/>
+        </w:rPr>
+        <w:t xml:space="preserve"> o feedback da comunidade, mas sem recompensas</w:t>
+      </w:r>
+      <w:r>
+        <w:rPr>
+          <w:bCs/>
+        </w:rPr>
+        <w:t xml:space="preserve"> para feedbacks positivos ou punições para feedbacks negativos – assim a avaliação justa permanece na plataforma e os desenvolvedores ganha chances reais de melhorias e aprimoramentos de</w:t>
+      </w:r>
+      <w:r>
+        <w:rPr>
+          <w:bCs/>
+        </w:rPr>
+        <w:t xml:space="preserve"> suas habilidades e criações</w:t>
+      </w:r>
+      <w:r>
+        <w:rPr>
+          <w:bCs/>
+        </w:rPr>
+        <w:t>.</w:t>
+      </w:r>
+    </w:p>
+    <w:p>
+      <w:pPr>
+        <w:jc w:val="both"/>
+        <w:rPr>
           <w:b/>
           <w:u w:val="single"/>
         </w:rPr>
-        <w:t>para i</w:t>
-      </w:r>
-      <w:r>
-        <w:rPr>
-          <w:b/>
-          <w:u w:val="single"/>
-        </w:rPr>
-        <w:t>ncentivar o feedback da comunidade, mas sem recompensas</w:t>
-      </w:r>
-      <w:r>
-        <w:rPr>
-          <w:b/>
-          <w:u w:val="single"/>
-        </w:rPr>
-        <w:t xml:space="preserve"> para feedbacks positivos ou punições para feedbacks negativos – assim a avaliação justa permanece na plataforma e os desenvolvedores ganha chances reais de melhorias e aprimoramentos de.</w:t>
+      </w:pPr>
+      <w:r>
+        <w:t>Outro objetivo</w:t>
+      </w:r>
+      <w:r>
+        <w:t xml:space="preserve"> consequente do foco principal, é</w:t>
+      </w:r>
+      <w:r>
+        <w:t xml:space="preserve"> expandir</w:t>
+      </w:r>
+      <w:r>
+        <w:t xml:space="preserve"> a visão que os próprios jogadores têm do mercado atual de jogos.</w:t>
+      </w:r>
+      <w:r>
+        <w:t xml:space="preserve"> Nós da Float percebemos como o merca</w:t>
+      </w:r>
+      <w:r>
+        <w:t>do</w:t>
+      </w:r>
+      <w:r>
+        <w:t xml:space="preserve"> de </w:t>
+      </w:r>
+      <w:r>
+        <w:t xml:space="preserve">hoje, dos </w:t>
+      </w:r>
+      <w:r>
+        <w:t>jogos digitais</w:t>
+      </w:r>
+      <w:r>
+        <w:t>,</w:t>
+      </w:r>
+      <w:r>
+        <w:t xml:space="preserve"> está sob a constante prevalência </w:t>
+      </w:r>
+      <w:r>
+        <w:rPr>
+          <w:bCs/>
+        </w:rPr>
+        <w:t>d</w:t>
+      </w:r>
+      <w:r>
+        <w:rPr>
+          <w:bCs/>
+        </w:rPr>
+        <w:t>os</w:t>
+      </w:r>
+      <w:r>
+        <w:rPr>
+          <w:bCs/>
+        </w:rPr>
+        <w:t xml:space="preserve"> estúdios já conhecidos</w:t>
+      </w:r>
+      <w:r>
+        <w:rPr>
+          <w:bCs/>
+        </w:rPr>
+        <w:t xml:space="preserve">, os mesmos estúdios que trazem geralmente os mesmos jogos ou estilos/gêneros de jogo – </w:t>
+      </w:r>
+      <w:r>
+        <w:rPr>
+          <w:bCs/>
+        </w:rPr>
+        <w:t xml:space="preserve">reduzindo o </w:t>
+      </w:r>
+      <w:r>
+        <w:rPr>
+          <w:bCs/>
+        </w:rPr>
+        <w:t>espaço para que nov</w:t>
+      </w:r>
+      <w:r>
+        <w:rPr>
+          <w:bCs/>
+        </w:rPr>
+        <w:t>a</w:t>
+      </w:r>
+      <w:r>
+        <w:rPr>
+          <w:bCs/>
+        </w:rPr>
+        <w:t>s</w:t>
+      </w:r>
+      <w:r>
+        <w:rPr>
+          <w:bCs/>
+        </w:rPr>
+        <w:t xml:space="preserve"> ideias e</w:t>
+      </w:r>
+      <w:r>
+        <w:rPr>
+          <w:bCs/>
+        </w:rPr>
+        <w:t xml:space="preserve"> conceitos</w:t>
+      </w:r>
+      <w:r>
+        <w:rPr>
+          <w:bCs/>
+        </w:rPr>
+        <w:t xml:space="preserve"> surjam e deixem sua marca</w:t>
+      </w:r>
+      <w:r>
+        <w:rPr>
+          <w:bCs/>
+        </w:rPr>
+        <w:t xml:space="preserve">. </w:t>
+      </w:r>
+      <w:r>
+        <w:rPr>
+          <w:bCs/>
+        </w:rPr>
+        <w:t>A verdade é que n</w:t>
+      </w:r>
+      <w:r>
+        <w:rPr>
+          <w:bCs/>
+        </w:rPr>
+        <w:t xml:space="preserve">ão queremos competir com </w:t>
+      </w:r>
+      <w:r>
+        <w:rPr>
+          <w:bCs/>
+        </w:rPr>
+        <w:t>esses estúdios</w:t>
+      </w:r>
+      <w:r>
+        <w:rPr>
+          <w:bCs/>
+        </w:rPr>
+        <w:t>,</w:t>
+      </w:r>
+      <w:r>
+        <w:rPr>
+          <w:bCs/>
+        </w:rPr>
+        <w:t xml:space="preserve"> nós</w:t>
+      </w:r>
+      <w:r>
+        <w:rPr>
+          <w:bCs/>
+        </w:rPr>
+        <w:t xml:space="preserve"> só queremos </w:t>
+      </w:r>
+      <w:r>
+        <w:rPr>
+          <w:bCs/>
+        </w:rPr>
+        <w:t>“</w:t>
+      </w:r>
+      <w:r>
+        <w:rPr>
+          <w:bCs/>
+        </w:rPr>
+        <w:t>equilibrar a distribuição de visibilidade</w:t>
+      </w:r>
+      <w:r>
+        <w:rPr>
+          <w:bCs/>
+        </w:rPr>
+        <w:t xml:space="preserve">” – isto é, colaborarmos com a visibilidade dos jogos </w:t>
+      </w:r>
+      <w:r>
+        <w:rPr>
+          <w:bCs/>
+          <w:i/>
+          <w:iCs/>
+        </w:rPr>
+        <w:t>indie</w:t>
+      </w:r>
+      <w:r>
+        <w:rPr>
+          <w:bCs/>
+        </w:rPr>
+        <w:t xml:space="preserve"> para que eles recebam </w:t>
+      </w:r>
+      <w:r>
+        <w:rPr>
+          <w:bCs/>
+        </w:rPr>
+        <w:t>a mesma oportunidade (dos jogos conhecidos) de se destacarem no mercado.</w:t>
       </w:r>
     </w:p>
     <w:p>
       <w:pPr>
         <w:jc w:val="both"/>
-      </w:pPr>
+        <w:rPr>
+          <w:bCs/>
+        </w:rPr>
+      </w:pPr>
+      <w:r>
+        <w:rPr>
+          <w:bCs/>
+        </w:rPr>
+        <w:lastRenderedPageBreak/>
+        <w:t xml:space="preserve">E para </w:t>
+      </w:r>
+      <w:r>
+        <w:rPr>
+          <w:bCs/>
+        </w:rPr>
+        <w:t>compreendermos</w:t>
+      </w:r>
+      <w:r>
+        <w:rPr>
+          <w:bCs/>
+        </w:rPr>
+        <w:t xml:space="preserve"> melhor</w:t>
+      </w:r>
+      <w:r>
+        <w:rPr>
+          <w:bCs/>
+        </w:rPr>
+        <w:t xml:space="preserve"> como exatamente os jogadores e os desenvolvedores são beneficiados, vamos dar uma olhada nos </w:t>
+      </w:r>
+      <w:r>
+        <w:rPr>
+          <w:bCs/>
+        </w:rPr>
+        <w:t>nossos objetivos específicos:</w:t>
+      </w:r>
     </w:p>
     <w:p>
       <w:pPr>
-        <w:jc w:val="both"/>
-        <w:rPr>
-          <w:bCs/>
-        </w:rPr>
-      </w:pPr>
-      <w:r>
+        <w:pStyle w:val="Ttulo3"/>
         <w:rPr>
           <w:b/>
-          <w:u w:val="single"/>
-        </w:rPr>
-        <w:t>[utilizando, apoiando, incentivando]</w:t>
+        </w:rPr>
+      </w:pPr>
+      <w:r>
+        <w:t xml:space="preserve">Objetivos </w:t>
+      </w:r>
+      <w:r>
+        <w:t>E</w:t>
+      </w:r>
+      <w:r>
+        <w:t>specíficos</w:t>
+      </w:r>
+      <w:r>
+        <w:rPr>
+          <w:b/>
+        </w:rPr>
+        <w:t xml:space="preserve"> [FAZER]</w:t>
       </w:r>
     </w:p>
     <w:p>
       <w:pPr>
         <w:jc w:val="both"/>
-        <w:rPr>
-          <w:b/>
-          <w:u w:val="single"/>
-        </w:rPr>
-      </w:pPr>
-      <w:r>
-        <w:t>Outro objetivo</w:t>
-      </w:r>
-      <w:r>
-        <w:t xml:space="preserve"> consequente do foco principal, é</w:t>
-      </w:r>
-      <w:r>
-        <w:t xml:space="preserve"> expandir</w:t>
-      </w:r>
-      <w:r>
-        <w:t xml:space="preserve"> a visão que os próprios jogadores têm do mercado atual de jogos.</w:t>
-      </w:r>
-      <w:r>
-        <w:t xml:space="preserve"> Nós da Float percebemos como o merca</w:t>
-      </w:r>
-      <w:r>
-        <w:t>do</w:t>
-      </w:r>
-      <w:r>
-        <w:t xml:space="preserve"> de </w:t>
-      </w:r>
-      <w:r>
-        <w:t xml:space="preserve">hoje, dos </w:t>
-      </w:r>
-      <w:r>
-        <w:t>jogos digitais</w:t>
-      </w:r>
-      <w:r>
-        <w:t>,</w:t>
+      </w:pPr>
+      <w:r>
+        <w:t>Para os desenvolvedores, desejamos</w:t>
       </w:r>
       <w:r>
         <w:t xml:space="preserve"> </w:t>
       </w:r>
       <w:r>
-        <w:rPr>
-          <w:b/>
-          <w:u w:val="single"/>
-        </w:rPr>
-        <w:t>{domínio de estúdios já conhecidos</w:t>
-      </w:r>
-      <w:r>
-        <w:rPr>
-          <w:b/>
-          <w:u w:val="single"/>
-        </w:rPr>
-        <w:t>. Não queremos competir com eles, só queremos equilibrar a distribuição de visibilidade</w:t>
-      </w:r>
-      <w:r>
-        <w:rPr>
-          <w:b/>
-          <w:u w:val="single"/>
-        </w:rPr>
-        <w:t>}</w:t>
-      </w:r>
-      <w:r>
-        <w:rPr>
-          <w:b/>
-          <w:u w:val="single"/>
-        </w:rPr>
-        <w:t xml:space="preserve"> / exemplos do domínio dos conhecidos + exemplos de indies e inovações que eles trouxeram</w:t>
+        <w:t xml:space="preserve">oferecer uma experiência de uso </w:t>
+      </w:r>
+      <w:r>
+        <w:t>concisa e compacta</w:t>
+      </w:r>
+      <w:r>
+        <w:t xml:space="preserve">, do jeito mais informado </w:t>
+      </w:r>
+      <w:r>
+        <w:t xml:space="preserve">e cooperativo </w:t>
+      </w:r>
+      <w:r>
+        <w:t>possível</w:t>
+      </w:r>
+      <w:r>
+        <w:t xml:space="preserve">. </w:t>
+      </w:r>
+      <w:r>
+        <w:t>De forma principal</w:t>
+      </w:r>
+      <w:r>
+        <w:t xml:space="preserve"> e resumida</w:t>
+      </w:r>
+      <w:r>
+        <w:t xml:space="preserve">, funcionará assim: o desenvolvedor posta essa </w:t>
+      </w:r>
+      <w:r>
+        <w:rPr>
+          <w:i/>
+          <w:iCs/>
+        </w:rPr>
+        <w:t>demo</w:t>
+      </w:r>
+      <w:r>
+        <w:t xml:space="preserve"> na plataforma para que tanto o seu público quanto qualquer outro usuário </w:t>
+      </w:r>
+      <w:r>
+        <w:t xml:space="preserve">conectado </w:t>
+      </w:r>
+      <w:r>
+        <w:t xml:space="preserve">na </w:t>
+      </w:r>
+      <w:r>
+        <w:t xml:space="preserve">Float </w:t>
+      </w:r>
+      <w:r>
+        <w:t xml:space="preserve">possam testar a </w:t>
+      </w:r>
+      <w:r>
+        <w:rPr>
+          <w:i/>
+          <w:iCs/>
+        </w:rPr>
+        <w:t>demo</w:t>
+      </w:r>
+      <w:r>
+        <w:t xml:space="preserve"> livremente.</w:t>
+      </w:r>
+      <w:r>
+        <w:t xml:space="preserve"> Logo após a postagem, o desenvolvedor passará a contar com estatísticas sobre o desempenho de sua </w:t>
+      </w:r>
+      <w:r>
+        <w:rPr>
+          <w:i/>
+        </w:rPr>
+        <w:t>demo</w:t>
+      </w:r>
+      <w:r>
+        <w:t>, com o intuito de serem tomadas como base para o ciclo de desenvolvimento do jogo completo.</w:t>
       </w:r>
     </w:p>
     <w:p>
       <w:pPr>
         <w:jc w:val="both"/>
-        <w:rPr>
-          <w:bCs/>
-        </w:rPr>
-      </w:pPr>
-      <w:r>
-        <w:rPr>
-          <w:bCs/>
-        </w:rPr>
-        <w:t xml:space="preserve">E para </w:t>
-      </w:r>
-      <w:r>
-        <w:rPr>
-          <w:bCs/>
-        </w:rPr>
-        <w:t>compreendermos</w:t>
-      </w:r>
-      <w:r>
-        <w:rPr>
-          <w:bCs/>
-        </w:rPr>
-        <w:t xml:space="preserve"> melhor</w:t>
-      </w:r>
-      <w:r>
-        <w:rPr>
-          <w:bCs/>
-        </w:rPr>
-        <w:t xml:space="preserve"> como exatamente os jogadores e os desenvolvedores são beneficiados, vamos dar uma olhada nos </w:t>
-      </w:r>
-      <w:r>
-        <w:rPr>
-          <w:bCs/>
-        </w:rPr>
-        <w:t>nossos objetivos específicos:</w:t>
+      </w:pPr>
+      <w:r>
+        <w:t>Com essa abordagem, d</w:t>
+      </w:r>
+      <w:r>
+        <w:t>esejamos</w:t>
+      </w:r>
+      <w:r>
+        <w:t xml:space="preserve"> ofertar um ambiente rico em</w:t>
+      </w:r>
+      <w:r>
+        <w:t xml:space="preserve"> </w:t>
+      </w:r>
+      <w:r>
+        <w:rPr>
+          <w:i/>
+          <w:iCs/>
+        </w:rPr>
+        <w:t>insights</w:t>
+      </w:r>
+      <w:r>
+        <w:t xml:space="preserve"> de jogadores</w:t>
+      </w:r>
+      <w:r>
+        <w:t xml:space="preserve">, os quais possuem </w:t>
+      </w:r>
+      <w:r>
+        <w:t xml:space="preserve">uma </w:t>
+      </w:r>
+      <w:r>
+        <w:t xml:space="preserve">capacidade </w:t>
+      </w:r>
+      <w:r>
+        <w:t>ainda inexplorada de contribuírem</w:t>
+      </w:r>
+      <w:r>
+        <w:t xml:space="preserve"> no andamento do ciclo de desenvolvimento – </w:t>
+      </w:r>
+      <w:r>
+        <w:t xml:space="preserve">assim, permanecendo todo esse sistema de </w:t>
+      </w:r>
+      <w:r>
+        <w:rPr>
+          <w:i/>
+          <w:iCs/>
+        </w:rPr>
+        <w:t>feedback</w:t>
+      </w:r>
+      <w:r>
+        <w:t xml:space="preserve"> </w:t>
+      </w:r>
+      <w:r>
+        <w:t>estando</w:t>
+      </w:r>
+      <w:r>
+        <w:t xml:space="preserve"> ao dispor do desenvolvedor </w:t>
+      </w:r>
+      <w:r>
+        <w:t xml:space="preserve">para </w:t>
+      </w:r>
+      <w:r>
+        <w:t>considerar a opinião do seu público</w:t>
+      </w:r>
+      <w:r>
+        <w:t xml:space="preserve"> e tomar as decisões devidas para o rumo do seu jogo completo</w:t>
+      </w:r>
+      <w:r>
+        <w:t>.</w:t>
       </w:r>
     </w:p>
     <w:p>
       <w:pPr>
-        <w:pStyle w:val="Ttulo3"/>
-        <w:rPr>
-          <w:b/>
-        </w:rPr>
-      </w:pPr>
-      <w:r>
-        <w:lastRenderedPageBreak/>
-        <w:t xml:space="preserve">Objetivos </w:t>
-      </w:r>
-      <w:r>
-        <w:t>E</w:t>
-      </w:r>
-      <w:r>
-        <w:t>specíficos</w:t>
-      </w:r>
-      <w:r>
-        <w:rPr>
-          <w:b/>
-        </w:rPr>
-        <w:t xml:space="preserve"> [FAZER]</w:t>
-      </w:r>
+        <w:jc w:val="both"/>
+      </w:pPr>
     </w:p>
     <w:p>
       <w:pPr>
         <w:jc w:val="both"/>
-      </w:pPr>
-      <w:r>
-        <w:t>Para os desenvolvedores, desejamos</w:t>
+        <w:rPr>
+          <w:b/>
+          <w:bCs/>
+          <w:u w:val="single"/>
+        </w:rPr>
+      </w:pPr>
+      <w:r>
+        <w:t>Para os consumidores</w:t>
+      </w:r>
+      <w:r>
+        <w:t xml:space="preserve"> e jogadores</w:t>
+      </w:r>
+      <w:r>
+        <w:t>, queremos</w:t>
       </w:r>
       <w:r>
         <w:t xml:space="preserve"> </w:t>
       </w:r>
       <w:r>
-        <w:t xml:space="preserve">oferecer uma experiência de uso </w:t>
-      </w:r>
-      <w:r>
-        <w:t>concisa e compacta</w:t>
-      </w:r>
-      <w:r>
-        <w:t xml:space="preserve">, do jeito mais informado </w:t>
-      </w:r>
-      <w:r>
-        <w:t xml:space="preserve">e cooperativo </w:t>
-      </w:r>
-      <w:r>
-        <w:t>possível</w:t>
-      </w:r>
-      <w:r>
-        <w:t xml:space="preserve">. </w:t>
-      </w:r>
-      <w:r>
-        <w:t>De forma principal</w:t>
+        <w:t xml:space="preserve">que tenham uma experiência mais </w:t>
+      </w:r>
+      <w:r>
+        <w:t>diversificada</w:t>
+      </w:r>
+      <w:r>
+        <w:t>.</w:t>
+      </w:r>
+      <w:r>
+        <w:t xml:space="preserve"> De forma principal</w:t>
       </w:r>
       <w:r>
         <w:t xml:space="preserve"> e resumida</w:t>
       </w:r>
       <w:r>
-        <w:t xml:space="preserve">, funcionará assim: o desenvolvedor posta essa </w:t>
+        <w:t>, funcionará assim:</w:t>
+      </w:r>
+      <w:r>
+        <w:t xml:space="preserve"> </w:t>
+      </w:r>
+      <w:r>
+        <w:t xml:space="preserve">os jogadores conectados na plataforma contarão com novas opções constantes de jogos </w:t>
       </w:r>
       <w:r>
         <w:rPr>
           <w:i/>
           <w:iCs/>
         </w:rPr>
+        <w:t>indie</w:t>
+      </w:r>
+      <w:r>
+        <w:t xml:space="preserve">, desde aqueles que já são conhecidos publicamente até aqueles que estão iniciando os seus primeiros dias de desenvolvimento – </w:t>
+      </w:r>
+      <w:r>
+        <w:t>mas</w:t>
+      </w:r>
+      <w:r>
+        <w:rPr>
+          <w:b/>
+          <w:bCs/>
+          <w:u w:val="single"/>
+        </w:rPr>
+        <w:t xml:space="preserve"> </w:t>
+      </w:r>
+      <w:r>
+        <w:t xml:space="preserve">eles </w:t>
+      </w:r>
+      <w:r>
+        <w:t>não ser</w:t>
+      </w:r>
+      <w:r>
+        <w:t>ão</w:t>
+      </w:r>
+      <w:r>
+        <w:t xml:space="preserve"> </w:t>
+      </w:r>
+      <w:r>
+        <w:t>“bombardeado</w:t>
+      </w:r>
+      <w:r>
+        <w:t>s</w:t>
+      </w:r>
+      <w:r>
+        <w:t>”</w:t>
+      </w:r>
+      <w:r>
+        <w:t xml:space="preserve"> a todo momento com um fluxo hiper estimulante</w:t>
+      </w:r>
+      <w:r>
+        <w:t xml:space="preserve"> de</w:t>
+      </w:r>
+      <w:r>
+        <w:t xml:space="preserve"> </w:t>
+      </w:r>
+      <w:r>
+        <w:t xml:space="preserve">conteúdo </w:t>
+      </w:r>
+      <w:r>
+        <w:t>– em outras palavras, o nosso plano de distribuição de jogos</w:t>
+      </w:r>
+      <w:r>
+        <w:t xml:space="preserve"> </w:t>
+      </w:r>
+      <w:r>
+        <w:t xml:space="preserve">não </w:t>
+      </w:r>
+      <w:r>
+        <w:t xml:space="preserve">consistirá </w:t>
+      </w:r>
+      <w:r>
+        <w:t xml:space="preserve">de uma “promoção </w:t>
+      </w:r>
+      <w:r>
+        <w:t>forçad</w:t>
+      </w:r>
+      <w:r>
+        <w:t>a”</w:t>
+      </w:r>
+      <w:r>
+        <w:t>, mas sim</w:t>
+      </w:r>
+      <w:r>
+        <w:t xml:space="preserve"> baseada </w:t>
+      </w:r>
+      <w:r>
+        <w:t xml:space="preserve">na persuasão direcionada ao consumidor, com a </w:t>
+      </w:r>
+      <w:r>
+        <w:t>missão de estabelecer uma afinidade entre ele e o seu jogo favorito</w:t>
+      </w:r>
+      <w:r>
+        <w:t>, usando como norte os próprios aspectos do jogo.</w:t>
+      </w:r>
+    </w:p>
+    <w:p>
+      <w:pPr>
+        <w:jc w:val="both"/>
+        <w:rPr>
+          <w:b/>
+          <w:bCs/>
+          <w:u w:val="single"/>
+        </w:rPr>
+      </w:pPr>
+      <w:r>
+        <w:t xml:space="preserve">Os consumidores e jogadores </w:t>
+      </w:r>
+      <w:r>
+        <w:t>também recebe</w:t>
+      </w:r>
+      <w:r>
+        <w:t>rão</w:t>
+      </w:r>
+      <w:r>
+        <w:t xml:space="preserve"> notificações sobre atualizações d</w:t>
+      </w:r>
+      <w:r>
+        <w:t>os jogos que acompanham</w:t>
+      </w:r>
+      <w:r>
+        <w:t xml:space="preserve"> e </w:t>
+      </w:r>
+      <w:r>
+        <w:t xml:space="preserve">sobre </w:t>
+      </w:r>
+      <w:r>
+        <w:t>lançamentos</w:t>
+      </w:r>
+      <w:r>
+        <w:t xml:space="preserve"> recentes na plataforma</w:t>
+      </w:r>
+      <w:r>
+        <w:t xml:space="preserve"> </w:t>
+      </w:r>
+      <w:r>
+        <w:t xml:space="preserve">– </w:t>
+      </w:r>
+      <w:r>
+        <w:t xml:space="preserve">assim, tendo mais opções </w:t>
+      </w:r>
+      <w:r>
+        <w:t>de eles</w:t>
+      </w:r>
+      <w:r>
+        <w:t xml:space="preserve"> </w:t>
+      </w:r>
+      <w:r>
+        <w:t>considerar</w:t>
+      </w:r>
+      <w:r>
+        <w:t>em</w:t>
+      </w:r>
+      <w:r>
+        <w:t xml:space="preserve"> o apoio voluntário a </w:t>
+      </w:r>
+      <w:r>
+        <w:t>alg</w:t>
+      </w:r>
+      <w:r>
+        <w:t>um jogo</w:t>
+      </w:r>
+      <w:r>
+        <w:t xml:space="preserve"> que se encontre dentro das preferências pessoais</w:t>
+      </w:r>
+      <w:r>
+        <w:t>.</w:t>
+      </w:r>
+    </w:p>
+    <w:p>
+      <w:pPr>
+        <w:jc w:val="both"/>
+        <w:rPr>
+          <w:b/>
+          <w:bCs/>
+          <w:u w:val="single"/>
+        </w:rPr>
+      </w:pPr>
+      <w:r>
+        <w:t>Com essa abordagem, q</w:t>
+      </w:r>
+      <w:r>
+        <w:t>ueremo</w:t>
+      </w:r>
+      <w:r>
+        <w:t>s</w:t>
+      </w:r>
+      <w:r>
+        <w:t xml:space="preserve"> </w:t>
+      </w:r>
+      <w:r>
+        <w:t xml:space="preserve">expandir </w:t>
+      </w:r>
+      <w:r>
+        <w:t>a</w:t>
+      </w:r>
+      <w:r>
+        <w:t xml:space="preserve">s </w:t>
+      </w:r>
+      <w:r>
+        <w:t xml:space="preserve">expectativas </w:t>
+      </w:r>
+      <w:r>
+        <w:t>do</w:t>
+      </w:r>
+      <w:r>
+        <w:t>s</w:t>
+      </w:r>
+      <w:r>
+        <w:t xml:space="preserve"> jogadores</w:t>
+      </w:r>
+      <w:r>
+        <w:t xml:space="preserve"> em rela</w:t>
+      </w:r>
+      <w:r>
+        <w:t>ção ao mercado de jogos</w:t>
+      </w:r>
+      <w:r>
+        <w:t xml:space="preserve"> – pensando</w:t>
+      </w:r>
+      <w:r>
+        <w:t xml:space="preserve"> especialmente n</w:t>
+      </w:r>
+      <w:r>
+        <w:t xml:space="preserve">o panorama </w:t>
+      </w:r>
+      <w:r>
+        <w:t xml:space="preserve">atual </w:t>
+      </w:r>
+      <w:r>
+        <w:t>deste e no</w:t>
+      </w:r>
+      <w:r>
+        <w:t xml:space="preserve"> </w:t>
+      </w:r>
+      <w:r>
+        <w:rPr>
+          <w:b/>
+          <w:bCs/>
+          <w:u w:val="single"/>
+        </w:rPr>
+        <w:t>potencial</w:t>
+      </w:r>
+      <w:r>
+        <w:rPr>
+          <w:b/>
+          <w:bCs/>
+          <w:u w:val="single"/>
+        </w:rPr>
+        <w:t xml:space="preserve"> ou na oportunidade pouco explorado(a) </w:t>
+      </w:r>
+      <w:r>
+        <w:rPr>
+          <w:b/>
+          <w:bCs/>
+          <w:u w:val="single"/>
+        </w:rPr>
+        <w:t>de mostrar novas ideias</w:t>
+      </w:r>
+    </w:p>
+    <w:p>
+      <w:pPr>
+        <w:pStyle w:val="Ttulo1"/>
+        <w:rPr>
+          <w:b/>
+        </w:rPr>
+      </w:pPr>
+      <w:r>
+        <w:rPr>
+          <w:b/>
+        </w:rPr>
+        <w:t>Recursos Gerais da Plataforma</w:t>
+      </w:r>
+    </w:p>
+    <w:p>
+      <w:r>
+        <w:t>A plataforma Float oferece</w:t>
+      </w:r>
+      <w:r>
+        <w:t>, na sua interface</w:t>
+      </w:r>
+      <w:r>
+        <w:t>:</w:t>
+      </w:r>
+    </w:p>
+    <w:p>
+      <w:pPr>
+        <w:pStyle w:val="Ttulo2"/>
+        <w:rPr>
+          <w:b/>
+        </w:rPr>
+      </w:pPr>
+      <w:r>
+        <w:t>Perfil</w:t>
+      </w:r>
+    </w:p>
+    <w:p>
+      <w:pPr>
+        <w:jc w:val="both"/>
+      </w:pPr>
+      <w:r>
+        <w:t>O Perfil do Usuário é o principal</w:t>
+      </w:r>
+      <w:r>
+        <w:t xml:space="preserve"> lugar para </w:t>
+      </w:r>
+      <w:r>
+        <w:t>todos os dados e informações referentes à pessoa registrada e suas interações dentro da plataforma.</w:t>
+      </w:r>
+    </w:p>
+    <w:p>
+      <w:pPr>
+        <w:jc w:val="both"/>
+      </w:pPr>
+      <w:r>
+        <w:t>Será o meio por onde o usuário vai interagir com os recursos da plataforma e com outros usuários.</w:t>
+      </w:r>
+      <w:r>
+        <w:t xml:space="preserve"> Disponibilizada tanto para jogadores quanto para desenvolvedores, é na seção do Perfil onde eles</w:t>
+      </w:r>
+      <w:r>
+        <w:t xml:space="preserve"> acessam dados</w:t>
+      </w:r>
+      <w:r>
+        <w:t xml:space="preserve"> referentes à sua atividade na plataforma e nas páginas de jogos que são acessadas, bem como, respectivamente, sobre notificações acerca do estado dos jogos que seguirem ou sobre notificações acerca d</w:t>
+      </w:r>
+      <w:r>
+        <w:t xml:space="preserve">a performance da </w:t>
+      </w:r>
+      <w:r>
+        <w:rPr>
+          <w:i/>
+        </w:rPr>
         <w:t>demo</w:t>
       </w:r>
       <w:r>
-        <w:t xml:space="preserve"> na plataforma para que tanto o seu público quanto qualquer outro usuário </w:t>
-      </w:r>
-      <w:r>
-        <w:t xml:space="preserve">conectado </w:t>
-      </w:r>
-      <w:r>
-        <w:t xml:space="preserve">na </w:t>
-      </w:r>
-      <w:r>
-        <w:t xml:space="preserve">Float </w:t>
-      </w:r>
-      <w:r>
-        <w:t xml:space="preserve">possam testar a </w:t>
+        <w:t xml:space="preserve"> publicada.</w:t>
+      </w:r>
+    </w:p>
+    <w:p>
+      <w:pPr>
+        <w:pStyle w:val="Ttulo2"/>
+        <w:rPr>
+          <w:b/>
+        </w:rPr>
+      </w:pPr>
+      <w:r>
+        <w:lastRenderedPageBreak/>
+        <w:t>Biblioteca de jogos</w:t>
+      </w:r>
+      <w:r>
+        <w:t xml:space="preserve"> própria</w:t>
+      </w:r>
+    </w:p>
+    <w:p>
+      <w:pPr>
+        <w:jc w:val="both"/>
+      </w:pPr>
+      <w:r>
+        <w:t>Uma página dentro do Perfil que mostra</w:t>
+      </w:r>
+      <w:r>
+        <w:t>rá</w:t>
+      </w:r>
+      <w:r>
+        <w:t xml:space="preserve"> todas as </w:t>
       </w:r>
       <w:r>
         <w:rPr>
           <w:i/>
           <w:iCs/>
         </w:rPr>
-        <w:t>demo</w:t>
-      </w:r>
-      <w:r>
-        <w:t xml:space="preserve"> livremente.</w:t>
-      </w:r>
-      <w:r>
-        <w:t xml:space="preserve"> Logo após a postagem, o desenvolvedor passará a contar com estatísticas sobre o desempenho de sua </w:t>
+        <w:t>demos</w:t>
+      </w:r>
+      <w:r>
+        <w:t xml:space="preserve"> que o usuário possui, e que estão disponíveis para serem baixadas</w:t>
+      </w:r>
+      <w:r>
+        <w:t xml:space="preserve">. Incluirá também links de acesso às versões completas das </w:t>
       </w:r>
       <w:r>
         <w:rPr>
           <w:i/>
         </w:rPr>
-        <w:t>demo</w:t>
-      </w:r>
-      <w:r>
-        <w:t>, com o intuito de serem tomadas como base para o ciclo de desenvolvimento do jogo completo.</w:t>
+        <w:t>demos</w:t>
+      </w:r>
+      <w:r>
+        <w:t xml:space="preserve"> quando estas forem lançadas.</w:t>
       </w:r>
     </w:p>
     <w:p>
@@ -1496,337 +2135,115 @@
         <w:jc w:val="both"/>
       </w:pPr>
       <w:r>
-        <w:t>Com essa abordagem, d</w:t>
-      </w:r>
-      <w:r>
-        <w:t>esejamos</w:t>
-      </w:r>
-      <w:r>
-        <w:t xml:space="preserve"> ofertar um ambiente rico em</w:t>
+        <w:t>A Biblioteca de Jogos tem como objetivo concentrar todas as demonstrações de jogos em um único lugar</w:t>
+      </w:r>
+      <w:r>
+        <w:t>, assim o usuário terá uma maneira mais facilitada de acompanhar o progresso de desenvolvimento do jogo e, simultaneamente, possuir mais maneiras de apoiar o desenvolvedor por meio dos links externos dentro da página do jogo.</w:t>
+      </w:r>
+    </w:p>
+    <w:p>
+      <w:pPr>
+        <w:pStyle w:val="Ttulo2"/>
+      </w:pPr>
+      <w:r>
+        <w:t>Feedback facilitado</w:t>
+      </w:r>
+    </w:p>
+    <w:p>
+      <w:pPr>
+        <w:jc w:val="both"/>
+      </w:pPr>
+      <w:r>
+        <w:t xml:space="preserve">Para o lado dos desenvolvedores independentes, métricas </w:t>
+      </w:r>
+      <w:r>
+        <w:t xml:space="preserve">de desempenho </w:t>
+      </w:r>
+      <w:r>
+        <w:t>sobre o jogo serão disponibilizadas</w:t>
+      </w:r>
+      <w:r>
+        <w:t xml:space="preserve"> após o momento da publicação,</w:t>
+      </w:r>
+      <w:r>
+        <w:t xml:space="preserve"> informando sobre</w:t>
+      </w:r>
+      <w:r>
+        <w:t xml:space="preserve"> propriedades como </w:t>
+      </w:r>
+      <w:r>
+        <w:t>o número de usuários</w:t>
+      </w:r>
+      <w:r>
+        <w:t xml:space="preserve"> que colocaram o jogo na lista de desejos, </w:t>
+      </w:r>
+      <w:r>
+        <w:t xml:space="preserve">as </w:t>
+      </w:r>
+      <w:r>
+        <w:t>avaliações</w:t>
+      </w:r>
+      <w:r>
+        <w:t xml:space="preserve"> e</w:t>
       </w:r>
       <w:r>
         <w:t xml:space="preserve"> </w:t>
+      </w:r>
+      <w:r>
+        <w:t xml:space="preserve">os </w:t>
+      </w:r>
+      <w:r>
+        <w:t>comentários</w:t>
+      </w:r>
+      <w:r>
+        <w:t xml:space="preserve"> de jogadores que decidiram experimentar a </w:t>
+      </w:r>
+      <w:r>
+        <w:rPr>
+          <w:i/>
+        </w:rPr>
+        <w:t>demo</w:t>
+      </w:r>
+      <w:r>
+        <w:t xml:space="preserve"> – com tempo de jogo incluído.</w:t>
+      </w:r>
+    </w:p>
+    <w:p>
+      <w:pPr>
+        <w:jc w:val="both"/>
+      </w:pPr>
+      <w:r>
+        <w:t>A</w:t>
+      </w:r>
+      <w:r>
+        <w:t xml:space="preserve">penas </w:t>
+      </w:r>
+      <w:r>
+        <w:t xml:space="preserve">os usuários </w:t>
+      </w:r>
+      <w:r>
+        <w:t>logado</w:t>
+      </w:r>
+      <w:r>
+        <w:t>s em seus perfis</w:t>
+      </w:r>
+      <w:r>
+        <w:t xml:space="preserve"> poder</w:t>
+      </w:r>
+      <w:r>
+        <w:t>ão</w:t>
+      </w:r>
+      <w:r>
+        <w:t xml:space="preserve"> baixar e testar as </w:t>
       </w:r>
       <w:r>
         <w:rPr>
           <w:i/>
           <w:iCs/>
         </w:rPr>
-        <w:t>insights</w:t>
-      </w:r>
-      <w:r>
-        <w:t xml:space="preserve"> de jogadores</w:t>
-      </w:r>
-      <w:r>
-        <w:t>, os quais possuem capacidade para contribuir no andamento do ciclo de desenvolvimento – estando ao dispor do desenvolvedor considerar a opinião do seu público.</w:t>
-      </w:r>
-    </w:p>
-    <w:p>
-      <w:pPr>
-        <w:jc w:val="both"/>
-      </w:pPr>
-    </w:p>
-    <w:p>
-      <w:pPr>
-        <w:rPr>
-          <w:b/>
-          <w:bCs/>
-          <w:u w:val="single"/>
-        </w:rPr>
-      </w:pPr>
-      <w:r>
-        <w:t>Para os consumidores</w:t>
-      </w:r>
-      <w:r>
-        <w:t xml:space="preserve"> e jogadores</w:t>
-      </w:r>
-      <w:r>
-        <w:t>, queremos</w:t>
-      </w:r>
-      <w:r>
-        <w:t xml:space="preserve"> </w:t>
-      </w:r>
-      <w:r>
-        <w:t xml:space="preserve">que tenham uma experiência mais </w:t>
-      </w:r>
-      <w:r>
-        <w:t>diversificada</w:t>
-      </w:r>
-      <w:r>
-        <w:t>.</w:t>
-      </w:r>
-      <w:r>
-        <w:t xml:space="preserve"> De forma principal</w:t>
-      </w:r>
-      <w:r>
-        <w:t xml:space="preserve"> e resumida</w:t>
-      </w:r>
-      <w:r>
-        <w:t>, funcionará assim:</w:t>
-      </w:r>
-    </w:p>
-    <w:p>
-      <w:pPr>
-        <w:jc w:val="both"/>
-        <w:rPr>
-          <w:b/>
-          <w:bCs/>
-          <w:u w:val="single"/>
-        </w:rPr>
-      </w:pPr>
-      <w:r>
-        <w:t>Com essa abordagem, q</w:t>
-      </w:r>
-      <w:r>
-        <w:t>ueremo</w:t>
-      </w:r>
-      <w:r>
-        <w:t>s</w:t>
-      </w:r>
-    </w:p>
-    <w:p>
-      <w:pPr>
-        <w:pStyle w:val="Ttulo1"/>
-        <w:rPr>
-          <w:b/>
-        </w:rPr>
-      </w:pPr>
-      <w:r>
-        <w:rPr>
-          <w:b/>
-        </w:rPr>
-        <w:t>Recursos Gerais da Plataforma</w:t>
-      </w:r>
-    </w:p>
-    <w:p>
-      <w:r>
-        <w:t>A plataforma Float oferece</w:t>
-      </w:r>
-      <w:r>
-        <w:t>, na sua interface</w:t>
-      </w:r>
-      <w:r>
-        <w:t>:</w:t>
-      </w:r>
-    </w:p>
-    <w:p>
-      <w:pPr>
-        <w:pStyle w:val="Ttulo2"/>
-        <w:rPr>
-          <w:b/>
-        </w:rPr>
-      </w:pPr>
-      <w:r>
-        <w:t>Perfil</w:t>
-      </w:r>
-    </w:p>
-    <w:p>
-      <w:pPr>
-        <w:jc w:val="both"/>
-      </w:pPr>
-      <w:r>
-        <w:t>O Perfil do Usuário é o principal</w:t>
-      </w:r>
-      <w:r>
-        <w:t xml:space="preserve"> lugar para </w:t>
-      </w:r>
-      <w:r>
-        <w:t>todos os dados e informações referentes à pessoa registrada e suas interações dentro da plataforma.</w:t>
-      </w:r>
-    </w:p>
-    <w:p>
-      <w:pPr>
-        <w:jc w:val="both"/>
-      </w:pPr>
-      <w:r>
-        <w:t>Será o meio por onde o usuário vai interagir com os recursos da plataforma e com outros usuários.</w:t>
-      </w:r>
-      <w:r>
-        <w:t xml:space="preserve"> Disponibilizada tanto para jogadores quanto para desenvolvedores, é na seção do Perfil onde eles</w:t>
-      </w:r>
-      <w:r>
-        <w:t xml:space="preserve"> acessam dados</w:t>
-      </w:r>
-      <w:r>
-        <w:t xml:space="preserve"> referentes à sua atividade na plataforma e nas páginas de jogos que são acessadas, bem como, respectivamente, sobre notificações acerca do estado dos jogos que seguirem ou sobre notificações acerca d</w:t>
-      </w:r>
-      <w:r>
-        <w:t xml:space="preserve">a performance da </w:t>
-      </w:r>
-      <w:r>
-        <w:rPr>
-          <w:i/>
-        </w:rPr>
-        <w:t>demo</w:t>
-      </w:r>
-      <w:r>
-        <w:t xml:space="preserve"> publicada.</w:t>
-      </w:r>
-    </w:p>
-    <w:p>
-      <w:pPr>
-        <w:pStyle w:val="Ttulo2"/>
-        <w:rPr>
-          <w:b/>
-        </w:rPr>
-      </w:pPr>
-      <w:r>
-        <w:t>Biblioteca de jogos</w:t>
-      </w:r>
-      <w:r>
-        <w:t xml:space="preserve"> própria</w:t>
-      </w:r>
-    </w:p>
-    <w:p>
-      <w:pPr>
-        <w:jc w:val="both"/>
-      </w:pPr>
-      <w:r>
-        <w:t>Uma página dentro do Perfil que mostra</w:t>
-      </w:r>
-      <w:r>
-        <w:t>rá</w:t>
-      </w:r>
-      <w:r>
-        <w:t xml:space="preserve"> todas as </w:t>
-      </w:r>
-      <w:r>
-        <w:rPr>
-          <w:i/>
-          <w:iCs/>
-        </w:rPr>
         <w:t>demos</w:t>
       </w:r>
       <w:r>
-        <w:t xml:space="preserve"> que o usuário possui, e que estão disponíveis para serem baixadas</w:t>
-      </w:r>
-      <w:r>
-        <w:t xml:space="preserve">. Incluirá também links de acesso às versões completas das </w:t>
-      </w:r>
-      <w:r>
-        <w:rPr>
-          <w:i/>
-        </w:rPr>
-        <w:t>demos</w:t>
-      </w:r>
-      <w:r>
-        <w:t xml:space="preserve"> quando estas forem lançadas.</w:t>
-      </w:r>
-    </w:p>
-    <w:p>
-      <w:pPr>
-        <w:jc w:val="both"/>
-      </w:pPr>
-      <w:r>
-        <w:t>A Biblioteca de Jogos tem como objetivo concentrar todas as demonstrações de jogos em um único lugar</w:t>
-      </w:r>
-      <w:r>
-        <w:t>, assim o usuário terá uma maneira mais facilitada de acompanhar o progresso de desenvolvimento do jogo e, simultaneamente, possuir mais maneiras de apoiar o desenvolvedor por meio dos links externos dentro da página do jogo.</w:t>
-      </w:r>
-    </w:p>
-    <w:p>
-      <w:pPr>
-        <w:pStyle w:val="Ttulo2"/>
-      </w:pPr>
-      <w:r>
-        <w:t>Feedback facilitado</w:t>
-      </w:r>
-    </w:p>
-    <w:p>
-      <w:pPr>
-        <w:jc w:val="both"/>
-      </w:pPr>
-      <w:r>
-        <w:t xml:space="preserve">Para o lado dos desenvolvedores independentes, métricas </w:t>
-      </w:r>
-      <w:r>
-        <w:t xml:space="preserve">de desempenho </w:t>
-      </w:r>
-      <w:r>
-        <w:t>sobre o jogo serão disponibilizadas</w:t>
-      </w:r>
-      <w:r>
-        <w:t xml:space="preserve"> após o momento da publicação,</w:t>
-      </w:r>
-      <w:r>
-        <w:t xml:space="preserve"> informando sobre</w:t>
-      </w:r>
-      <w:r>
-        <w:t xml:space="preserve"> propriedades como </w:t>
-      </w:r>
-      <w:r>
-        <w:t>o número de usuários</w:t>
-      </w:r>
-      <w:r>
-        <w:t xml:space="preserve"> que colocaram o jogo na lista de desejos, </w:t>
-      </w:r>
-      <w:r>
-        <w:t xml:space="preserve">as </w:t>
-      </w:r>
-      <w:r>
-        <w:t>avaliações</w:t>
-      </w:r>
-      <w:r>
-        <w:t xml:space="preserve"> e</w:t>
-      </w:r>
-      <w:r>
-        <w:t xml:space="preserve"> </w:t>
-      </w:r>
-      <w:r>
-        <w:t xml:space="preserve">os </w:t>
-      </w:r>
-      <w:r>
-        <w:t>comentários</w:t>
-      </w:r>
-      <w:r>
-        <w:t xml:space="preserve"> de jogadores que decidiram experimentar a </w:t>
-      </w:r>
-      <w:r>
-        <w:rPr>
-          <w:i/>
-        </w:rPr>
-        <w:t>demo</w:t>
-      </w:r>
-      <w:r>
-        <w:t xml:space="preserve"> – com tempo de jogo incluído.</w:t>
-      </w:r>
-    </w:p>
-    <w:p>
-      <w:pPr>
-        <w:jc w:val="both"/>
-      </w:pPr>
-      <w:r>
-        <w:t>A</w:t>
-      </w:r>
-      <w:r>
-        <w:t xml:space="preserve">penas </w:t>
-      </w:r>
-      <w:r>
-        <w:t xml:space="preserve">os usuários </w:t>
-      </w:r>
-      <w:r>
-        <w:t>logado</w:t>
-      </w:r>
-      <w:r>
-        <w:t>s em seus perfis</w:t>
-      </w:r>
-      <w:r>
-        <w:t xml:space="preserve"> poder</w:t>
-      </w:r>
-      <w:r>
-        <w:t>ão</w:t>
-      </w:r>
-      <w:r>
-        <w:t xml:space="preserve"> baixar e testar as </w:t>
-      </w:r>
-      <w:r>
-        <w:rPr>
-          <w:i/>
-          <w:iCs/>
-        </w:rPr>
-        <w:t>demos</w:t>
-      </w:r>
-      <w:r>
         <w:t xml:space="preserve">, </w:t>
       </w:r>
       <w:r>
@@ -1851,7 +2268,6 @@
         <w:t xml:space="preserve">ela foi adotada </w:t>
       </w:r>
       <w:r>
-        <w:lastRenderedPageBreak/>
         <w:t>para garantir a facilidade da localização d</w:t>
       </w:r>
       <w:r>
@@ -2092,6 +2508,7 @@
         </w:rPr>
       </w:pPr>
       <w:r>
+        <w:lastRenderedPageBreak/>
         <w:t>Acessibilidade</w:t>
       </w:r>
     </w:p>
@@ -17958,168 +18375,144 @@
         <w:pStyle w:val="Ttulo1"/>
         <w:rPr>
           <w:b/>
+          <w:bCs/>
+          <w:iCs/>
         </w:rPr>
       </w:pPr>
       <w:r>
         <w:rPr>
           <w:i/>
         </w:rPr>
-        <w:t>E quanto aos jogos com restrição de idade</w:t>
-      </w:r>
-      <w:r>
-        <w:rPr>
-          <w:i/>
-        </w:rPr>
-        <w:t>/conteúdo impróprio</w:t>
-      </w:r>
-      <w:r>
-        <w:rPr>
-          <w:i/>
-        </w:rPr>
-        <w:t>? Como vai funcionar o sistema de classificação indicativa?</w:t>
+        <w:t xml:space="preserve">E as fangames? </w:t>
       </w:r>
       <w:r>
         <w:rPr>
           <w:b/>
-        </w:rPr>
-        <w:t xml:space="preserve"> [FAZER]</w:t>
+          <w:bCs/>
+          <w:iCs/>
+        </w:rPr>
+        <w:t>[FAZER]</w:t>
       </w:r>
     </w:p>
     <w:p>
       <w:pPr>
-        <w:pStyle w:val="Ttulo1"/>
         <w:rPr>
           <w:b/>
-        </w:rPr>
-      </w:pPr>
-      <w:r>
-        <w:rPr>
-          <w:bCs/>
-        </w:rPr>
-        <w:t>Como é que</w:t>
-      </w:r>
-      <w:r>
-        <w:rPr>
-          <w:bCs/>
-        </w:rPr>
-        <w:t xml:space="preserve"> vai funcionar a moderação de conteúdo?</w:t>
+          <w:bCs/>
+          <w:u w:val="single"/>
+        </w:rPr>
+      </w:pPr>
+      <w:r>
+        <w:rPr>
+          <w:b/>
+          <w:bCs/>
+          <w:u w:val="single"/>
+        </w:rPr>
+        <w:t>Não serão encorajadas. Nossa plataforma foca em dar mais visibilidade</w:t>
+      </w:r>
+      <w:r>
+        <w:rPr>
+          <w:b/>
+          <w:bCs/>
+          <w:u w:val="single"/>
+        </w:rPr>
+        <w:t xml:space="preserve"> a criações originais e livres de direitos autorais ou que sejam “paródias” de franquias já estabelecidas.</w:t>
       </w:r>
     </w:p>
     <w:p>
       <w:pPr>
+        <w:pStyle w:val="Ttulo1"/>
+        <w:rPr>
+          <w:b/>
+        </w:rPr>
+      </w:pPr>
+      <w:r>
+        <w:rPr>
+          <w:i/>
+        </w:rPr>
+        <w:t>Como vai funcionar o sistema de classificação indicativa?</w:t>
+      </w:r>
+      <w:r>
+        <w:rPr>
+          <w:b/>
+        </w:rPr>
+        <w:t xml:space="preserve"> [FAZER]</w:t>
+      </w:r>
+    </w:p>
+    <w:p>
+      <w:pPr>
         <w:jc w:val="both"/>
-        <w:rPr>
-          <w:bCs/>
-        </w:rPr>
-      </w:pPr>
-      <w:r>
-        <w:t xml:space="preserve">Para as </w:t>
-      </w:r>
-      <w:r>
-        <w:rPr>
+      </w:pPr>
+      <w:r>
+        <w:t>Essa pergunta é pertinente àqueles que</w:t>
+      </w:r>
+    </w:p>
+    <w:p>
+      <w:pPr>
+        <w:jc w:val="both"/>
+      </w:pPr>
+      <w:r>
+        <w:t>A página de aquisição conterá, em suas informações, a faixa etária mínima para que o usuário desfrute plenamente do jogo ofertado.</w:t>
+      </w:r>
+      <w:r>
+        <w:t xml:space="preserve"> Mas, obviamente, apenas uma classificação indicativa não imped</w:t>
+      </w:r>
+      <w:r>
+        <w:t>irá que qualquer usuário indevido baixe a demonstração</w:t>
+      </w:r>
+      <w:r>
+        <w:t xml:space="preserve"> com restrição de idade</w:t>
+      </w:r>
+      <w:r>
+        <w:t>.</w:t>
+      </w:r>
+    </w:p>
+    <w:p>
+      <w:pPr>
+        <w:jc w:val="both"/>
+      </w:pPr>
+    </w:p>
+    <w:p>
+      <w:pPr>
+        <w:jc w:val="both"/>
+      </w:pPr>
+      <w:r>
+        <w:lastRenderedPageBreak/>
+        <w:t>E se o usuário, mesmo assim, não se sente confortável com o conteúdo de certos jogos, s</w:t>
+      </w:r>
+      <w:r>
+        <w:t>erviremos filt</w:t>
+      </w:r>
+      <w:r>
+        <w:t>ros de pesquisa e exibição que não exibem tais jogos, de modo que opções mais adequadas ao gosto do usuário sejam exibidas.</w:t>
+      </w:r>
+    </w:p>
+    <w:p>
+      <w:pPr>
+        <w:pStyle w:val="Ttulo1"/>
+        <w:rPr>
+          <w:b/>
+        </w:rPr>
+      </w:pPr>
+      <w:r>
+        <w:rPr>
+          <w:bCs/>
           <w:i/>
           <w:iCs/>
         </w:rPr>
-        <w:t>demos</w:t>
-      </w:r>
-      <w:r>
+        <w:t>E quanto aos jogos adultos?</w:t>
+      </w:r>
+      <w:r>
+        <w:rPr>
+          <w:bCs/>
+        </w:rPr>
         <w:t xml:space="preserve"> </w:t>
       </w:r>
       <w:r>
-        <w:t xml:space="preserve">já </w:t>
-      </w:r>
-      <w:r>
-        <w:t>publicadas,</w:t>
-      </w:r>
-      <w:r>
-        <w:t xml:space="preserve"> </w:t>
-      </w:r>
-      <w:r>
-        <w:t xml:space="preserve">essa moderação </w:t>
-      </w:r>
-      <w:r>
-        <w:rPr>
-          <w:bCs/>
-        </w:rPr>
-        <w:t xml:space="preserve">inclui, mas não </w:t>
-      </w:r>
-      <w:r>
-        <w:rPr>
-          <w:bCs/>
-        </w:rPr>
-        <w:t xml:space="preserve">está </w:t>
-      </w:r>
-      <w:r>
-        <w:rPr>
-          <w:bCs/>
-        </w:rPr>
-        <w:t>limitad</w:t>
-      </w:r>
-      <w:r>
-        <w:rPr>
-          <w:bCs/>
-        </w:rPr>
-        <w:t>a</w:t>
-      </w:r>
-      <w:r>
-        <w:rPr>
-          <w:bCs/>
-        </w:rPr>
-        <w:t xml:space="preserve"> a: </w:t>
-      </w:r>
-      <w:r>
-        <w:rPr>
-          <w:bCs/>
-        </w:rPr>
-        <w:t xml:space="preserve">nome e descrição do jogo, </w:t>
-      </w:r>
-      <w:r>
-        <w:rPr>
-          <w:bCs/>
-        </w:rPr>
-        <w:t xml:space="preserve">e </w:t>
-      </w:r>
-      <w:r>
-        <w:rPr>
-          <w:bCs/>
-        </w:rPr>
-        <w:t>fotos e vídeos de demonstração</w:t>
-      </w:r>
-      <w:r>
-        <w:rPr>
-          <w:bCs/>
-        </w:rPr>
-        <w:t xml:space="preserve">. Já durante a publicação, </w:t>
-      </w:r>
-      <w:r>
-        <w:rPr>
-          <w:bCs/>
-        </w:rPr>
-        <w:t>se for</w:t>
-      </w:r>
-      <w:r>
-        <w:rPr>
-          <w:bCs/>
-        </w:rPr>
-        <w:t xml:space="preserve"> identificado que </w:t>
-      </w:r>
-      <w:r>
-        <w:rPr>
-          <w:bCs/>
-        </w:rPr>
-        <w:t>algum arquivo d</w:t>
-      </w:r>
-      <w:r>
-        <w:rPr>
-          <w:bCs/>
-        </w:rPr>
-        <w:t>o próprio arquivo do jogo tenha conteúdo malicioso, ele será barrado imediatamente</w:t>
-      </w:r>
-      <w:r>
-        <w:rPr>
-          <w:bCs/>
-        </w:rPr>
-        <w:t>.</w:t>
+        <w:rPr>
+          <w:b/>
+        </w:rPr>
+        <w:t>[FAZER]</w:t>
       </w:r>
     </w:p>
     <w:p>
@@ -18127,25 +18520,19 @@
         <w:jc w:val="both"/>
       </w:pPr>
       <w:r>
-        <w:t>Para os usuários, seus perfis e comentários,</w:t>
-      </w:r>
-      <w:r>
-        <w:t xml:space="preserve"> essa moderação se </w:t>
-      </w:r>
-      <w:r>
-        <w:t>demonstrará</w:t>
-      </w:r>
-      <w:r>
-        <w:t xml:space="preserve"> na revisão do nome do perfil, sua descrição, foto de perfil, conteúdo postado na Comunidade</w:t>
-      </w:r>
-      <w:r>
-        <w:t xml:space="preserve"> </w:t>
-      </w:r>
-      <w:r>
-        <w:t>e nos comentários dentro das páginas de jogos; e quaisquer outras atividades efetuadas pelo usuário</w:t>
-      </w:r>
-      <w:r>
-        <w:t xml:space="preserve"> enquanto este permanecer conectado com seu respectivo perfil na Float.</w:t>
+        <w:t xml:space="preserve">Primeiramente, gostaríamos de esclarecer que, de fato, temos jogos </w:t>
+      </w:r>
+      <w:r>
+        <w:t xml:space="preserve">que não se adequam a </w:t>
+      </w:r>
+      <w:r>
+        <w:t>todos os públicos</w:t>
+      </w:r>
+      <w:r>
+        <w:t xml:space="preserve"> – como indicado na pergunta anterior</w:t>
+      </w:r>
+      <w:r>
+        <w:t>.</w:t>
       </w:r>
     </w:p>
     <w:p>
@@ -18153,85 +18540,62 @@
         <w:jc w:val="both"/>
       </w:pPr>
       <w:r>
-        <w:lastRenderedPageBreak/>
-        <w:t xml:space="preserve">Em ambos os cenários, </w:t>
-      </w:r>
-      <w:r>
-        <w:t xml:space="preserve">uma notificação de e-mail será enviada ao usuário que recebeu a moderação, desse jeito ele estará ciente da alteração e, se achar pertinente, terá o direito de recorrer ou pelo menos entender o porquê da decisão; </w:t>
-      </w:r>
-      <w:r>
-        <w:t xml:space="preserve">caso </w:t>
-      </w:r>
-      <w:r>
-        <w:t>se</w:t>
-      </w:r>
-      <w:r>
-        <w:t>ja</w:t>
-      </w:r>
-      <w:r>
-        <w:t xml:space="preserve"> preciso, um administrador humano será convocado para</w:t>
-      </w:r>
-      <w:r>
-        <w:t xml:space="preserve"> tomar as medidas possíveis a respeito da violação das normas de conduta, caso a infração tome proporções </w:t>
-      </w:r>
-      <w:r>
-        <w:t>maiores</w:t>
-      </w:r>
-      <w:r>
-        <w:t>. Ainda assim, teremos pelo menos um administrador humano verificando a atividade de moderação para certificar-se de que não houve erros como os chamados “banimentos injustos”.</w:t>
+        <w:t>Só que, para respondermos a essa pergunta,</w:t>
+      </w:r>
+      <w:r>
+        <w:t xml:space="preserve"> iremos considerar como “jogos adultos” todas as experiências</w:t>
+      </w:r>
+      <w:r>
+        <w:t xml:space="preserve"> onde uma parte significativa de sua jogabilidade </w:t>
+      </w:r>
+      <w:r>
+        <w:t>se baseia em conteúdo fortemente inadequado para todas as idades</w:t>
+      </w:r>
+      <w:r>
+        <w:t xml:space="preserve"> – isto é, digamos, jogos “eróticos” ou de cunho lascivo</w:t>
+      </w:r>
+      <w:r>
+        <w:t>. É claro que algumas das demos oferecidas dentro da plataforma</w:t>
+      </w:r>
+      <w:r>
+        <w:t xml:space="preserve"> podem apresentar conteúdo impróprio – e para identificar esses detalhes, as categorias de gênero de jogo </w:t>
+      </w:r>
+      <w:r>
+        <w:t xml:space="preserve">e a classificação indicativa </w:t>
+      </w:r>
+      <w:r>
+        <w:t>servirão</w:t>
+      </w:r>
+      <w:r>
+        <w:t xml:space="preserve"> – no entanto, no caso dos jogos adultos,</w:t>
+      </w:r>
+      <w:r>
+        <w:t xml:space="preserve"> esse tipo de conteúdo</w:t>
+      </w:r>
+      <w:r>
+        <w:t xml:space="preserve"> se torna a “marca registrada” do jogo, o que implica uma moderação mais cautelosa.</w:t>
       </w:r>
     </w:p>
     <w:p>
       <w:pPr>
-        <w:pStyle w:val="Ttulo1"/>
-        <w:rPr>
-          <w:b/>
-        </w:rPr>
-      </w:pPr>
-      <w:r>
-        <w:t xml:space="preserve">Mas e os criadores de conteúdo? Eles já não fazem o que nós fazemos? </w:t>
-      </w:r>
-      <w:r>
-        <w:rPr>
-          <w:b/>
-        </w:rPr>
-        <w:t>[FAZER]</w:t>
+        <w:jc w:val="both"/>
+      </w:pPr>
+      <w:r>
+        <w:t>Também destacamos que a resposta aqui engloba tanto os jogos eróticos quanto os jogos extremamente violentos</w:t>
+      </w:r>
+      <w:r>
+        <w:t>, uma vez que ambos são usualmente restritos a pessoas maiores de 18 anos</w:t>
+      </w:r>
+      <w:r>
+        <w:t>.</w:t>
       </w:r>
     </w:p>
     <w:p>
       <w:pPr>
         <w:jc w:val="both"/>
-        <w:rPr>
-          <w:b/>
-          <w:bCs/>
-          <w:u w:val="single"/>
-        </w:rPr>
-      </w:pPr>
-      <w:r>
-        <w:t xml:space="preserve">De fato, criadores de conteúdo ganham monetização, público e engajamento em suas contas – </w:t>
-      </w:r>
-      <w:r>
-        <w:t>exat</w:t>
-      </w:r>
-      <w:r>
-        <w:t xml:space="preserve">amente </w:t>
-      </w:r>
-      <w:r>
-        <w:t>por essa atividade de “divulgação”</w:t>
-      </w:r>
-      <w:r>
-        <w:t xml:space="preserve"> de jogos independentes</w:t>
-      </w:r>
-      <w:r>
-        <w:t xml:space="preserve">. </w:t>
-      </w:r>
-      <w:r>
-        <w:rPr>
-          <w:b/>
-          <w:bCs/>
-          <w:u w:val="single"/>
-        </w:rPr>
-        <w:t>Mas e quanto aos criadores das obras divulgadas: eles recebem o mesmo engajamento?</w:t>
+      </w:pPr>
+      <w:r>
+        <w:t>Agora sim: e quanto aos jogos explícitos?</w:t>
       </w:r>
     </w:p>
     <w:p>
@@ -18244,16 +18608,87 @@
         </w:rPr>
       </w:pPr>
       <w:r>
-        <w:rPr>
-          <w:b/>
-          <w:bCs/>
-          <w:u w:val="single"/>
-        </w:rPr>
-        <w:t>Não queremos dizer que os criadores de conteúdo estão “roubando” público, mas gostaríamos de complementar seus esforços...</w:t>
+        <w:t>Onde</w:t>
+      </w:r>
+      <w:r>
+        <w:t xml:space="preserve"> a resposta é:</w:t>
+      </w:r>
+      <w:r>
+        <w:t xml:space="preserve"> melhor não</w:t>
+      </w:r>
+      <w:r>
+        <w:t>, pelo menos por enquanto</w:t>
+      </w:r>
+      <w:r>
+        <w:t xml:space="preserve">. </w:t>
+      </w:r>
+      <w:r>
+        <w:t>Especialmente com os jogos eróticos, n</w:t>
+      </w:r>
+      <w:r>
+        <w:t xml:space="preserve">ós percebemos </w:t>
+      </w:r>
+      <w:r>
+        <w:t>o</w:t>
+      </w:r>
+      <w:r>
+        <w:t xml:space="preserve"> </w:t>
+      </w:r>
+      <w:r>
+        <w:t>“</w:t>
+      </w:r>
+      <w:r>
+        <w:t>fenômeno</w:t>
+      </w:r>
+      <w:r>
+        <w:t>”</w:t>
+      </w:r>
+      <w:r>
+        <w:t xml:space="preserve"> onde </w:t>
+      </w:r>
+      <w:r>
+        <w:t xml:space="preserve">estes </w:t>
+      </w:r>
+      <w:r>
+        <w:t>recebem muita popularidade apenas por serem eróticos</w:t>
+      </w:r>
+      <w:r>
+        <w:t xml:space="preserve"> </w:t>
+      </w:r>
+      <w:r>
+        <w:t>– o que nos levou a concluir que</w:t>
+      </w:r>
+      <w:r>
+        <w:t xml:space="preserve"> a inclusão de jogos assim </w:t>
+      </w:r>
+      <w:r>
+        <w:t>desbalancearia</w:t>
+      </w:r>
+      <w:r>
+        <w:t xml:space="preserve"> a visibilidade que desejamos ofertar a todos os desenvolvedores</w:t>
+      </w:r>
+      <w:r>
+        <w:t>.</w:t>
+      </w:r>
+      <w:r>
+        <w:t xml:space="preserve"> </w:t>
+      </w:r>
+      <w:r>
+        <w:t xml:space="preserve">Devido a isso, </w:t>
+      </w:r>
+      <w:r>
+        <w:t>nós optamos por não os incluir</w:t>
+      </w:r>
+      <w:r>
+        <w:t xml:space="preserve"> no nosso catálogo</w:t>
+      </w:r>
+      <w:r>
+        <w:t>... Por enquanto?</w:t>
       </w:r>
     </w:p>
     <w:p>
       <w:pPr>
+        <w:jc w:val="both"/>
         <w:rPr>
           <w:b/>
           <w:bCs/>
@@ -18261,127 +18696,224 @@
         </w:rPr>
       </w:pPr>
       <w:r>
+        <w:t xml:space="preserve">Também precisamos considerar que temos um possível </w:t>
+      </w:r>
+      <w:r>
+        <w:t>r</w:t>
+      </w:r>
+      <w:r>
+        <w:t xml:space="preserve">amo educativo, </w:t>
+      </w:r>
+      <w:r>
         <w:rPr>
           <w:b/>
           <w:bCs/>
           <w:u w:val="single"/>
         </w:rPr>
-        <w:t>{</w:t>
-      </w:r>
-      <w:r>
-        <w:rPr>
-          <w:b/>
-          <w:bCs/>
-          <w:u w:val="single"/>
-        </w:rPr>
-        <w:t xml:space="preserve">a divulgação deles é fraca / </w:t>
-      </w:r>
-      <w:r>
-        <w:rPr>
-          <w:b/>
-          <w:bCs/>
-          <w:u w:val="single"/>
-        </w:rPr>
-        <w:t>nós NÃO iremos fazer com que os desenvolvedores sejam forçados a pagar para que sejam divulgados</w:t>
-      </w:r>
-      <w:r>
-        <w:rPr>
-          <w:b/>
-          <w:bCs/>
-          <w:u w:val="single"/>
-        </w:rPr>
-        <w:t xml:space="preserve"> – a nossa plataforma é gratuita</w:t>
-      </w:r>
-      <w:r>
-        <w:rPr>
-          <w:b/>
-          <w:bCs/>
-          <w:u w:val="single"/>
-        </w:rPr>
-        <w:t>}</w:t>
+        <w:t>que entraria em conflito com a proposta</w:t>
       </w:r>
     </w:p>
     <w:p>
       <w:pPr>
-        <w:pStyle w:val="Ttulo1"/>
+        <w:jc w:val="both"/>
         <w:rPr>
           <w:b/>
-        </w:rPr>
-      </w:pPr>
-      <w:r>
-        <w:t xml:space="preserve">Mas e as páginas de reviews de jogos (como a IGN)? Que papel elas possuem? </w:t>
-      </w:r>
+          <w:bCs/>
+          <w:u w:val="single"/>
+        </w:rPr>
+      </w:pPr>
       <w:r>
         <w:rPr>
           <w:b/>
-        </w:rPr>
-        <w:t>[FAZER]</w:t>
+          <w:bCs/>
+          <w:u w:val="single"/>
+        </w:rPr>
+        <w:t>Não é censura, definitivamente</w:t>
+      </w:r>
+      <w:r>
+        <w:rPr>
+          <w:b/>
+          <w:bCs/>
+          <w:u w:val="single"/>
+        </w:rPr>
+        <w:t>, mas também não é um desleixo com a plataforma no sentido de “permitir qualquer coisa”</w:t>
+      </w:r>
+      <w:r>
+        <w:rPr>
+          <w:b/>
+          <w:bCs/>
+          <w:u w:val="single"/>
+        </w:rPr>
+        <w:t xml:space="preserve">. </w:t>
+      </w:r>
+      <w:r>
+        <w:rPr>
+          <w:b/>
+          <w:bCs/>
+          <w:u w:val="single"/>
+        </w:rPr>
+        <w:t>Seria menos uma questão de imagem e decência, e mais uma questão de prioridade e consolidação no mercado.</w:t>
+      </w:r>
+      <w:r>
+        <w:rPr>
+          <w:b/>
+          <w:bCs/>
+          <w:u w:val="single"/>
+        </w:rPr>
+        <w:t xml:space="preserve"> Um “controle de qualidade”, se preferir.</w:t>
       </w:r>
     </w:p>
     <w:p>
       <w:pPr>
         <w:jc w:val="both"/>
-      </w:pPr>
-      <w:r>
-        <w:t>Elas caem na mesma situação dos criadores de conteúdo. No entanto, em comparação com eles, as páginas de críticas e avaliações são ainda menos</w:t>
+        <w:rPr>
+          <w:b/>
+          <w:bCs/>
+          <w:u w:val="single"/>
+        </w:rPr>
+      </w:pPr>
+      <w:r>
+        <w:rPr>
+          <w:b/>
+          <w:bCs/>
+          <w:u w:val="single"/>
+        </w:rPr>
+        <w:t>Em suma: por mais que haja medidas como restrição de idade, os jogos adultos não são prioridade, e na verdade, dificilmente serão considerados.</w:t>
       </w:r>
     </w:p>
     <w:p>
       <w:pPr>
-        <w:jc w:val="both"/>
+        <w:pStyle w:val="Ttulo1"/>
         <w:rPr>
           <w:b/>
-          <w:bCs/>
-          <w:u w:val="single"/>
-        </w:rPr>
-      </w:pPr>
-      <w:r>
-        <w:t xml:space="preserve">Por mais que o impacto dessas páginas não aparente surtir efeito no ecossistema de negócios da nossa empresa, ainda consideramos importante avaliarmos </w:t>
-      </w:r>
-      <w:r>
-        <w:t xml:space="preserve">o </w:t>
-      </w:r>
-      <w:r>
-        <w:t>exat</w:t>
-      </w:r>
-      <w:r>
-        <w:t>o</w:t>
-      </w:r>
-      <w:r>
-        <w:t xml:space="preserve"> impacto </w:t>
-      </w:r>
-      <w:r>
-        <w:t xml:space="preserve">que estas promovem </w:t>
-      </w:r>
-      <w:r>
-        <w:rPr>
-          <w:b/>
-          <w:bCs/>
-          <w:u w:val="single"/>
-        </w:rPr>
-        <w:t>na verdade, essas páginas apenas seriam mais um meio de espalhar o jogo, sendo um “segundo impulso” que, embora apresente os mesmos ideais que os nossos, eles ainda (mesmo sem “querer”)</w:t>
-      </w:r>
-      <w:r>
-        <w:rPr>
-          <w:b/>
-          <w:bCs/>
-          <w:u w:val="single"/>
-        </w:rPr>
-        <w:t xml:space="preserve"> promovem o jogo pela review</w:t>
+          <w:i/>
+          <w:iCs/>
+        </w:rPr>
+      </w:pPr>
+      <w:r>
+        <w:rPr>
+          <w:bCs/>
+          <w:i/>
+          <w:iCs/>
+        </w:rPr>
+        <w:t>Como é que vai funcionar a moderação de conteúdo?</w:t>
       </w:r>
     </w:p>
     <w:p>
       <w:pPr>
-        <w:pStyle w:val="Ttulo1"/>
-        <w:rPr>
-          <w:b/>
-        </w:rPr>
-      </w:pPr>
-      <w:r>
-        <w:rPr>
-          <w:bCs/>
-        </w:rPr>
-        <w:t>E a questão da IA? Diante de toda a controvérsia em volta dela, qual o nosso posicionamento sobre a IA?</w:t>
+        <w:jc w:val="both"/>
+        <w:rPr>
+          <w:bCs/>
+        </w:rPr>
+      </w:pPr>
+      <w:r>
+        <w:t xml:space="preserve">Para as </w:t>
+      </w:r>
+      <w:r>
+        <w:rPr>
+          <w:i/>
+          <w:iCs/>
+        </w:rPr>
+        <w:t>demos</w:t>
+      </w:r>
+      <w:r>
+        <w:t xml:space="preserve"> </w:t>
+      </w:r>
+      <w:r>
+        <w:t xml:space="preserve">já </w:t>
+      </w:r>
+      <w:r>
+        <w:t>publicadas,</w:t>
+      </w:r>
+      <w:r>
+        <w:t xml:space="preserve"> </w:t>
+      </w:r>
+      <w:r>
+        <w:t xml:space="preserve">essa moderação </w:t>
+      </w:r>
+      <w:r>
+        <w:rPr>
+          <w:bCs/>
+        </w:rPr>
+        <w:t xml:space="preserve">inclui, mas não </w:t>
+      </w:r>
+      <w:r>
+        <w:rPr>
+          <w:bCs/>
+        </w:rPr>
+        <w:t xml:space="preserve">está </w:t>
+      </w:r>
+      <w:r>
+        <w:rPr>
+          <w:bCs/>
+        </w:rPr>
+        <w:t>limitad</w:t>
+      </w:r>
+      <w:r>
+        <w:rPr>
+          <w:bCs/>
+        </w:rPr>
+        <w:t>a</w:t>
+      </w:r>
+      <w:r>
+        <w:rPr>
+          <w:bCs/>
+        </w:rPr>
+        <w:t xml:space="preserve"> a: </w:t>
+      </w:r>
+      <w:r>
+        <w:rPr>
+          <w:bCs/>
+        </w:rPr>
+        <w:t xml:space="preserve">nome e descrição do jogo, </w:t>
+      </w:r>
+      <w:r>
+        <w:rPr>
+          <w:bCs/>
+        </w:rPr>
+        <w:t xml:space="preserve">e </w:t>
+      </w:r>
+      <w:r>
+        <w:rPr>
+          <w:bCs/>
+        </w:rPr>
+        <w:t>fotos e vídeos de demonstração</w:t>
+      </w:r>
+      <w:r>
+        <w:rPr>
+          <w:bCs/>
+        </w:rPr>
+        <w:t xml:space="preserve">. Já durante a publicação, </w:t>
+      </w:r>
+      <w:r>
+        <w:rPr>
+          <w:bCs/>
+        </w:rPr>
+        <w:t>se for</w:t>
+      </w:r>
+      <w:r>
+        <w:rPr>
+          <w:bCs/>
+        </w:rPr>
+        <w:t xml:space="preserve"> identificado que </w:t>
+      </w:r>
+      <w:r>
+        <w:rPr>
+          <w:bCs/>
+        </w:rPr>
+        <w:t>algum arquivo d</w:t>
+      </w:r>
+      <w:r>
+        <w:rPr>
+          <w:bCs/>
+        </w:rPr>
+        <w:t>o próprio arquivo do jogo tenha conteúdo malicioso, ele será barrado imediatamente</w:t>
+      </w:r>
+      <w:r>
+        <w:rPr>
+          <w:bCs/>
+        </w:rPr>
+        <w:t>.</w:t>
       </w:r>
     </w:p>
     <w:p>
@@ -18389,22 +18921,25 @@
         <w:jc w:val="both"/>
       </w:pPr>
       <w:r>
-        <w:t xml:space="preserve">Nós </w:t>
-      </w:r>
-      <w:r>
-        <w:t>nos demos conta de</w:t>
-      </w:r>
-      <w:r>
-        <w:t xml:space="preserve"> como essa controvérsia atin</w:t>
-      </w:r>
-      <w:r>
-        <w:t>g</w:t>
-      </w:r>
-      <w:r>
-        <w:t>e a indústria de jogos</w:t>
-      </w:r>
-      <w:r>
-        <w:t>, notavelmente na utilização de artes promocionais e recursos dentro do jogo gerados pela inteligência artificial.</w:t>
+        <w:t>Para os usuários, seus perfis e comentários,</w:t>
+      </w:r>
+      <w:r>
+        <w:t xml:space="preserve"> essa moderação se </w:t>
+      </w:r>
+      <w:r>
+        <w:t>demonstrará</w:t>
+      </w:r>
+      <w:r>
+        <w:t xml:space="preserve"> na revisão do nome do perfil, sua descrição, foto de perfil, conteúdo postado na Comunidade</w:t>
+      </w:r>
+      <w:r>
+        <w:t xml:space="preserve"> </w:t>
+      </w:r>
+      <w:r>
+        <w:t>e nos comentários dentro das páginas de jogos; e quaisquer outras atividades efetuadas pelo usuário</w:t>
+      </w:r>
+      <w:r>
+        <w:t xml:space="preserve"> enquanto este permanecer conectado com seu respectivo perfil na Float.</w:t>
       </w:r>
     </w:p>
     <w:p>
@@ -18412,165 +18947,186 @@
         <w:jc w:val="both"/>
       </w:pPr>
       <w:r>
-        <w:t>Por sermos uma plataforma que busca a valorização de talentos humanos, nós</w:t>
-      </w:r>
-      <w:r>
-        <w:t xml:space="preserve"> nos posicionamos contra a dominação da IA como ferramenta criadora de projetos</w:t>
-      </w:r>
-      <w:r>
-        <w:t>.</w:t>
-      </w:r>
-      <w:r>
-        <w:t xml:space="preserve"> Acreditamos que</w:t>
-      </w:r>
-      <w:r>
-        <w:t xml:space="preserve"> </w:t>
-      </w:r>
-      <w:r>
-        <w:t>a inteligência artificial não deveria passar de</w:t>
-      </w:r>
-      <w:r>
-        <w:t xml:space="preserve"> uma ferramenta que auxilie o desenvolvedor na programação de suas ideias e que,</w:t>
-      </w:r>
-      <w:r>
-        <w:t xml:space="preserve"> </w:t>
-      </w:r>
-      <w:r>
-        <w:t xml:space="preserve">ao mesmo tempo, </w:t>
-      </w:r>
-      <w:r>
-        <w:t>não crie uma dependência no desenvolvedor</w:t>
-      </w:r>
-      <w:r>
-        <w:t xml:space="preserve"> </w:t>
-      </w:r>
-      <w:r>
-        <w:t>e tire a sua autonomia criativa</w:t>
-      </w:r>
-      <w:r>
-        <w:t>.</w:t>
-      </w:r>
-      <w:r>
-        <w:t xml:space="preserve"> </w:t>
-      </w:r>
-      <w:r>
-        <w:rPr>
-          <w:bCs/>
-        </w:rPr>
-        <w:t>P</w:t>
-      </w:r>
-      <w:r>
-        <w:rPr>
-          <w:bCs/>
-        </w:rPr>
-        <w:t xml:space="preserve">ortanto, desencorajamos o uso da inteligência artificial como algo que “faça o trabalho por você” – </w:t>
-      </w:r>
-      <w:r>
-        <w:rPr>
-          <w:bCs/>
-        </w:rPr>
-        <w:t xml:space="preserve">justamente para </w:t>
-      </w:r>
-      <w:r>
-        <w:rPr>
-          <w:bCs/>
-        </w:rPr>
-        <w:t>consolidar essa construção de habilidades de concepção de jogos e para incentivar uma competição justa entre os próprios desenvolvedores</w:t>
-      </w:r>
-      <w:r>
-        <w:t>.</w:t>
+        <w:t xml:space="preserve">Em ambos os cenários, </w:t>
+      </w:r>
+      <w:r>
+        <w:t xml:space="preserve">uma notificação de e-mail será enviada ao usuário que recebeu a moderação, desse jeito ele estará ciente da alteração e, se achar pertinente, terá o direito de </w:t>
+      </w:r>
+      <w:r>
+        <w:lastRenderedPageBreak/>
+        <w:t xml:space="preserve">recorrer ou pelo menos entender o porquê da decisão; </w:t>
+      </w:r>
+      <w:r>
+        <w:t xml:space="preserve">caso </w:t>
+      </w:r>
+      <w:r>
+        <w:t>se</w:t>
+      </w:r>
+      <w:r>
+        <w:t>ja</w:t>
+      </w:r>
+      <w:r>
+        <w:t xml:space="preserve"> preciso, um administrador humano será convocado para</w:t>
+      </w:r>
+      <w:r>
+        <w:t xml:space="preserve"> tomar as medidas possíveis a respeito da violação das normas de conduta, caso a infração tome proporções </w:t>
+      </w:r>
+      <w:r>
+        <w:t>maiores</w:t>
+      </w:r>
+      <w:r>
+        <w:t>. Ainda assim, teremos pelo menos um administrador humano verificando a atividade de moderação para certificar-se de que não houve erros como os chamados “banimentos injustos”.</w:t>
       </w:r>
     </w:p>
     <w:p>
       <w:pPr>
-        <w:jc w:val="both"/>
-      </w:pPr>
-      <w:r>
-        <w:t>Um exemplo dessa “política de</w:t>
-      </w:r>
-      <w:r>
-        <w:t xml:space="preserve"> incentivo à</w:t>
-      </w:r>
-      <w:r>
-        <w:t xml:space="preserve"> </w:t>
-      </w:r>
-      <w:r>
-        <w:t>originalidade</w:t>
-      </w:r>
-      <w:r>
-        <w:t>”</w:t>
-      </w:r>
-      <w:r>
-        <w:t xml:space="preserve"> vai estar presente nos momentos em que um desenvolvedor estará publicando a sua </w:t>
-      </w:r>
+        <w:pStyle w:val="Ttulo1"/>
+        <w:rPr>
+          <w:b/>
+        </w:rPr>
+      </w:pPr>
       <w:r>
         <w:rPr>
           <w:i/>
           <w:iCs/>
         </w:rPr>
-        <w:t>demo</w:t>
-      </w:r>
-      <w:r>
-        <w:t xml:space="preserve">: se ele anexar imagens geradas artificialmente, a IA integrada à plataforma não irá apagar ou reiniciar o processo de publicação, mas somente irá suspender a concretização dessa publicação. Isto é, a </w:t>
-      </w:r>
-      <w:r>
-        <w:t xml:space="preserve">página da </w:t>
-      </w:r>
+        <w:t>Mas e os criadores de conteúdo? Eles já não fazem o que nós fazemos?</w:t>
+      </w:r>
+      <w:r>
+        <w:t xml:space="preserve"> </w:t>
+      </w:r>
+      <w:r>
+        <w:rPr>
+          <w:b/>
+        </w:rPr>
+        <w:t>[FAZER]</w:t>
+      </w:r>
+    </w:p>
+    <w:p>
+      <w:pPr>
+        <w:jc w:val="both"/>
+        <w:rPr>
+          <w:b/>
+          <w:bCs/>
+          <w:u w:val="single"/>
+        </w:rPr>
+      </w:pPr>
+      <w:r>
+        <w:t xml:space="preserve">De fato, criadores de conteúdo ganham monetização, público e engajamento em suas contas – </w:t>
+      </w:r>
+      <w:r>
+        <w:t>exat</w:t>
+      </w:r>
+      <w:r>
+        <w:t xml:space="preserve">amente </w:t>
+      </w:r>
+      <w:r>
+        <w:t>por essa atividade de “divulgação”</w:t>
+      </w:r>
+      <w:r>
+        <w:t xml:space="preserve"> de jogos independentes</w:t>
+      </w:r>
+      <w:r>
+        <w:t xml:space="preserve">. </w:t>
+      </w:r>
+      <w:r>
+        <w:rPr>
+          <w:b/>
+          <w:bCs/>
+          <w:u w:val="single"/>
+        </w:rPr>
+        <w:t>Mas e quanto aos criadores das obras divulgadas: eles recebem o mesmo engajamento?</w:t>
+      </w:r>
+    </w:p>
+    <w:p>
+      <w:pPr>
+        <w:jc w:val="both"/>
+        <w:rPr>
+          <w:b/>
+          <w:bCs/>
+          <w:u w:val="single"/>
+        </w:rPr>
+      </w:pPr>
+      <w:r>
+        <w:rPr>
+          <w:b/>
+          <w:bCs/>
+          <w:u w:val="single"/>
+        </w:rPr>
+        <w:t>Não queremos dizer que os criadores de conteúdo estão “roubando” público, mas gostaríamos de complementar seus esforços...</w:t>
+      </w:r>
+    </w:p>
+    <w:p>
+      <w:pPr>
+        <w:rPr>
+          <w:b/>
+          <w:bCs/>
+          <w:u w:val="single"/>
+        </w:rPr>
+      </w:pPr>
+      <w:r>
+        <w:rPr>
+          <w:b/>
+          <w:bCs/>
+          <w:u w:val="single"/>
+        </w:rPr>
+        <w:t>{</w:t>
+      </w:r>
+      <w:r>
+        <w:rPr>
+          <w:b/>
+          <w:bCs/>
+          <w:u w:val="single"/>
+        </w:rPr>
+        <w:t xml:space="preserve">a divulgação deles é fraca / </w:t>
+      </w:r>
+      <w:r>
+        <w:rPr>
+          <w:b/>
+          <w:bCs/>
+          <w:u w:val="single"/>
+        </w:rPr>
+        <w:t>nós NÃO iremos fazer com que os desenvolvedores sejam forçados a pagar para que sejam divulgados</w:t>
+      </w:r>
+      <w:r>
+        <w:rPr>
+          <w:b/>
+          <w:bCs/>
+          <w:u w:val="single"/>
+        </w:rPr>
+        <w:t xml:space="preserve"> – a nossa plataforma é gratuita</w:t>
+      </w:r>
+      <w:r>
+        <w:rPr>
+          <w:b/>
+          <w:bCs/>
+          <w:u w:val="single"/>
+        </w:rPr>
+        <w:t>}</w:t>
+      </w:r>
+    </w:p>
+    <w:p>
+      <w:pPr>
+        <w:pStyle w:val="Ttulo1"/>
+        <w:rPr>
+          <w:b/>
+        </w:rPr>
+      </w:pPr>
       <w:r>
         <w:rPr>
           <w:i/>
           <w:iCs/>
         </w:rPr>
-        <w:t>demo</w:t>
+        <w:t>Mas e as páginas de reviews de jogos (como a IGN)? Que papel elas possuem?</w:t>
       </w:r>
       <w:r>
         <w:t xml:space="preserve"> </w:t>
       </w:r>
       <w:r>
-        <w:t xml:space="preserve">ainda </w:t>
-      </w:r>
-      <w:r>
-        <w:lastRenderedPageBreak/>
-        <w:t xml:space="preserve">estará disponível para ser personalizada à vontade pelo desenvolvedor, entretanto a ação de lançar essa página ao público simplesmente será barrada </w:t>
-      </w:r>
-      <w:r>
-        <w:t>– essa medida pode ser interpretada como um “controle de qualidade”</w:t>
-      </w:r>
-      <w:r>
-        <w:t>,</w:t>
-      </w:r>
-      <w:r>
-        <w:t xml:space="preserve"> de forma que garanta </w:t>
-      </w:r>
-      <w:r>
-        <w:t>a autenticidade das produções publicadas e de forma que evite</w:t>
-      </w:r>
-      <w:r>
-        <w:t xml:space="preserve"> a</w:t>
-      </w:r>
-      <w:r>
-        <w:t xml:space="preserve"> </w:t>
-      </w:r>
-      <w:r>
-        <w:t xml:space="preserve">queda na qualidade dos jogos ofertados e </w:t>
-      </w:r>
-      <w:r>
-        <w:t>o que chamamos de “automatização de lançamentos”</w:t>
-      </w:r>
-      <w:r>
-        <w:t xml:space="preserve"> ou </w:t>
-      </w:r>
-      <w:r>
-        <w:t>“</w:t>
-      </w:r>
-      <w:r>
-        <w:t>lançamentos sem alma</w:t>
-      </w:r>
-      <w:r>
-        <w:t>”</w:t>
-      </w:r>
-      <w:r>
-        <w:t>.</w:t>
+        <w:rPr>
+          <w:b/>
+        </w:rPr>
+        <w:t>[FAZER]</w:t>
       </w:r>
     </w:p>
     <w:p>
@@ -18578,53 +19134,312 @@
         <w:jc w:val="both"/>
       </w:pPr>
       <w:r>
-        <w:t>Aqui vai um adendo: é</w:t>
-      </w:r>
-      <w:r>
-        <w:t xml:space="preserve"> verdade que contamos </w:t>
-      </w:r>
-      <w:r>
-        <w:t xml:space="preserve">justamente </w:t>
-      </w:r>
-      <w:r>
-        <w:t>com uma IA para moderações de conteúdo publicado na Float</w:t>
-      </w:r>
-      <w:r>
-        <w:t xml:space="preserve"> (assim como nesse exemplo citado </w:t>
-      </w:r>
-      <w:r>
-        <w:t>agora</w:t>
-      </w:r>
-      <w:r>
-        <w:t>)</w:t>
-      </w:r>
-      <w:r>
-        <w:t xml:space="preserve">, mas gostaríamos de ressaltar que essa Ia não é generativa (ou seja, não é capaz de criar </w:t>
-      </w:r>
-      <w:r>
-        <w:t>algo do zero</w:t>
-      </w:r>
-      <w:r>
-        <w:t>, apenas verificar o que já existe e tomar uma ação dependendo do conteúdo) – além disso, contamos com administradores humanos para corrigirem quaisquer imprecisões</w:t>
-      </w:r>
-      <w:r>
-        <w:t xml:space="preserve"> e/ou deslizes</w:t>
-      </w:r>
-      <w:r>
-        <w:t xml:space="preserve"> nas análises dessa IA</w:t>
-      </w:r>
-      <w:r>
-        <w:t>, assegurando uma avaliação justa do que é compartilhado na plataforma</w:t>
-      </w:r>
-      <w:r>
-        <w:t>.</w:t>
-      </w:r>
-      <w:r>
-        <w:br w:type="page"/>
+        <w:t>Elas caem na mesma situação dos criadores de conteúdo. No entanto, em comparação com eles, as páginas de críticas e avaliações são ainda menos</w:t>
       </w:r>
     </w:p>
     <w:p>
       <w:pPr>
+        <w:jc w:val="both"/>
+        <w:rPr>
+          <w:b/>
+          <w:bCs/>
+          <w:u w:val="single"/>
+        </w:rPr>
+      </w:pPr>
+      <w:r>
+        <w:t xml:space="preserve">Por mais que o impacto dessas páginas não aparente surtir efeito no ecossistema de negócios da nossa empresa, ainda consideramos importante avaliarmos </w:t>
+      </w:r>
+      <w:r>
+        <w:t xml:space="preserve">o </w:t>
+      </w:r>
+      <w:r>
+        <w:t>exat</w:t>
+      </w:r>
+      <w:r>
+        <w:t>o</w:t>
+      </w:r>
+      <w:r>
+        <w:t xml:space="preserve"> impacto </w:t>
+      </w:r>
+      <w:r>
+        <w:t xml:space="preserve">que estas promovem </w:t>
+      </w:r>
+      <w:r>
+        <w:rPr>
+          <w:b/>
+          <w:bCs/>
+          <w:u w:val="single"/>
+        </w:rPr>
+        <w:t>na verdade, essas páginas apenas seriam mais um meio de espalhar o jogo, sendo um “segundo impulso” que, embora apresente os mesmos ideais que os nossos, eles ainda (mesmo sem “querer”)</w:t>
+      </w:r>
+      <w:r>
+        <w:rPr>
+          <w:b/>
+          <w:bCs/>
+          <w:u w:val="single"/>
+        </w:rPr>
+        <w:t xml:space="preserve"> promovem o jogo pela review</w:t>
+      </w:r>
+    </w:p>
+    <w:p>
+      <w:pPr>
+        <w:pStyle w:val="Ttulo1"/>
+        <w:rPr>
+          <w:b/>
+          <w:i/>
+          <w:iCs/>
+        </w:rPr>
+      </w:pPr>
+      <w:r>
+        <w:rPr>
+          <w:bCs/>
+          <w:i/>
+          <w:iCs/>
+        </w:rPr>
+        <w:t>E a questão da IA? Diante de toda a controvérsia em volta dela, qual o nosso posicionamento sobre a IA?</w:t>
+      </w:r>
+    </w:p>
+    <w:p>
+      <w:pPr>
+        <w:jc w:val="both"/>
+      </w:pPr>
+      <w:r>
+        <w:t xml:space="preserve">Nós </w:t>
+      </w:r>
+      <w:r>
+        <w:t>nos demos conta de</w:t>
+      </w:r>
+      <w:r>
+        <w:t xml:space="preserve"> como essa controvérsia atin</w:t>
+      </w:r>
+      <w:r>
+        <w:t>g</w:t>
+      </w:r>
+      <w:r>
+        <w:t>e a indústria de jogos</w:t>
+      </w:r>
+      <w:r>
+        <w:t>, notavelmente na utilização de artes promocionais e recursos dentro do jogo gerados pela inteligência artificial.</w:t>
+      </w:r>
+    </w:p>
+    <w:p>
+      <w:pPr>
+        <w:jc w:val="both"/>
+      </w:pPr>
+      <w:r>
+        <w:t>Por sermos uma plataforma que busca a valorização de talentos humanos, nós</w:t>
+      </w:r>
+      <w:r>
+        <w:t xml:space="preserve"> nos posicionamos contra a dominação da IA como ferramenta criadora de projetos</w:t>
+      </w:r>
+      <w:r>
+        <w:t>.</w:t>
+      </w:r>
+      <w:r>
+        <w:t xml:space="preserve"> Acreditamos que</w:t>
+      </w:r>
+      <w:r>
+        <w:t xml:space="preserve"> </w:t>
+      </w:r>
+      <w:r>
+        <w:t>a inteligência artificial não deveria passar de</w:t>
+      </w:r>
+      <w:r>
+        <w:t xml:space="preserve"> uma ferramenta que auxilie o desenvolvedor na programação de suas ideias e que,</w:t>
+      </w:r>
+      <w:r>
+        <w:t xml:space="preserve"> </w:t>
+      </w:r>
+      <w:r>
+        <w:t xml:space="preserve">ao mesmo tempo, </w:t>
+      </w:r>
+      <w:r>
+        <w:t>não crie uma dependência no desenvolvedor</w:t>
+      </w:r>
+      <w:r>
+        <w:t xml:space="preserve"> </w:t>
+      </w:r>
+      <w:r>
+        <w:t>e tire a sua autonomia criativa</w:t>
+      </w:r>
+      <w:r>
+        <w:t>.</w:t>
+      </w:r>
+      <w:r>
+        <w:t xml:space="preserve"> </w:t>
+      </w:r>
+      <w:r>
+        <w:rPr>
+          <w:bCs/>
+        </w:rPr>
+        <w:t>P</w:t>
+      </w:r>
+      <w:r>
+        <w:rPr>
+          <w:bCs/>
+        </w:rPr>
+        <w:t xml:space="preserve">ortanto, desencorajamos o uso da inteligência artificial como algo que “faça o trabalho por você” – </w:t>
+      </w:r>
+      <w:r>
+        <w:rPr>
+          <w:bCs/>
+        </w:rPr>
+        <w:t xml:space="preserve">justamente para </w:t>
+      </w:r>
+      <w:r>
+        <w:rPr>
+          <w:bCs/>
+        </w:rPr>
+        <w:t>consolidar essa construção de habilidades de concepção de jogos e para incentivar uma competição justa entre os próprios desenvolvedores</w:t>
+      </w:r>
+      <w:r>
+        <w:t>.</w:t>
+      </w:r>
+    </w:p>
+    <w:p>
+      <w:pPr>
+        <w:jc w:val="both"/>
+      </w:pPr>
+      <w:r>
+        <w:t>Um exemplo dessa “política de</w:t>
+      </w:r>
+      <w:r>
+        <w:t xml:space="preserve"> incentivo à</w:t>
+      </w:r>
+      <w:r>
+        <w:t xml:space="preserve"> </w:t>
+      </w:r>
+      <w:r>
+        <w:t>originalidade</w:t>
+      </w:r>
+      <w:r>
+        <w:t>”</w:t>
+      </w:r>
+      <w:r>
+        <w:t xml:space="preserve"> vai estar presente nos momentos em que um desenvolvedor estará publicando a sua </w:t>
+      </w:r>
+      <w:r>
+        <w:rPr>
+          <w:i/>
+          <w:iCs/>
+        </w:rPr>
+        <w:t>demo</w:t>
+      </w:r>
+      <w:r>
+        <w:t xml:space="preserve">: se ele anexar imagens geradas artificialmente, a IA integrada à plataforma não irá apagar ou reiniciar o processo de publicação, mas somente irá suspender a concretização dessa publicação. Isto é, a </w:t>
+      </w:r>
+      <w:r>
+        <w:t xml:space="preserve">página da </w:t>
+      </w:r>
+      <w:r>
+        <w:rPr>
+          <w:i/>
+          <w:iCs/>
+        </w:rPr>
+        <w:t>demo</w:t>
+      </w:r>
+      <w:r>
+        <w:t xml:space="preserve"> </w:t>
+      </w:r>
+      <w:r>
+        <w:t xml:space="preserve">ainda estará disponível para ser personalizada à vontade pelo desenvolvedor, entretanto a ação de lançar essa página ao público simplesmente será barrada </w:t>
+      </w:r>
+      <w:r>
+        <w:t xml:space="preserve">– essa medida pode ser interpretada </w:t>
+      </w:r>
+      <w:r>
+        <w:lastRenderedPageBreak/>
+        <w:t>como um “controle de qualidade”</w:t>
+      </w:r>
+      <w:r>
+        <w:t>,</w:t>
+      </w:r>
+      <w:r>
+        <w:t xml:space="preserve"> de forma que garanta </w:t>
+      </w:r>
+      <w:r>
+        <w:t>a autenticidade das produções publicadas e de forma que evite</w:t>
+      </w:r>
+      <w:r>
+        <w:t xml:space="preserve"> a</w:t>
+      </w:r>
+      <w:r>
+        <w:t xml:space="preserve"> </w:t>
+      </w:r>
+      <w:r>
+        <w:t xml:space="preserve">queda na qualidade dos jogos ofertados e </w:t>
+      </w:r>
+      <w:r>
+        <w:t>o que chamamos de “automatização de lançamentos”</w:t>
+      </w:r>
+      <w:r>
+        <w:t xml:space="preserve"> ou </w:t>
+      </w:r>
+      <w:r>
+        <w:t>“</w:t>
+      </w:r>
+      <w:r>
+        <w:t>lançamentos sem alma</w:t>
+      </w:r>
+      <w:r>
+        <w:t>”</w:t>
+      </w:r>
+      <w:r>
+        <w:t>.</w:t>
+      </w:r>
+    </w:p>
+    <w:p>
+      <w:pPr>
+        <w:jc w:val="both"/>
+      </w:pPr>
+      <w:r>
+        <w:t>Aqui vai um adendo: é</w:t>
+      </w:r>
+      <w:r>
+        <w:t xml:space="preserve"> verdade que contamos </w:t>
+      </w:r>
+      <w:r>
+        <w:t xml:space="preserve">justamente </w:t>
+      </w:r>
+      <w:r>
+        <w:t>com uma IA para moderações de conteúdo publicado na Float</w:t>
+      </w:r>
+      <w:r>
+        <w:t xml:space="preserve"> (assim como nesse exemplo citado </w:t>
+      </w:r>
+      <w:r>
+        <w:t>agora</w:t>
+      </w:r>
+      <w:r>
+        <w:t>)</w:t>
+      </w:r>
+      <w:r>
+        <w:t xml:space="preserve">, mas gostaríamos de ressaltar que essa Ia não é generativa (ou seja, não é capaz de criar </w:t>
+      </w:r>
+      <w:r>
+        <w:t>algo do zero</w:t>
+      </w:r>
+      <w:r>
+        <w:t>, apenas verificar o que já existe e tomar uma ação dependendo do conteúdo) – além disso, contamos com administradores humanos para corrigirem quaisquer imprecisões</w:t>
+      </w:r>
+      <w:r>
+        <w:t xml:space="preserve"> e/ou deslizes</w:t>
+      </w:r>
+      <w:r>
+        <w:t xml:space="preserve"> nas análises dessa IA</w:t>
+      </w:r>
+      <w:r>
+        <w:t>, assegurando uma avaliação justa do que é compartilhado na plataforma</w:t>
+      </w:r>
+      <w:r>
+        <w:t>.</w:t>
+      </w:r>
+      <w:r>
+        <w:br w:type="page"/>
+      </w:r>
+    </w:p>
+    <w:p>
+      <w:pPr>
         <w:pStyle w:val="Ttulo"/>
         <w:jc w:val="center"/>
       </w:pPr>
@@ -18938,28 +19753,28 @@
         <w:t xml:space="preserve">Um amor guiado por valores como </w:t>
       </w:r>
       <w:r>
-        <w:rPr>
-          <w:b/>
-          <w:bCs/>
-          <w:u w:val="single"/>
-        </w:rPr>
-        <w:t>Originalidade, criatividade e a fuga do rotineiro</w:t>
-      </w:r>
-      <w:r>
-        <w:rPr>
-          <w:b/>
-          <w:bCs/>
-          <w:u w:val="single"/>
-        </w:rPr>
+        <w:t>o</w:t>
+      </w:r>
+      <w:r>
+        <w:t>riginalidade, criatividade e a fuga do rotineiro</w:t>
+      </w:r>
+      <w:r>
         <w:t>. E, o mais inspirador, a vontade humana de</w:t>
       </w:r>
       <w:r>
-        <w:rPr>
-          <w:b/>
-          <w:bCs/>
-          <w:u w:val="single"/>
-        </w:rPr>
-        <w:t xml:space="preserve"> e a inspiração que surge</w:t>
+        <w:t xml:space="preserve"> </w:t>
+      </w:r>
+      <w:r>
+        <w:t xml:space="preserve">criar </w:t>
+      </w:r>
+      <w:r>
+        <w:t>e a inspiração que surge</w:t>
+      </w:r>
+      <w:r>
+        <w:t xml:space="preserve"> ao</w:t>
+      </w:r>
+      <w:r>
+        <w:t xml:space="preserve"> notar oportunidades e ramos não explorados dentro do universo dos jogos eletrônicos.</w:t>
       </w:r>
     </w:p>
     <w:p>
@@ -19033,6 +19848,15 @@
       <w:pPr>
         <w:jc w:val="center"/>
       </w:pPr>
+      <w:r>
+        <w:t xml:space="preserve">Nossos serviços não se resumem a apenas “promover </w:t>
+      </w:r>
+      <w:r>
+        <w:t>jogos obscuros</w:t>
+      </w:r>
+      <w:r>
+        <w:t>” -</w:t>
+      </w:r>
     </w:p>
     <w:p>
       <w:pPr>
@@ -19047,6 +19871,9 @@
           <w:iCs/>
         </w:rPr>
         <w:t>indie</w:t>
+      </w:r>
+      <w:r>
+        <w:t>: conectando ideias, elevando o jogo</w:t>
       </w:r>
       <w:r>
         <w:t>. E essa foi</w:t>
@@ -19097,6 +19924,60 @@
       </w:pPr>
       <w:r>
         <w:t>Estudo de Caso do mercado atual</w:t>
+      </w:r>
+    </w:p>
+    <w:p>
+      <w:pPr>
+        <w:pStyle w:val="PargrafodaLista"/>
+        <w:numPr>
+          <w:ilvl w:val="0"/>
+          <w:numId w:val="2"/>
+        </w:numPr>
+        <w:rPr>
+          <w:bCs/>
+        </w:rPr>
+      </w:pPr>
+      <w:r>
+        <w:rPr>
+          <w:bCs/>
+        </w:rPr>
+        <w:t>E</w:t>
+      </w:r>
+      <w:r>
+        <w:rPr>
+          <w:bCs/>
+        </w:rPr>
+        <w:t>xemplos</w:t>
+      </w:r>
+      <w:r>
+        <w:rPr>
+          <w:bCs/>
+        </w:rPr>
+        <w:t>:</w:t>
+      </w:r>
+      <w:r>
+        <w:rPr>
+          <w:bCs/>
+        </w:rPr>
+        <w:t xml:space="preserve"> domínio dos conhecidos</w:t>
+      </w:r>
+      <w:r>
+        <w:rPr>
+          <w:bCs/>
+        </w:rPr>
+        <w:t>, jogos</w:t>
+      </w:r>
+      <w:r>
+        <w:rPr>
+          <w:bCs/>
+        </w:rPr>
+        <w:t xml:space="preserve"> indie e inovações que eles trouxeram</w:t>
+      </w:r>
+      <w:r>
+        <w:rPr>
+          <w:bCs/>
+        </w:rPr>
+        <w:t>, criadores de conteúdo nacionais e internacionais</w:t>
       </w:r>
     </w:p>
     <w:sectPr>
@@ -21167,6 +22048,7 @@
     <w:lsdException w:name="HTML Sample" w:semiHidden="1" w:unhideWhenUsed="1"/>
     <w:lsdException w:name="HTML Typewriter" w:semiHidden="1" w:unhideWhenUsed="1"/>
     <w:lsdException w:name="HTML Variable" w:semiHidden="1" w:unhideWhenUsed="1"/>
+    <w:lsdException w:name="Normal Table" w:semiHidden="1" w:unhideWhenUsed="1"/>
     <w:lsdException w:name="annotation subject" w:semiHidden="1" w:unhideWhenUsed="1"/>
     <w:lsdException w:name="No List" w:semiHidden="1" w:unhideWhenUsed="1"/>
     <w:lsdException w:name="Outline List 1" w:semiHidden="1" w:unhideWhenUsed="1"/>
@@ -21213,8 +22095,10 @@
     <w:lsdException w:name="Table Subtle 2" w:semiHidden="1" w:unhideWhenUsed="1"/>
     <w:lsdException w:name="Table Web 1" w:semiHidden="1" w:unhideWhenUsed="1"/>
     <w:lsdException w:name="Table Web 2" w:semiHidden="1" w:unhideWhenUsed="1"/>
+    <w:lsdException w:name="Table Web 3" w:semiHidden="1" w:unhideWhenUsed="1"/>
     <w:lsdException w:name="Balloon Text" w:semiHidden="1" w:unhideWhenUsed="1"/>
     <w:lsdException w:name="Table Grid" w:uiPriority="59"/>
+    <w:lsdException w:name="Table Theme" w:semiHidden="1" w:unhideWhenUsed="1"/>
     <w:lsdException w:name="Placeholder Text" w:semiHidden="1"/>
     <w:lsdException w:name="No Spacing" w:uiPriority="1" w:qFormat="1"/>
     <w:lsdException w:name="Light Shading" w:uiPriority="60"/>
